--- a/Docs/Technical_Report - Copy - Copy.docx
+++ b/Docs/Technical_Report - Copy - Copy.docx
@@ -6538,11 +6538,7 @@
           </mc:Choice>
           <mc:Fallback>
             <w:pict>
-              <v:shapetype w14:anchorId="2F0C2B92" id="_x0000_t202" coordsize="21600,21600" o:spt="202" path="m,l,21600r21600,l21600,xe">
-                <v:stroke joinstyle="miter"/>
-                <v:path gradientshapeok="t" o:connecttype="rect"/>
-              </v:shapetype>
-              <v:shape id="Text Box 2" o:spid="_x0000_s1027" type="#_x0000_t202" style="position:absolute;left:0;text-align:left;margin-left:132pt;margin-top:.6pt;width:151.5pt;height:20.5pt;z-index:251660288;visibility:visible;mso-wrap-style:square;mso-width-percent:0;mso-height-percent:0;mso-wrap-distance-left:9pt;mso-wrap-distance-top:0;mso-wrap-distance-right:9pt;mso-wrap-distance-bottom:0;mso-position-horizontal:absolute;mso-position-horizontal-relative:text;mso-position-vertical:absolute;mso-position-vertical-relative:text;mso-width-percent:0;mso-height-percent:0;mso-width-relative:margin;mso-height-relative:margin;v-text-anchor:top" o:gfxdata="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" fillcolor="white [3201]" stroked="f" strokeweight=".5pt">
+              <v:shape w14:anchorId="2F0C2B92" id="Text Box 2" o:spid="_x0000_s1027" type="#_x0000_t202" style="position:absolute;left:0;text-align:left;margin-left:132pt;margin-top:.6pt;width:151.5pt;height:20.5pt;z-index:251660288;visibility:visible;mso-wrap-style:square;mso-width-percent:0;mso-height-percent:0;mso-wrap-distance-left:9pt;mso-wrap-distance-top:0;mso-wrap-distance-right:9pt;mso-wrap-distance-bottom:0;mso-position-horizontal:absolute;mso-position-horizontal-relative:text;mso-position-vertical:absolute;mso-position-vertical-relative:text;mso-width-percent:0;mso-height-percent:0;mso-width-relative:margin;mso-height-relative:margin;v-text-anchor:top" o:gfxdata="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" fillcolor="white [3201]" stroked="f" strokeweight=".5pt">
                 <v:textbox>
                   <w:txbxContent>
                     <w:p>
@@ -6745,16 +6741,22 @@
     <w:p>
       <w:pPr>
         <w:spacing w:line="360" w:lineRule="auto"/>
-        <w:rPr>
-          <w:b/>
-          <w:bCs/>
-        </w:rPr>
-      </w:pPr>
-      <w:r>
-        <w:rPr>
-          <w:b/>
-          <w:bCs/>
-        </w:rPr>
+      </w:pPr>
+    </w:p>
+    <w:p>
+      <w:pPr>
+        <w:spacing w:line="360" w:lineRule="auto"/>
+        <w:rPr>
+          <w:b/>
+          <w:bCs/>
+        </w:rPr>
+      </w:pPr>
+      <w:r>
+        <w:rPr>
+          <w:b/>
+          <w:bCs/>
+        </w:rPr>
+        <w:lastRenderedPageBreak/>
         <w:t xml:space="preserve">3.6.2 </w:t>
       </w:r>
       <w:r>
@@ -6771,7 +6773,6 @@
         <w:jc w:val="both"/>
       </w:pPr>
       <w:r>
-        <w:lastRenderedPageBreak/>
         <w:t>Original attack labels were mapped to their corresponding attack categories and subsequently converted into numerical values using Scikit-</w:t>
       </w:r>
       <w:proofErr w:type="spellStart"/>
@@ -6799,11 +6800,6 @@
       <w:r>
         <w:t>.</w:t>
       </w:r>
-    </w:p>
-    <w:p>
-      <w:pPr>
-        <w:spacing w:line="360" w:lineRule="auto"/>
-      </w:pPr>
     </w:p>
     <w:tbl>
       <w:tblPr>
@@ -7018,6 +7014,130 @@
     </w:tbl>
     <w:p>
       <w:pPr>
+        <w:rPr>
+          <w:b/>
+          <w:bCs/>
+        </w:rPr>
+      </w:pPr>
+      <w:r>
+        <w:rPr>
+          <w:b/>
+          <w:bCs/>
+          <w:noProof/>
+        </w:rPr>
+        <mc:AlternateContent>
+          <mc:Choice Requires="wps">
+            <w:drawing>
+              <wp:anchor distT="0" distB="0" distL="114300" distR="114300" simplePos="0" relativeHeight="251732992" behindDoc="0" locked="0" layoutInCell="1" allowOverlap="1" wp14:anchorId="6B51BC65" wp14:editId="49516FC4">
+                <wp:simplePos x="0" y="0"/>
+                <wp:positionH relativeFrom="column">
+                  <wp:posOffset>50800</wp:posOffset>
+                </wp:positionH>
+                <wp:positionV relativeFrom="paragraph">
+                  <wp:posOffset>58420</wp:posOffset>
+                </wp:positionV>
+                <wp:extent cx="2673350" cy="336550"/>
+                <wp:effectExtent l="0" t="0" r="0" b="6350"/>
+                <wp:wrapNone/>
+                <wp:docPr id="981906462" name="Text Box 42"/>
+                <wp:cNvGraphicFramePr/>
+                <a:graphic xmlns:a="http://schemas.openxmlformats.org/drawingml/2006/main">
+                  <a:graphicData uri="http://schemas.microsoft.com/office/word/2010/wordprocessingShape">
+                    <wps:wsp>
+                      <wps:cNvSpPr txBox="1"/>
+                      <wps:spPr>
+                        <a:xfrm>
+                          <a:off x="0" y="0"/>
+                          <a:ext cx="2673350" cy="336550"/>
+                        </a:xfrm>
+                        <a:prstGeom prst="rect">
+                          <a:avLst/>
+                        </a:prstGeom>
+                        <a:solidFill>
+                          <a:schemeClr val="lt1"/>
+                        </a:solidFill>
+                        <a:ln w="6350">
+                          <a:noFill/>
+                        </a:ln>
+                      </wps:spPr>
+                      <wps:txbx>
+                        <w:txbxContent>
+                          <w:p>
+                            <w:pPr>
+                              <w:rPr>
+                                <w:rFonts w:ascii="Times New Roman" w:hAnsi="Times New Roman" w:cs="Times New Roman"/>
+                                <w:i/>
+                                <w:iCs/>
+                                <w:sz w:val="20"/>
+                                <w:szCs w:val="20"/>
+                              </w:rPr>
+                            </w:pPr>
+                            <w:r>
+                              <w:rPr>
+                                <w:rFonts w:ascii="Times New Roman" w:hAnsi="Times New Roman" w:cs="Times New Roman"/>
+                                <w:i/>
+                                <w:iCs/>
+                                <w:sz w:val="20"/>
+                                <w:szCs w:val="20"/>
+                              </w:rPr>
+                              <w:t>Table 3.6.2 – Attack Category Encoding</w:t>
+                            </w:r>
+                          </w:p>
+                        </w:txbxContent>
+                      </wps:txbx>
+                      <wps:bodyPr rot="0" spcFirstLastPara="0" vertOverflow="overflow" horzOverflow="overflow" vert="horz" wrap="square" lIns="91440" tIns="45720" rIns="91440" bIns="45720" numCol="1" spcCol="0" rtlCol="0" fromWordArt="0" anchor="t" anchorCtr="0" forceAA="0" compatLnSpc="1">
+                        <a:prstTxWarp prst="textNoShape">
+                          <a:avLst/>
+                        </a:prstTxWarp>
+                        <a:noAutofit/>
+                      </wps:bodyPr>
+                    </wps:wsp>
+                  </a:graphicData>
+                </a:graphic>
+                <wp14:sizeRelV relativeFrom="margin">
+                  <wp14:pctHeight>0</wp14:pctHeight>
+                </wp14:sizeRelV>
+              </wp:anchor>
+            </w:drawing>
+          </mc:Choice>
+          <mc:Fallback>
+            <w:pict>
+              <v:shape w14:anchorId="6B51BC65" id="Text Box 42" o:spid="_x0000_s1028" type="#_x0000_t202" style="position:absolute;margin-left:4pt;margin-top:4.6pt;width:210.5pt;height:26.5pt;z-index:251732992;visibility:visible;mso-wrap-style:square;mso-height-percent:0;mso-wrap-distance-left:9pt;mso-wrap-distance-top:0;mso-wrap-distance-right:9pt;mso-wrap-distance-bottom:0;mso-position-horizontal:absolute;mso-position-horizontal-relative:text;mso-position-vertical:absolute;mso-position-vertical-relative:text;mso-height-percent:0;mso-height-relative:margin;v-text-anchor:top" o:gfxdata="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" fillcolor="white [3201]" stroked="f" strokeweight=".5pt">
+                <v:textbox>
+                  <w:txbxContent>
+                    <w:p>
+                      <w:pPr>
+                        <w:rPr>
+                          <w:rFonts w:ascii="Times New Roman" w:hAnsi="Times New Roman" w:cs="Times New Roman"/>
+                          <w:i/>
+                          <w:iCs/>
+                          <w:sz w:val="20"/>
+                          <w:szCs w:val="20"/>
+                        </w:rPr>
+                      </w:pPr>
+                      <w:r>
+                        <w:rPr>
+                          <w:rFonts w:ascii="Times New Roman" w:hAnsi="Times New Roman" w:cs="Times New Roman"/>
+                          <w:i/>
+                          <w:iCs/>
+                          <w:sz w:val="20"/>
+                          <w:szCs w:val="20"/>
+                        </w:rPr>
+                        <w:t>Table 3.6.2 – Attack Category Encoding</w:t>
+                      </w:r>
+                    </w:p>
+                  </w:txbxContent>
+                </v:textbox>
+              </v:shape>
+            </w:pict>
+          </mc:Fallback>
+        </mc:AlternateContent>
+      </w:r>
+    </w:p>
+    <w:p>
+      <w:pPr>
+        <w:spacing w:line="360" w:lineRule="auto"/>
+        <w:jc w:val="both"/>
         <w:rPr>
           <w:b/>
           <w:bCs/>
@@ -7411,14 +7531,70 @@
     </w:tbl>
     <w:p>
       <w:pPr>
+        <w:rPr>
+          <w:rFonts w:ascii="Times New Roman" w:hAnsi="Times New Roman" w:cs="Times New Roman"/>
+          <w:i/>
+          <w:iCs/>
+          <w:sz w:val="20"/>
+          <w:szCs w:val="20"/>
+        </w:rPr>
+      </w:pPr>
+    </w:p>
+    <w:p>
+      <w:pPr>
+        <w:rPr>
+          <w:rFonts w:ascii="Times New Roman" w:hAnsi="Times New Roman" w:cs="Times New Roman"/>
+          <w:i/>
+          <w:iCs/>
+          <w:sz w:val="20"/>
+          <w:szCs w:val="20"/>
+        </w:rPr>
+      </w:pPr>
+      <w:r>
+        <w:rPr>
+          <w:rFonts w:ascii="Times New Roman" w:hAnsi="Times New Roman" w:cs="Times New Roman"/>
+          <w:i/>
+          <w:iCs/>
+          <w:sz w:val="20"/>
+          <w:szCs w:val="20"/>
+        </w:rPr>
+        <w:t>Table 3.6.</w:t>
+      </w:r>
+      <w:r>
+        <w:rPr>
+          <w:rFonts w:ascii="Times New Roman" w:hAnsi="Times New Roman" w:cs="Times New Roman"/>
+          <w:i/>
+          <w:iCs/>
+          <w:sz w:val="20"/>
+          <w:szCs w:val="20"/>
+        </w:rPr>
+        <w:t>3</w:t>
+      </w:r>
+      <w:r>
+        <w:rPr>
+          <w:rFonts w:ascii="Times New Roman" w:hAnsi="Times New Roman" w:cs="Times New Roman"/>
+          <w:i/>
+          <w:iCs/>
+          <w:sz w:val="20"/>
+          <w:szCs w:val="20"/>
+        </w:rPr>
+        <w:t xml:space="preserve"> – Attack Category</w:t>
+      </w:r>
+      <w:r>
+        <w:rPr>
+          <w:rFonts w:ascii="Times New Roman" w:hAnsi="Times New Roman" w:cs="Times New Roman"/>
+          <w:i/>
+          <w:iCs/>
+          <w:sz w:val="20"/>
+          <w:szCs w:val="20"/>
+        </w:rPr>
+        <w:t xml:space="preserve"> Distribution</w:t>
+      </w:r>
+    </w:p>
+    <w:p>
+      <w:pPr>
         <w:spacing w:line="360" w:lineRule="auto"/>
         <w:jc w:val="both"/>
-      </w:pPr>
-    </w:p>
-    <w:p>
-      <w:pPr>
-        <w:spacing w:line="360" w:lineRule="auto"/>
-        <w:jc w:val="both"/>
         <w:rPr>
           <w:b/>
           <w:bCs/>
@@ -7431,16 +7607,6 @@
         </w:rPr>
         <w:t>Total records: 2,825,951</w:t>
       </w:r>
-    </w:p>
-    <w:p>
-      <w:pPr>
-        <w:spacing w:line="360" w:lineRule="auto"/>
-        <w:jc w:val="both"/>
-        <w:rPr>
-          <w:b/>
-          <w:bCs/>
-        </w:rPr>
-      </w:pPr>
     </w:p>
     <w:p>
       <w:pPr>
@@ -7482,7 +7648,7 @@
         <w:jc w:val="both"/>
       </w:pPr>
       <w:r>
-        <w:t xml:space="preserve">Figure X illustrates the distribution of attack categories after excluding benign traffic. The </w:t>
+        <w:t xml:space="preserve">Figure illustrates the distribution of attack categories after excluding benign traffic. The </w:t>
       </w:r>
       <w:proofErr w:type="spellStart"/>
       <w:r>
@@ -7609,6 +7775,67 @@
     </w:p>
     <w:p>
       <w:pPr>
+        <w:rPr>
+          <w:rFonts w:ascii="Times New Roman" w:hAnsi="Times New Roman" w:cs="Times New Roman"/>
+          <w:i/>
+          <w:iCs/>
+          <w:sz w:val="20"/>
+          <w:szCs w:val="20"/>
+        </w:rPr>
+      </w:pPr>
+      <w:r>
+        <w:rPr>
+          <w:rFonts w:ascii="Times New Roman" w:hAnsi="Times New Roman" w:cs="Times New Roman"/>
+          <w:i/>
+          <w:iCs/>
+          <w:sz w:val="20"/>
+          <w:szCs w:val="20"/>
+        </w:rPr>
+        <w:t xml:space="preserve">                                                                   Fig</w:t>
+      </w:r>
+      <w:r>
+        <w:rPr>
+          <w:rFonts w:ascii="Times New Roman" w:hAnsi="Times New Roman" w:cs="Times New Roman"/>
+          <w:i/>
+          <w:iCs/>
+          <w:sz w:val="20"/>
+          <w:szCs w:val="20"/>
+        </w:rPr>
+        <w:t xml:space="preserve"> 3.6.</w:t>
+      </w:r>
+      <w:r>
+        <w:rPr>
+          <w:rFonts w:ascii="Times New Roman" w:hAnsi="Times New Roman" w:cs="Times New Roman"/>
+          <w:i/>
+          <w:iCs/>
+          <w:sz w:val="20"/>
+          <w:szCs w:val="20"/>
+        </w:rPr>
+        <w:t>3</w:t>
+      </w:r>
+      <w:r>
+        <w:rPr>
+          <w:rFonts w:ascii="Times New Roman" w:hAnsi="Times New Roman" w:cs="Times New Roman"/>
+          <w:i/>
+          <w:iCs/>
+          <w:sz w:val="20"/>
+          <w:szCs w:val="20"/>
+        </w:rPr>
+        <w:t xml:space="preserve"> – Attack Category </w:t>
+      </w:r>
+      <w:r>
+        <w:rPr>
+          <w:rFonts w:ascii="Times New Roman" w:hAnsi="Times New Roman" w:cs="Times New Roman"/>
+          <w:i/>
+          <w:iCs/>
+          <w:sz w:val="20"/>
+          <w:szCs w:val="20"/>
+        </w:rPr>
+        <w:t>Distribution</w:t>
+      </w:r>
+    </w:p>
+    <w:p>
+      <w:pPr>
         <w:spacing w:line="360" w:lineRule="auto"/>
         <w:jc w:val="both"/>
         <w:rPr>
@@ -7616,6 +7843,16 @@
           <w:bCs/>
         </w:rPr>
       </w:pPr>
+    </w:p>
+    <w:p>
+      <w:pPr>
+        <w:spacing w:line="360" w:lineRule="auto"/>
+        <w:jc w:val="both"/>
+        <w:rPr>
+          <w:b/>
+          <w:bCs/>
+        </w:rPr>
+      </w:pPr>
       <w:proofErr w:type="gramStart"/>
       <w:r>
         <w:rPr>
@@ -7738,16 +7975,6 @@
       <w:r>
         <w:t>Under sampling is applied only to the training set to balance classes and avoid data leakage. This ensures improved detection of attack traffic while maintaining realistic evaluation conditions.</w:t>
       </w:r>
-    </w:p>
-    <w:p>
-      <w:pPr>
-        <w:spacing w:line="360" w:lineRule="auto"/>
-      </w:pPr>
-    </w:p>
-    <w:p>
-      <w:pPr>
-        <w:spacing w:line="360" w:lineRule="auto"/>
-      </w:pPr>
     </w:p>
     <w:p>
       <w:pPr>
@@ -7909,7 +8136,7 @@
           </mc:Choice>
           <mc:Fallback>
             <w:pict>
-              <v:shape w14:anchorId="40DEE6F1" id="Text Box 3" o:spid="_x0000_s1028" type="#_x0000_t202" style="position:absolute;margin-left:130.55pt;margin-top:366.5pt;width:250pt;height:26.85pt;z-index:251661312;visibility:visible;mso-wrap-style:square;mso-height-percent:0;mso-wrap-distance-left:9pt;mso-wrap-distance-top:0;mso-wrap-distance-right:9pt;mso-wrap-distance-bottom:0;mso-position-horizontal:absolute;mso-position-horizontal-relative:text;mso-position-vertical:absolute;mso-position-vertical-relative:text;mso-height-percent:0;mso-height-relative:margin;v-text-anchor:top" o:gfxdata="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" fillcolor="white [3201]" stroked="f" strokeweight=".5pt">
+              <v:shape w14:anchorId="40DEE6F1" id="Text Box 3" o:spid="_x0000_s1029" type="#_x0000_t202" style="position:absolute;margin-left:130.55pt;margin-top:366.5pt;width:250pt;height:26.85pt;z-index:251661312;visibility:visible;mso-wrap-style:square;mso-height-percent:0;mso-wrap-distance-left:9pt;mso-wrap-distance-top:0;mso-wrap-distance-right:9pt;mso-wrap-distance-bottom:0;mso-position-horizontal:absolute;mso-position-horizontal-relative:text;mso-position-vertical:absolute;mso-position-vertical-relative:text;mso-height-percent:0;mso-height-relative:margin;v-text-anchor:top" o:gfxdata="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" fillcolor="white [3201]" stroked="f" strokeweight=".5pt">
                 <v:textbox>
                   <w:txbxContent>
                     <w:p>
@@ -8050,6 +8277,24 @@
     <w:p>
       <w:pPr>
         <w:spacing w:line="360" w:lineRule="auto"/>
+        <w:jc w:val="both"/>
+      </w:pPr>
+    </w:p>
+    <w:p>
+      <w:pPr>
+        <w:spacing w:line="360" w:lineRule="auto"/>
+        <w:jc w:val="both"/>
+      </w:pPr>
+    </w:p>
+    <w:p>
+      <w:pPr>
+        <w:spacing w:line="360" w:lineRule="auto"/>
+        <w:jc w:val="both"/>
+      </w:pPr>
+    </w:p>
+    <w:p>
+      <w:pPr>
+        <w:spacing w:line="360" w:lineRule="auto"/>
         <w:jc w:val="center"/>
         <w:rPr>
           <w:b/>
@@ -8062,6 +8307,7 @@
           <w:b/>
           <w:bCs/>
         </w:rPr>
+        <w:lastRenderedPageBreak/>
         <w:t xml:space="preserve">4.1 </w:t>
       </w:r>
       <w:r>
@@ -8113,6 +8359,16 @@
     <w:p>
       <w:pPr>
         <w:spacing w:line="360" w:lineRule="auto"/>
+        <w:jc w:val="center"/>
+        <w:rPr>
+          <w:b/>
+          <w:bCs/>
+        </w:rPr>
+      </w:pPr>
+    </w:p>
+    <w:p>
+      <w:pPr>
+        <w:spacing w:line="360" w:lineRule="auto"/>
         <w:rPr>
           <w:b/>
           <w:bCs/>
@@ -8181,11 +8437,7 @@
         <w:jc w:val="both"/>
       </w:pPr>
       <w:r>
-        <w:t xml:space="preserve">Model 1 uses a supervised learning approach to classify network traffic as normal or malicious using labelled data. It follows a pipeline of preprocessing, feature engineering, training, and evaluation. A </w:t>
-      </w:r>
-      <w:r>
-        <w:lastRenderedPageBreak/>
-        <w:t>Random Forest classifier is applied on the CICIDS2017 dataset, with performance improved through feature selection, hyperparameter tuning, and evaluation.</w:t>
+        <w:t>Model 1 uses a supervised learning approach to classify network traffic as normal or malicious using labelled data. It follows a pipeline of preprocessing, feature engineering, training, and evaluation. A Random Forest classifier is applied on the CICIDS2017 dataset, with performance improved through feature selection, hyperparameter tuning, and evaluation.</w:t>
       </w:r>
     </w:p>
     <w:p>
@@ -8669,6 +8921,7 @@
         <w:rPr>
           <w:noProof/>
         </w:rPr>
+        <w:lastRenderedPageBreak/>
         <w:drawing>
           <wp:inline distT="0" distB="0" distL="0" distR="0" wp14:anchorId="49928A8A" wp14:editId="6B0FEC1D">
             <wp:extent cx="3248025" cy="1377950"/>
@@ -8850,7 +9103,7 @@
           </mc:Choice>
           <mc:Fallback>
             <w:pict>
-              <v:shape w14:anchorId="3C546BEB" id="Text Box 4" o:spid="_x0000_s1029" type="#_x0000_t202" style="position:absolute;left:0;text-align:left;margin-left:36pt;margin-top:4.45pt;width:368.4pt;height:20.5pt;z-index:251662336;visibility:visible;mso-wrap-style:square;mso-width-percent:0;mso-height-percent:0;mso-wrap-distance-left:9pt;mso-wrap-distance-top:0;mso-wrap-distance-right:9pt;mso-wrap-distance-bottom:0;mso-position-horizontal:absolute;mso-position-horizontal-relative:text;mso-position-vertical:absolute;mso-position-vertical-relative:text;mso-width-percent:0;mso-height-percent:0;mso-width-relative:margin;mso-height-relative:margin;v-text-anchor:top" o:gfxdata="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" fillcolor="white [3201]" stroked="f" strokeweight=".5pt">
+              <v:shape w14:anchorId="3C546BEB" id="Text Box 4" o:spid="_x0000_s1030" type="#_x0000_t202" style="position:absolute;left:0;text-align:left;margin-left:36pt;margin-top:4.45pt;width:368.4pt;height:20.5pt;z-index:251662336;visibility:visible;mso-wrap-style:square;mso-width-percent:0;mso-height-percent:0;mso-wrap-distance-left:9pt;mso-wrap-distance-top:0;mso-wrap-distance-right:9pt;mso-wrap-distance-bottom:0;mso-position-horizontal:absolute;mso-position-horizontal-relative:text;mso-position-vertical:absolute;mso-position-vertical-relative:text;mso-width-percent:0;mso-height-percent:0;mso-width-relative:margin;mso-height-relative:margin;v-text-anchor:top" o:gfxdata="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" fillcolor="white [3201]" stroked="f" strokeweight=".5pt">
                 <v:textbox>
                   <w:txbxContent>
                     <w:p>
@@ -8949,7 +9202,6 @@
         <w:jc w:val="both"/>
       </w:pPr>
       <w:r>
-        <w:lastRenderedPageBreak/>
         <w:t xml:space="preserve"> </w:t>
       </w:r>
       <w:r>
@@ -9194,7 +9446,7 @@
           </mc:Choice>
           <mc:Fallback>
             <w:pict>
-              <v:shape w14:anchorId="6374010D" id="Text Box 5" o:spid="_x0000_s1030" type="#_x0000_t202" style="position:absolute;left:0;text-align:left;margin-left:24.6pt;margin-top:181pt;width:288.6pt;height:20.5pt;z-index:251663360;visibility:visible;mso-wrap-style:square;mso-width-percent:0;mso-height-percent:0;mso-wrap-distance-left:9pt;mso-wrap-distance-top:0;mso-wrap-distance-right:9pt;mso-wrap-distance-bottom:0;mso-position-horizontal:absolute;mso-position-horizontal-relative:text;mso-position-vertical:absolute;mso-position-vertical-relative:text;mso-width-percent:0;mso-height-percent:0;mso-width-relative:margin;mso-height-relative:margin;v-text-anchor:top" o:gfxdata="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" fillcolor="white [3201]" stroked="f" strokeweight=".5pt">
+              <v:shape w14:anchorId="6374010D" id="Text Box 5" o:spid="_x0000_s1031" type="#_x0000_t202" style="position:absolute;left:0;text-align:left;margin-left:24.6pt;margin-top:181pt;width:288.6pt;height:20.5pt;z-index:251663360;visibility:visible;mso-wrap-style:square;mso-width-percent:0;mso-height-percent:0;mso-wrap-distance-left:9pt;mso-wrap-distance-top:0;mso-wrap-distance-right:9pt;mso-wrap-distance-bottom:0;mso-position-horizontal:absolute;mso-position-horizontal-relative:text;mso-position-vertical:absolute;mso-position-vertical-relative:text;mso-width-percent:0;mso-height-percent:0;mso-width-relative:margin;mso-height-relative:margin;v-text-anchor:top" o:gfxdata="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" fillcolor="white [3201]" stroked="f" strokeweight=".5pt">
                 <v:textbox>
                   <w:txbxContent>
                     <w:p>
@@ -9343,14 +9595,16 @@
         <w:jc w:val="both"/>
       </w:pPr>
       <w:r>
-        <w:t xml:space="preserve">The Random Forest model shows strong performance with high true negatives (450,979) and true positives (110,837), indicating effective detection of both benign and malicious traffic. False positives (2,739) are low, while false negatives (436) are minimal, ensuring most attacks are correctly </w:t>
-      </w:r>
-      <w:proofErr w:type="spellStart"/>
+        <w:t>The Random Forest model shows strong performance with high true negatives (450,979) and true positives (110,837), indicating effective detection of both benign and malicious traffic. False positives (2,739) are low, while false negatives (436) are minimal, ensuring most attacks are correctly identified.</w:t>
+      </w:r>
+      <w:r>
+        <w:t xml:space="preserve"> </w:t>
+      </w:r>
       <w:proofErr w:type="gramStart"/>
       <w:r>
-        <w:t>identified.Overall</w:t>
-      </w:r>
-      <w:proofErr w:type="spellEnd"/>
+        <w:lastRenderedPageBreak/>
+        <w:t>Overall</w:t>
+      </w:r>
       <w:proofErr w:type="gramEnd"/>
       <w:r>
         <w:t>, the model demonstrates reliable intrusion detection performance, with low misclassification rates and strong emphasis on detecting malicious activity</w:t>
@@ -9391,11 +9645,7 @@
         <w:t xml:space="preserve"> </w:t>
       </w:r>
       <w:r>
-        <w:t xml:space="preserve">This confirms the model’s strong ability to distinguish between benign and malicious </w:t>
-      </w:r>
-      <w:r>
-        <w:lastRenderedPageBreak/>
-        <w:t>traffic, making it highly effective for intrusion detection, with further validation recommended for generalization.</w:t>
+        <w:t>This confirms the model’s strong ability to distinguish between benign and malicious traffic, making it highly effective for intrusion detection, with further validation recommended for generalization.</w:t>
       </w:r>
     </w:p>
     <w:p>
@@ -9560,7 +9810,7 @@
           </mc:Choice>
           <mc:Fallback>
             <w:pict>
-              <v:shape w14:anchorId="233C7FE6" id="Text Box 6" o:spid="_x0000_s1031" type="#_x0000_t202" style="position:absolute;left:0;text-align:left;margin-left:7.8pt;margin-top:175.65pt;width:262.8pt;height:19.8pt;z-index:251664384;visibility:visible;mso-wrap-style:square;mso-width-percent:0;mso-height-percent:0;mso-wrap-distance-left:9pt;mso-wrap-distance-top:0;mso-wrap-distance-right:9pt;mso-wrap-distance-bottom:0;mso-position-horizontal:absolute;mso-position-horizontal-relative:text;mso-position-vertical:absolute;mso-position-vertical-relative:text;mso-width-percent:0;mso-height-percent:0;mso-width-relative:margin;mso-height-relative:margin;v-text-anchor:top" o:gfxdata="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" fillcolor="white [3201]" stroked="f" strokeweight=".5pt">
+              <v:shape w14:anchorId="233C7FE6" id="Text Box 6" o:spid="_x0000_s1032" type="#_x0000_t202" style="position:absolute;left:0;text-align:left;margin-left:7.8pt;margin-top:175.65pt;width:262.8pt;height:19.8pt;z-index:251664384;visibility:visible;mso-wrap-style:square;mso-width-percent:0;mso-height-percent:0;mso-wrap-distance-left:9pt;mso-wrap-distance-top:0;mso-wrap-distance-right:9pt;mso-wrap-distance-bottom:0;mso-position-horizontal:absolute;mso-position-horizontal-relative:text;mso-position-vertical:absolute;mso-position-vertical-relative:text;mso-width-percent:0;mso-height-percent:0;mso-width-relative:margin;mso-height-relative:margin;v-text-anchor:top" o:gfxdata="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" fillcolor="white [3201]" stroked="f" strokeweight=".5pt">
                 <v:textbox>
                   <w:txbxContent>
                     <w:p>
@@ -9875,7 +10125,7 @@
           </mc:Choice>
           <mc:Fallback>
             <w:pict>
-              <v:shape w14:anchorId="48457AC7" id="Text Box 7" o:spid="_x0000_s1032" type="#_x0000_t202" style="position:absolute;left:0;text-align:left;margin-left:51pt;margin-top:199.5pt;width:371.4pt;height:22.5pt;z-index:251665408;visibility:visible;mso-wrap-style:square;mso-width-percent:0;mso-height-percent:0;mso-wrap-distance-left:9pt;mso-wrap-distance-top:0;mso-wrap-distance-right:9pt;mso-wrap-distance-bottom:0;mso-position-horizontal:absolute;mso-position-horizontal-relative:text;mso-position-vertical:absolute;mso-position-vertical-relative:text;mso-width-percent:0;mso-height-percent:0;mso-width-relative:margin;mso-height-relative:margin;v-text-anchor:top" o:gfxdata="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" fillcolor="white [3201]" stroked="f" strokeweight=".5pt">
+              <v:shape w14:anchorId="48457AC7" id="Text Box 7" o:spid="_x0000_s1033" type="#_x0000_t202" style="position:absolute;left:0;text-align:left;margin-left:51pt;margin-top:199.5pt;width:371.4pt;height:22.5pt;z-index:251665408;visibility:visible;mso-wrap-style:square;mso-width-percent:0;mso-height-percent:0;mso-wrap-distance-left:9pt;mso-wrap-distance-top:0;mso-wrap-distance-right:9pt;mso-wrap-distance-bottom:0;mso-position-horizontal:absolute;mso-position-horizontal-relative:text;mso-position-vertical:absolute;mso-position-vertical-relative:text;mso-width-percent:0;mso-height-percent:0;mso-width-relative:margin;mso-height-relative:margin;v-text-anchor:top" o:gfxdata="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" fillcolor="white [3201]" stroked="f" strokeweight=".5pt">
                 <v:textbox>
                   <w:txbxContent>
                     <w:p>
@@ -10027,6 +10277,7 @@
         <w:jc w:val="both"/>
       </w:pPr>
       <w:r>
+        <w:lastRenderedPageBreak/>
         <w:t xml:space="preserve"> </w:t>
       </w:r>
       <w:r>
@@ -10060,7 +10311,6 @@
           <w:b/>
           <w:bCs/>
         </w:rPr>
-        <w:lastRenderedPageBreak/>
         <w:t>4.</w:t>
       </w:r>
       <w:r>
@@ -10209,7 +10459,7 @@
           </mc:Choice>
           <mc:Fallback>
             <w:pict>
-              <v:shape w14:anchorId="3833C8FD" id="Text Box 8" o:spid="_x0000_s1033" type="#_x0000_t202" style="position:absolute;margin-left:0;margin-top:199.65pt;width:278.4pt;height:29.4pt;z-index:251727872;visibility:visible;mso-wrap-style:square;mso-width-percent:0;mso-height-percent:0;mso-wrap-distance-left:9pt;mso-wrap-distance-top:0;mso-wrap-distance-right:9pt;mso-wrap-distance-bottom:0;mso-position-horizontal:left;mso-position-horizontal-relative:margin;mso-position-vertical:absolute;mso-position-vertical-relative:text;mso-width-percent:0;mso-height-percent:0;mso-width-relative:margin;mso-height-relative:margin;v-text-anchor:top" o:gfxdata="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" fillcolor="white [3201]" stroked="f" strokeweight=".5pt">
+              <v:shape w14:anchorId="3833C8FD" id="Text Box 8" o:spid="_x0000_s1034" type="#_x0000_t202" style="position:absolute;margin-left:0;margin-top:199.65pt;width:278.4pt;height:29.4pt;z-index:251727872;visibility:visible;mso-wrap-style:square;mso-width-percent:0;mso-height-percent:0;mso-wrap-distance-left:9pt;mso-wrap-distance-top:0;mso-wrap-distance-right:9pt;mso-wrap-distance-bottom:0;mso-position-horizontal:left;mso-position-horizontal-relative:margin;mso-position-vertical:absolute;mso-position-vertical-relative:text;mso-width-percent:0;mso-height-percent:0;mso-width-relative:margin;mso-height-relative:margin;v-text-anchor:top" o:gfxdata="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" fillcolor="white [3201]" stroked="f" strokeweight=".5pt">
                 <v:textbox>
                   <w:txbxContent>
                     <w:p>
@@ -10372,7 +10622,241 @@
       <w:pPr>
         <w:spacing w:line="360" w:lineRule="auto"/>
         <w:jc w:val="both"/>
-      </w:pPr>
+        <w:rPr>
+          <w:b/>
+          <w:bCs/>
+        </w:rPr>
+      </w:pPr>
+      <w:proofErr w:type="gramStart"/>
+      <w:r>
+        <w:rPr>
+          <w:b/>
+          <w:bCs/>
+        </w:rPr>
+        <w:t>4.1.2.6  Meta</w:t>
+      </w:r>
+      <w:proofErr w:type="gramEnd"/>
+      <w:r>
+        <w:rPr>
+          <w:b/>
+          <w:bCs/>
+        </w:rPr>
+        <w:t xml:space="preserve"> Feature</w:t>
+      </w:r>
+    </w:p>
+    <w:p>
+      <w:pPr>
+        <w:spacing w:line="360" w:lineRule="auto"/>
+        <w:jc w:val="both"/>
+        <w:rPr>
+          <w:b/>
+          <w:bCs/>
+        </w:rPr>
+      </w:pPr>
+      <w:r>
+        <w:rPr>
+          <w:b/>
+          <w:bCs/>
+          <w:noProof/>
+        </w:rPr>
+        <w:drawing>
+          <wp:inline distT="0" distB="0" distL="0" distR="0" wp14:anchorId="59FD6E87" wp14:editId="59C53F6B">
+            <wp:extent cx="5731510" cy="1002665"/>
+            <wp:effectExtent l="0" t="0" r="2540" b="6985"/>
+            <wp:docPr id="818949590" name="Picture 41"/>
+            <wp:cNvGraphicFramePr>
+              <a:graphicFrameLocks xmlns:a="http://schemas.openxmlformats.org/drawingml/2006/main" noChangeAspect="1"/>
+            </wp:cNvGraphicFramePr>
+            <a:graphic xmlns:a="http://schemas.openxmlformats.org/drawingml/2006/main">
+              <a:graphicData uri="http://schemas.openxmlformats.org/drawingml/2006/picture">
+                <pic:pic xmlns:pic="http://schemas.openxmlformats.org/drawingml/2006/picture">
+                  <pic:nvPicPr>
+                    <pic:cNvPr id="818949590" name="Picture 818949590"/>
+                    <pic:cNvPicPr/>
+                  </pic:nvPicPr>
+                  <pic:blipFill>
+                    <a:blip r:embed="rId17" cstate="print">
+                      <a:extLst>
+                        <a:ext uri="{28A0092B-C50C-407E-A947-70E740481C1C}">
+                          <a14:useLocalDpi xmlns:a14="http://schemas.microsoft.com/office/drawing/2010/main" val="0"/>
+                        </a:ext>
+                      </a:extLst>
+                    </a:blip>
+                    <a:stretch>
+                      <a:fillRect/>
+                    </a:stretch>
+                  </pic:blipFill>
+                  <pic:spPr>
+                    <a:xfrm>
+                      <a:off x="0" y="0"/>
+                      <a:ext cx="5731510" cy="1002665"/>
+                    </a:xfrm>
+                    <a:prstGeom prst="rect">
+                      <a:avLst/>
+                    </a:prstGeom>
+                  </pic:spPr>
+                </pic:pic>
+              </a:graphicData>
+            </a:graphic>
+          </wp:inline>
+        </w:drawing>
+      </w:r>
+    </w:p>
+    <w:p>
+      <w:pPr>
+        <w:rPr>
+          <w:rFonts w:ascii="Times New Roman" w:hAnsi="Times New Roman" w:cs="Times New Roman"/>
+          <w:i/>
+          <w:iCs/>
+          <w:sz w:val="20"/>
+          <w:szCs w:val="20"/>
+        </w:rPr>
+      </w:pPr>
+      <w:r>
+        <w:rPr>
+          <w:rFonts w:ascii="Times New Roman" w:hAnsi="Times New Roman" w:cs="Times New Roman"/>
+          <w:i/>
+          <w:iCs/>
+          <w:sz w:val="20"/>
+          <w:szCs w:val="20"/>
+        </w:rPr>
+        <w:t xml:space="preserve">                      </w:t>
+      </w:r>
+      <w:r>
+        <w:rPr>
+          <w:rFonts w:ascii="Times New Roman" w:hAnsi="Times New Roman" w:cs="Times New Roman"/>
+          <w:i/>
+          <w:iCs/>
+          <w:sz w:val="20"/>
+          <w:szCs w:val="20"/>
+        </w:rPr>
+        <w:t xml:space="preserve">Fig </w:t>
+      </w:r>
+      <w:r>
+        <w:rPr>
+          <w:rFonts w:ascii="Times New Roman" w:hAnsi="Times New Roman" w:cs="Times New Roman"/>
+          <w:i/>
+          <w:iCs/>
+          <w:sz w:val="20"/>
+          <w:szCs w:val="20"/>
+        </w:rPr>
+        <w:t>4.1.2.</w:t>
+      </w:r>
+      <w:r>
+        <w:rPr>
+          <w:rFonts w:ascii="Times New Roman" w:hAnsi="Times New Roman" w:cs="Times New Roman"/>
+          <w:i/>
+          <w:iCs/>
+          <w:sz w:val="20"/>
+          <w:szCs w:val="20"/>
+        </w:rPr>
+        <w:t>6</w:t>
+      </w:r>
+      <w:r>
+        <w:rPr>
+          <w:rFonts w:ascii="Times New Roman" w:hAnsi="Times New Roman" w:cs="Times New Roman"/>
+          <w:i/>
+          <w:iCs/>
+          <w:sz w:val="20"/>
+          <w:szCs w:val="20"/>
+        </w:rPr>
+        <w:t xml:space="preserve">: </w:t>
+      </w:r>
+      <w:r>
+        <w:rPr>
+          <w:rFonts w:ascii="Times New Roman" w:hAnsi="Times New Roman" w:cs="Times New Roman"/>
+          <w:i/>
+          <w:iCs/>
+          <w:sz w:val="20"/>
+          <w:szCs w:val="20"/>
+        </w:rPr>
+        <w:t>Meta Feature</w:t>
+      </w:r>
+      <w:r>
+        <w:rPr>
+          <w:rFonts w:ascii="Times New Roman" w:hAnsi="Times New Roman" w:cs="Times New Roman"/>
+          <w:i/>
+          <w:iCs/>
+          <w:sz w:val="20"/>
+          <w:szCs w:val="20"/>
+        </w:rPr>
+        <w:t xml:space="preserve"> (Supervised Model</w:t>
+      </w:r>
+      <w:r>
+        <w:rPr>
+          <w:rFonts w:ascii="Times New Roman" w:hAnsi="Times New Roman" w:cs="Times New Roman"/>
+          <w:i/>
+          <w:iCs/>
+          <w:sz w:val="20"/>
+          <w:szCs w:val="20"/>
+        </w:rPr>
+        <w:t>--Random Forest</w:t>
+      </w:r>
+      <w:r>
+        <w:rPr>
+          <w:rFonts w:ascii="Times New Roman" w:hAnsi="Times New Roman" w:cs="Times New Roman"/>
+          <w:i/>
+          <w:iCs/>
+          <w:sz w:val="20"/>
+          <w:szCs w:val="20"/>
+        </w:rPr>
+        <w:t>)</w:t>
+      </w:r>
+    </w:p>
+    <w:p>
+      <w:pPr>
+        <w:spacing w:line="360" w:lineRule="auto"/>
+        <w:jc w:val="both"/>
+        <w:rPr>
+          <w:b/>
+          <w:bCs/>
+        </w:rPr>
+      </w:pPr>
+    </w:p>
+    <w:p>
+      <w:pPr>
+        <w:spacing w:line="360" w:lineRule="auto"/>
+        <w:jc w:val="both"/>
+      </w:pPr>
+      <w:r>
+        <w:lastRenderedPageBreak/>
+        <w:t xml:space="preserve">The Binary Random Forest model generates </w:t>
+      </w:r>
+      <w:proofErr w:type="spellStart"/>
+      <w:r>
+        <w:rPr>
+          <w:b/>
+          <w:bCs/>
+        </w:rPr>
+        <w:t>rf_pred</w:t>
+      </w:r>
+      <w:proofErr w:type="spellEnd"/>
+      <w:r>
+        <w:t xml:space="preserve"> (predicted class label) and </w:t>
+      </w:r>
+      <w:proofErr w:type="spellStart"/>
+      <w:r>
+        <w:rPr>
+          <w:b/>
+          <w:bCs/>
+        </w:rPr>
+        <w:t>rf_prob</w:t>
+      </w:r>
+      <w:proofErr w:type="spellEnd"/>
+      <w:r>
+        <w:t xml:space="preserve"> (attack probability), providing supervised attack intelligence that is incorporated into the final </w:t>
+      </w:r>
+      <w:proofErr w:type="spellStart"/>
+      <w:r>
+        <w:t>XGBoost</w:t>
+      </w:r>
+      <w:proofErr w:type="spellEnd"/>
+      <w:r>
+        <w:t xml:space="preserve"> ensemble model</w:t>
+      </w:r>
+      <w:r>
+        <w:t>.</w:t>
+      </w:r>
     </w:p>
     <w:p>
       <w:pPr>
@@ -10455,12 +10939,6 @@
         </w:rPr>
         <w:t>SYSTEM OVERVIEW:</w:t>
       </w:r>
-    </w:p>
-    <w:p>
-      <w:pPr>
-        <w:spacing w:line="360" w:lineRule="auto"/>
-        <w:jc w:val="both"/>
-      </w:pPr>
       <w:r>
         <w:rPr>
           <w:b/>
@@ -10495,221 +10973,6 @@
           <w:bCs/>
         </w:rPr>
       </w:pPr>
-      <w:r>
-        <w:rPr>
-          <w:noProof/>
-        </w:rPr>
-        <mc:AlternateContent>
-          <mc:Choice Requires="wps">
-            <w:drawing>
-              <wp:anchor distT="0" distB="0" distL="114300" distR="114300" simplePos="0" relativeHeight="251667456" behindDoc="0" locked="0" layoutInCell="1" allowOverlap="1" wp14:anchorId="40197813" wp14:editId="0CBB737F">
-                <wp:simplePos x="0" y="0"/>
-                <wp:positionH relativeFrom="column">
-                  <wp:posOffset>518160</wp:posOffset>
-                </wp:positionH>
-                <wp:positionV relativeFrom="paragraph">
-                  <wp:posOffset>2548890</wp:posOffset>
-                </wp:positionV>
-                <wp:extent cx="2750820" cy="502920"/>
-                <wp:effectExtent l="0" t="0" r="0" b="0"/>
-                <wp:wrapNone/>
-                <wp:docPr id="1654160575" name="Text Box 9"/>
-                <wp:cNvGraphicFramePr/>
-                <a:graphic xmlns:a="http://schemas.openxmlformats.org/drawingml/2006/main">
-                  <a:graphicData uri="http://schemas.microsoft.com/office/word/2010/wordprocessingShape">
-                    <wps:wsp>
-                      <wps:cNvSpPr txBox="1"/>
-                      <wps:spPr>
-                        <a:xfrm>
-                          <a:off x="0" y="0"/>
-                          <a:ext cx="2750820" cy="502920"/>
-                        </a:xfrm>
-                        <a:prstGeom prst="rect">
-                          <a:avLst/>
-                        </a:prstGeom>
-                        <a:solidFill>
-                          <a:schemeClr val="lt1"/>
-                        </a:solidFill>
-                        <a:ln w="6350">
-                          <a:noFill/>
-                        </a:ln>
-                      </wps:spPr>
-                      <wps:txbx>
-                        <w:txbxContent>
-                          <w:p>
-                            <w:pPr>
-                              <w:rPr>
-                                <w:rFonts w:ascii="Times New Roman" w:hAnsi="Times New Roman" w:cs="Times New Roman"/>
-                                <w:i/>
-                                <w:iCs/>
-                                <w:sz w:val="20"/>
-                                <w:szCs w:val="20"/>
-                              </w:rPr>
-                            </w:pPr>
-                            <w:r>
-                              <w:rPr>
-                                <w:rFonts w:ascii="Times New Roman" w:hAnsi="Times New Roman" w:cs="Times New Roman"/>
-                                <w:i/>
-                                <w:iCs/>
-                                <w:sz w:val="20"/>
-                                <w:szCs w:val="20"/>
-                              </w:rPr>
-                              <w:t xml:space="preserve">Fig </w:t>
-                            </w:r>
-                            <w:r>
-                              <w:rPr>
-                                <w:rFonts w:ascii="Times New Roman" w:hAnsi="Times New Roman" w:cs="Times New Roman"/>
-                                <w:i/>
-                                <w:iCs/>
-                                <w:sz w:val="20"/>
-                                <w:szCs w:val="20"/>
-                              </w:rPr>
-                              <w:t>4.2.1.7</w:t>
-                            </w:r>
-                            <w:r>
-                              <w:rPr>
-                                <w:rFonts w:ascii="Times New Roman" w:hAnsi="Times New Roman" w:cs="Times New Roman"/>
-                                <w:i/>
-                                <w:iCs/>
-                                <w:sz w:val="20"/>
-                                <w:szCs w:val="20"/>
-                              </w:rPr>
-                              <w:t>: K</w:t>
-                            </w:r>
-                            <w:r>
-                              <w:rPr>
-                                <w:rFonts w:ascii="Times New Roman" w:hAnsi="Times New Roman" w:cs="Times New Roman"/>
-                                <w:i/>
-                                <w:iCs/>
-                                <w:sz w:val="20"/>
-                                <w:szCs w:val="20"/>
-                              </w:rPr>
-                              <w:t>-</w:t>
-                            </w:r>
-                            <w:r>
-                              <w:rPr>
-                                <w:rFonts w:ascii="Times New Roman" w:hAnsi="Times New Roman" w:cs="Times New Roman"/>
-                                <w:i/>
-                                <w:iCs/>
-                                <w:sz w:val="20"/>
-                                <w:szCs w:val="20"/>
-                              </w:rPr>
-                              <w:t>Means Clustering</w:t>
-                            </w:r>
-                            <w:r>
-                              <w:rPr>
-                                <w:rFonts w:ascii="Times New Roman" w:hAnsi="Times New Roman" w:cs="Times New Roman"/>
-                                <w:i/>
-                                <w:iCs/>
-                                <w:sz w:val="20"/>
-                                <w:szCs w:val="20"/>
-                              </w:rPr>
-                              <w:t xml:space="preserve"> in PCA Space</w:t>
-                            </w:r>
-                          </w:p>
-                        </w:txbxContent>
-                      </wps:txbx>
-                      <wps:bodyPr rot="0" spcFirstLastPara="0" vertOverflow="overflow" horzOverflow="overflow" vert="horz" wrap="square" lIns="91440" tIns="45720" rIns="91440" bIns="45720" numCol="1" spcCol="0" rtlCol="0" fromWordArt="0" anchor="t" anchorCtr="0" forceAA="0" compatLnSpc="1">
-                        <a:prstTxWarp prst="textNoShape">
-                          <a:avLst/>
-                        </a:prstTxWarp>
-                        <a:noAutofit/>
-                      </wps:bodyPr>
-                    </wps:wsp>
-                  </a:graphicData>
-                </a:graphic>
-                <wp14:sizeRelH relativeFrom="margin">
-                  <wp14:pctWidth>0</wp14:pctWidth>
-                </wp14:sizeRelH>
-                <wp14:sizeRelV relativeFrom="margin">
-                  <wp14:pctHeight>0</wp14:pctHeight>
-                </wp14:sizeRelV>
-              </wp:anchor>
-            </w:drawing>
-          </mc:Choice>
-          <mc:Fallback>
-            <w:pict>
-              <v:shape w14:anchorId="40197813" id="Text Box 9" o:spid="_x0000_s1034" type="#_x0000_t202" style="position:absolute;margin-left:40.8pt;margin-top:200.7pt;width:216.6pt;height:39.6pt;z-index:251667456;visibility:visible;mso-wrap-style:square;mso-width-percent:0;mso-height-percent:0;mso-wrap-distance-left:9pt;mso-wrap-distance-top:0;mso-wrap-distance-right:9pt;mso-wrap-distance-bottom:0;mso-position-horizontal:absolute;mso-position-horizontal-relative:text;mso-position-vertical:absolute;mso-position-vertical-relative:text;mso-width-percent:0;mso-height-percent:0;mso-width-relative:margin;mso-height-relative:margin;v-text-anchor:top" o:gfxdata="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" fillcolor="white [3201]" stroked="f" strokeweight=".5pt">
-                <v:textbox>
-                  <w:txbxContent>
-                    <w:p>
-                      <w:pPr>
-                        <w:rPr>
-                          <w:rFonts w:ascii="Times New Roman" w:hAnsi="Times New Roman" w:cs="Times New Roman"/>
-                          <w:i/>
-                          <w:iCs/>
-                          <w:sz w:val="20"/>
-                          <w:szCs w:val="20"/>
-                        </w:rPr>
-                      </w:pPr>
-                      <w:r>
-                        <w:rPr>
-                          <w:rFonts w:ascii="Times New Roman" w:hAnsi="Times New Roman" w:cs="Times New Roman"/>
-                          <w:i/>
-                          <w:iCs/>
-                          <w:sz w:val="20"/>
-                          <w:szCs w:val="20"/>
-                        </w:rPr>
-                        <w:t xml:space="preserve">Fig </w:t>
-                      </w:r>
-                      <w:r>
-                        <w:rPr>
-                          <w:rFonts w:ascii="Times New Roman" w:hAnsi="Times New Roman" w:cs="Times New Roman"/>
-                          <w:i/>
-                          <w:iCs/>
-                          <w:sz w:val="20"/>
-                          <w:szCs w:val="20"/>
-                        </w:rPr>
-                        <w:t>4.2.1.7</w:t>
-                      </w:r>
-                      <w:r>
-                        <w:rPr>
-                          <w:rFonts w:ascii="Times New Roman" w:hAnsi="Times New Roman" w:cs="Times New Roman"/>
-                          <w:i/>
-                          <w:iCs/>
-                          <w:sz w:val="20"/>
-                          <w:szCs w:val="20"/>
-                        </w:rPr>
-                        <w:t>: K</w:t>
-                      </w:r>
-                      <w:r>
-                        <w:rPr>
-                          <w:rFonts w:ascii="Times New Roman" w:hAnsi="Times New Roman" w:cs="Times New Roman"/>
-                          <w:i/>
-                          <w:iCs/>
-                          <w:sz w:val="20"/>
-                          <w:szCs w:val="20"/>
-                        </w:rPr>
-                        <w:t>-</w:t>
-                      </w:r>
-                      <w:r>
-                        <w:rPr>
-                          <w:rFonts w:ascii="Times New Roman" w:hAnsi="Times New Roman" w:cs="Times New Roman"/>
-                          <w:i/>
-                          <w:iCs/>
-                          <w:sz w:val="20"/>
-                          <w:szCs w:val="20"/>
-                        </w:rPr>
-                        <w:t>Means Clustering</w:t>
-                      </w:r>
-                      <w:r>
-                        <w:rPr>
-                          <w:rFonts w:ascii="Times New Roman" w:hAnsi="Times New Roman" w:cs="Times New Roman"/>
-                          <w:i/>
-                          <w:iCs/>
-                          <w:sz w:val="20"/>
-                          <w:szCs w:val="20"/>
-                        </w:rPr>
-                        <w:t xml:space="preserve"> in PCA Space</w:t>
-                      </w:r>
-                    </w:p>
-                  </w:txbxContent>
-                </v:textbox>
-              </v:shape>
-            </w:pict>
-          </mc:Fallback>
-        </mc:AlternateContent>
-      </w:r>
       <w:proofErr w:type="gramStart"/>
       <w:r>
         <w:rPr>
@@ -10805,213 +11068,213 @@
           <w:b/>
           <w:bCs/>
         </w:rPr>
+        <w:t>Feature Selection</w:t>
+      </w:r>
+    </w:p>
+    <w:p>
+      <w:pPr>
+        <w:spacing w:line="360" w:lineRule="auto"/>
+      </w:pPr>
+      <w:r>
+        <w:t>The same top 15 features identified through Random Forest feature importance analysis were reused</w:t>
+      </w:r>
+      <w:r>
+        <w:t>.</w:t>
+      </w:r>
+    </w:p>
+    <w:p>
+      <w:pPr>
+        <w:spacing w:line="360" w:lineRule="auto"/>
+        <w:rPr>
+          <w:b/>
+          <w:bCs/>
+        </w:rPr>
+      </w:pPr>
+      <w:r>
+        <w:rPr>
+          <w:b/>
+          <w:bCs/>
+        </w:rPr>
+        <w:t>4.2.2.3 Random Forest Model</w:t>
+      </w:r>
+    </w:p>
+    <w:p>
+      <w:pPr>
+        <w:spacing w:line="360" w:lineRule="auto"/>
+      </w:pPr>
+      <w:r>
+        <w:t xml:space="preserve">A multiclass Random Forest classifier was trained using </w:t>
+      </w:r>
+      <w:r>
+        <w:rPr>
+          <w:b/>
+          <w:bCs/>
+        </w:rPr>
+        <w:t>200 trees</w:t>
+      </w:r>
+      <w:r>
+        <w:t xml:space="preserve">, </w:t>
+      </w:r>
+      <w:r>
+        <w:rPr>
+          <w:b/>
+          <w:bCs/>
+        </w:rPr>
+        <w:t>maximum depth of 20</w:t>
+      </w:r>
+      <w:r>
+        <w:t xml:space="preserve">, </w:t>
+      </w:r>
+      <w:r>
+        <w:rPr>
+          <w:b/>
+          <w:bCs/>
+        </w:rPr>
+        <w:t>minimum split size of 5</w:t>
+      </w:r>
+      <w:r>
+        <w:t xml:space="preserve">, and </w:t>
+      </w:r>
+      <w:r>
+        <w:rPr>
+          <w:b/>
+          <w:bCs/>
+        </w:rPr>
+        <w:t>minimum leaf size of 2</w:t>
+      </w:r>
+      <w:r>
+        <w:t xml:space="preserve"> (</w:t>
+      </w:r>
+      <w:proofErr w:type="spellStart"/>
+      <w:r>
+        <w:t>random_state</w:t>
+      </w:r>
+      <w:proofErr w:type="spellEnd"/>
+      <w:r>
+        <w:t xml:space="preserve">=42). The model was designed to classify network traffic into six attack categories: </w:t>
+      </w:r>
+      <w:r>
+        <w:rPr>
+          <w:b/>
+          <w:bCs/>
+        </w:rPr>
+        <w:t xml:space="preserve">Benign, </w:t>
+      </w:r>
+      <w:proofErr w:type="spellStart"/>
+      <w:r>
+        <w:rPr>
+          <w:b/>
+          <w:bCs/>
+        </w:rPr>
+        <w:t>Credential_Attack</w:t>
+      </w:r>
+      <w:proofErr w:type="spellEnd"/>
+      <w:r>
+        <w:rPr>
+          <w:b/>
+          <w:bCs/>
+        </w:rPr>
+        <w:t xml:space="preserve">, </w:t>
+      </w:r>
+      <w:proofErr w:type="spellStart"/>
+      <w:r>
+        <w:rPr>
+          <w:b/>
+          <w:bCs/>
+        </w:rPr>
+        <w:t>DoS_DDoS</w:t>
+      </w:r>
+      <w:proofErr w:type="spellEnd"/>
+      <w:r>
+        <w:rPr>
+          <w:b/>
+          <w:bCs/>
+        </w:rPr>
+        <w:t xml:space="preserve">, </w:t>
+      </w:r>
+      <w:proofErr w:type="spellStart"/>
+      <w:r>
+        <w:rPr>
+          <w:b/>
+          <w:bCs/>
+        </w:rPr>
+        <w:t>Malware_Compromise</w:t>
+      </w:r>
+      <w:proofErr w:type="spellEnd"/>
+      <w:r>
+        <w:rPr>
+          <w:b/>
+          <w:bCs/>
+        </w:rPr>
+        <w:t xml:space="preserve">, Reconnaissance, and </w:t>
+      </w:r>
+      <w:proofErr w:type="spellStart"/>
+      <w:r>
+        <w:rPr>
+          <w:b/>
+          <w:bCs/>
+        </w:rPr>
+        <w:t>Web_Attack</w:t>
+      </w:r>
+      <w:proofErr w:type="spellEnd"/>
+      <w:r>
+        <w:t>.</w:t>
+      </w:r>
+    </w:p>
+    <w:p>
+      <w:pPr>
+        <w:spacing w:line="360" w:lineRule="auto"/>
+        <w:rPr>
+          <w:b/>
+          <w:bCs/>
+        </w:rPr>
+      </w:pPr>
+      <w:r>
+        <w:rPr>
+          <w:b/>
+          <w:bCs/>
+        </w:rPr>
+        <w:t xml:space="preserve">4.2.2.4 </w:t>
+      </w:r>
+      <w:r>
+        <w:rPr>
+          <w:b/>
+          <w:bCs/>
+        </w:rPr>
+        <w:t>Attack Type Prediction</w:t>
+      </w:r>
+    </w:p>
+    <w:p>
+      <w:pPr>
+        <w:spacing w:line="360" w:lineRule="auto"/>
+        <w:jc w:val="both"/>
+      </w:pPr>
+      <w:r>
+        <w:t>The trained model was evaluated on the unseen test dataset and generated an attack category prediction for every network flow. The predicted attack category (</w:t>
+      </w:r>
+      <w:proofErr w:type="spellStart"/>
+      <w:r>
+        <w:t>attack_class_pred</w:t>
+      </w:r>
+      <w:proofErr w:type="spellEnd"/>
+      <w:r>
+        <w:t>) was stored as a meta-feature within the Model 3 dataset. It provides attack-family information in addition to binary attack detection. In addition to that, it enables the final ensemble model to understand the nature of the detected attack and improves contextual awareness during final classification.</w:t>
+      </w:r>
+    </w:p>
+    <w:p>
+      <w:pPr>
+        <w:spacing w:line="360" w:lineRule="auto"/>
+        <w:rPr>
+          <w:b/>
+          <w:bCs/>
+        </w:rPr>
+      </w:pPr>
+      <w:r>
+        <w:rPr>
+          <w:b/>
+          <w:bCs/>
+        </w:rPr>
         <w:lastRenderedPageBreak/>
-        <w:t>Feature Selection</w:t>
-      </w:r>
-    </w:p>
-    <w:p>
-      <w:pPr>
-        <w:spacing w:line="360" w:lineRule="auto"/>
-      </w:pPr>
-      <w:r>
-        <w:t>The same top 15 features identified through Random Forest feature importance analysis were reused</w:t>
-      </w:r>
-      <w:r>
-        <w:t>.</w:t>
-      </w:r>
-    </w:p>
-    <w:p>
-      <w:pPr>
-        <w:spacing w:line="360" w:lineRule="auto"/>
-        <w:rPr>
-          <w:b/>
-          <w:bCs/>
-        </w:rPr>
-      </w:pPr>
-      <w:r>
-        <w:rPr>
-          <w:b/>
-          <w:bCs/>
-        </w:rPr>
-        <w:t>4.2.2.3 Random Forest Model</w:t>
-      </w:r>
-    </w:p>
-    <w:p>
-      <w:pPr>
-        <w:spacing w:line="360" w:lineRule="auto"/>
-      </w:pPr>
-      <w:r>
-        <w:t xml:space="preserve">A multiclass Random Forest classifier was trained using </w:t>
-      </w:r>
-      <w:r>
-        <w:rPr>
-          <w:b/>
-          <w:bCs/>
-        </w:rPr>
-        <w:t>200 trees</w:t>
-      </w:r>
-      <w:r>
-        <w:t xml:space="preserve">, </w:t>
-      </w:r>
-      <w:r>
-        <w:rPr>
-          <w:b/>
-          <w:bCs/>
-        </w:rPr>
-        <w:t>maximum depth of 20</w:t>
-      </w:r>
-      <w:r>
-        <w:t xml:space="preserve">, </w:t>
-      </w:r>
-      <w:r>
-        <w:rPr>
-          <w:b/>
-          <w:bCs/>
-        </w:rPr>
-        <w:t>minimum split size of 5</w:t>
-      </w:r>
-      <w:r>
-        <w:t xml:space="preserve">, and </w:t>
-      </w:r>
-      <w:r>
-        <w:rPr>
-          <w:b/>
-          <w:bCs/>
-        </w:rPr>
-        <w:t>minimum leaf size of 2</w:t>
-      </w:r>
-      <w:r>
-        <w:t xml:space="preserve"> (</w:t>
-      </w:r>
-      <w:proofErr w:type="spellStart"/>
-      <w:r>
-        <w:t>random_state</w:t>
-      </w:r>
-      <w:proofErr w:type="spellEnd"/>
-      <w:r>
-        <w:t xml:space="preserve">=42). The model was designed to classify network traffic into six attack categories: </w:t>
-      </w:r>
-      <w:r>
-        <w:rPr>
-          <w:b/>
-          <w:bCs/>
-        </w:rPr>
-        <w:t xml:space="preserve">Benign, </w:t>
-      </w:r>
-      <w:proofErr w:type="spellStart"/>
-      <w:r>
-        <w:rPr>
-          <w:b/>
-          <w:bCs/>
-        </w:rPr>
-        <w:t>Credential_Attack</w:t>
-      </w:r>
-      <w:proofErr w:type="spellEnd"/>
-      <w:r>
-        <w:rPr>
-          <w:b/>
-          <w:bCs/>
-        </w:rPr>
-        <w:t xml:space="preserve">, </w:t>
-      </w:r>
-      <w:proofErr w:type="spellStart"/>
-      <w:r>
-        <w:rPr>
-          <w:b/>
-          <w:bCs/>
-        </w:rPr>
-        <w:t>DoS_DDoS</w:t>
-      </w:r>
-      <w:proofErr w:type="spellEnd"/>
-      <w:r>
-        <w:rPr>
-          <w:b/>
-          <w:bCs/>
-        </w:rPr>
-        <w:t xml:space="preserve">, </w:t>
-      </w:r>
-      <w:proofErr w:type="spellStart"/>
-      <w:r>
-        <w:rPr>
-          <w:b/>
-          <w:bCs/>
-        </w:rPr>
-        <w:t>Malware_Compromise</w:t>
-      </w:r>
-      <w:proofErr w:type="spellEnd"/>
-      <w:r>
-        <w:rPr>
-          <w:b/>
-          <w:bCs/>
-        </w:rPr>
-        <w:t xml:space="preserve">, Reconnaissance, and </w:t>
-      </w:r>
-      <w:proofErr w:type="spellStart"/>
-      <w:r>
-        <w:rPr>
-          <w:b/>
-          <w:bCs/>
-        </w:rPr>
-        <w:t>Web_Attack</w:t>
-      </w:r>
-      <w:proofErr w:type="spellEnd"/>
-      <w:r>
-        <w:t>.</w:t>
-      </w:r>
-    </w:p>
-    <w:p>
-      <w:pPr>
-        <w:spacing w:line="360" w:lineRule="auto"/>
-        <w:rPr>
-          <w:b/>
-          <w:bCs/>
-        </w:rPr>
-      </w:pPr>
-      <w:r>
-        <w:rPr>
-          <w:b/>
-          <w:bCs/>
-        </w:rPr>
-        <w:t xml:space="preserve">4.2.2.4 </w:t>
-      </w:r>
-      <w:r>
-        <w:rPr>
-          <w:b/>
-          <w:bCs/>
-        </w:rPr>
-        <w:t>Attack Type Prediction</w:t>
-      </w:r>
-    </w:p>
-    <w:p>
-      <w:pPr>
-        <w:spacing w:line="360" w:lineRule="auto"/>
-        <w:jc w:val="both"/>
-      </w:pPr>
-      <w:r>
-        <w:t>The trained model was evaluated on the unseen test dataset and generated an attack category prediction for every network flow. The predicted attack category (</w:t>
-      </w:r>
-      <w:proofErr w:type="spellStart"/>
-      <w:r>
-        <w:t>attack_class_pred</w:t>
-      </w:r>
-      <w:proofErr w:type="spellEnd"/>
-      <w:r>
-        <w:t>) was stored as a meta-feature within the Model 3 dataset. It provides attack-family information in addition to binary attack detection. In addition to that, it enables the final ensemble model to understand the nature of the detected attack and improves contextual awareness during final classification.</w:t>
-      </w:r>
-    </w:p>
-    <w:p>
-      <w:pPr>
-        <w:spacing w:line="360" w:lineRule="auto"/>
-        <w:rPr>
-          <w:b/>
-          <w:bCs/>
-        </w:rPr>
-      </w:pPr>
-      <w:r>
-        <w:rPr>
-          <w:b/>
-          <w:bCs/>
-        </w:rPr>
         <w:t xml:space="preserve">4.2.2.5 </w:t>
       </w:r>
       <w:proofErr w:type="spellStart"/>
@@ -11162,7 +11425,7 @@
                     <pic:cNvPicPr/>
                   </pic:nvPicPr>
                   <pic:blipFill>
-                    <a:blip r:embed="rId17"/>
+                    <a:blip r:embed="rId18"/>
                     <a:stretch>
                       <a:fillRect/>
                     </a:stretch>
@@ -11185,6 +11448,160 @@
     </w:p>
     <w:p>
       <w:pPr>
+        <w:rPr>
+          <w:rFonts w:ascii="Times New Roman" w:hAnsi="Times New Roman" w:cs="Times New Roman"/>
+          <w:i/>
+          <w:iCs/>
+          <w:sz w:val="20"/>
+          <w:szCs w:val="20"/>
+        </w:rPr>
+      </w:pPr>
+      <w:r>
+        <w:rPr>
+          <w:rFonts w:ascii="Times New Roman" w:hAnsi="Times New Roman" w:cs="Times New Roman"/>
+          <w:i/>
+          <w:iCs/>
+          <w:sz w:val="20"/>
+          <w:szCs w:val="20"/>
+        </w:rPr>
+        <w:t xml:space="preserve">                    </w:t>
+      </w:r>
+      <w:r>
+        <w:rPr>
+          <w:rFonts w:ascii="Times New Roman" w:hAnsi="Times New Roman" w:cs="Times New Roman"/>
+          <w:i/>
+          <w:iCs/>
+          <w:sz w:val="20"/>
+          <w:szCs w:val="20"/>
+        </w:rPr>
+        <w:t xml:space="preserve">Fig </w:t>
+      </w:r>
+      <w:r>
+        <w:rPr>
+          <w:rFonts w:ascii="Times New Roman" w:hAnsi="Times New Roman" w:cs="Times New Roman"/>
+          <w:i/>
+          <w:iCs/>
+          <w:sz w:val="20"/>
+          <w:szCs w:val="20"/>
+        </w:rPr>
+        <w:t>4.</w:t>
+      </w:r>
+      <w:r>
+        <w:rPr>
+          <w:rFonts w:ascii="Times New Roman" w:hAnsi="Times New Roman" w:cs="Times New Roman"/>
+          <w:i/>
+          <w:iCs/>
+          <w:sz w:val="20"/>
+          <w:szCs w:val="20"/>
+        </w:rPr>
+        <w:t>2</w:t>
+      </w:r>
+      <w:r>
+        <w:rPr>
+          <w:rFonts w:ascii="Times New Roman" w:hAnsi="Times New Roman" w:cs="Times New Roman"/>
+          <w:i/>
+          <w:iCs/>
+          <w:sz w:val="20"/>
+          <w:szCs w:val="20"/>
+        </w:rPr>
+        <w:t>.2.5</w:t>
+      </w:r>
+      <w:r>
+        <w:rPr>
+          <w:rFonts w:ascii="Times New Roman" w:hAnsi="Times New Roman" w:cs="Times New Roman"/>
+          <w:i/>
+          <w:iCs/>
+          <w:sz w:val="20"/>
+          <w:szCs w:val="20"/>
+        </w:rPr>
+        <w:t xml:space="preserve">: </w:t>
+      </w:r>
+      <w:proofErr w:type="spellStart"/>
+      <w:r>
+        <w:rPr>
+          <w:rFonts w:ascii="Times New Roman" w:hAnsi="Times New Roman" w:cs="Times New Roman"/>
+          <w:i/>
+          <w:iCs/>
+          <w:sz w:val="20"/>
+          <w:szCs w:val="20"/>
+        </w:rPr>
+        <w:t>Softmax</w:t>
+      </w:r>
+      <w:proofErr w:type="spellEnd"/>
+      <w:r>
+        <w:rPr>
+          <w:rFonts w:ascii="Times New Roman" w:hAnsi="Times New Roman" w:cs="Times New Roman"/>
+          <w:i/>
+          <w:iCs/>
+          <w:sz w:val="20"/>
+          <w:szCs w:val="20"/>
+        </w:rPr>
+        <w:t>-Style Probability Generation</w:t>
+      </w:r>
+      <w:r>
+        <w:rPr>
+          <w:rFonts w:ascii="Times New Roman" w:hAnsi="Times New Roman" w:cs="Times New Roman"/>
+          <w:i/>
+          <w:iCs/>
+          <w:sz w:val="20"/>
+          <w:szCs w:val="20"/>
+        </w:rPr>
+        <w:t xml:space="preserve"> </w:t>
+      </w:r>
+      <w:r>
+        <w:rPr>
+          <w:rFonts w:ascii="Times New Roman" w:hAnsi="Times New Roman" w:cs="Times New Roman"/>
+          <w:i/>
+          <w:iCs/>
+          <w:sz w:val="20"/>
+          <w:szCs w:val="20"/>
+        </w:rPr>
+        <w:t>(Supervised Model</w:t>
+      </w:r>
+      <w:r>
+        <w:rPr>
+          <w:rFonts w:ascii="Times New Roman" w:hAnsi="Times New Roman" w:cs="Times New Roman"/>
+          <w:i/>
+          <w:iCs/>
+          <w:sz w:val="20"/>
+          <w:szCs w:val="20"/>
+        </w:rPr>
+        <w:t>—</w:t>
+      </w:r>
+      <w:proofErr w:type="spellStart"/>
+      <w:r>
+        <w:rPr>
+          <w:rFonts w:ascii="Times New Roman" w:hAnsi="Times New Roman" w:cs="Times New Roman"/>
+          <w:i/>
+          <w:iCs/>
+          <w:sz w:val="20"/>
+          <w:szCs w:val="20"/>
+        </w:rPr>
+        <w:t>Softmax</w:t>
+      </w:r>
+      <w:proofErr w:type="spellEnd"/>
+      <w:r>
+        <w:rPr>
+          <w:rFonts w:ascii="Times New Roman" w:hAnsi="Times New Roman" w:cs="Times New Roman"/>
+          <w:i/>
+          <w:iCs/>
+          <w:sz w:val="20"/>
+          <w:szCs w:val="20"/>
+        </w:rPr>
+        <w:t>)</w:t>
+      </w:r>
+    </w:p>
+    <w:p>
+      <w:pPr>
+        <w:spacing w:line="360" w:lineRule="auto"/>
+        <w:rPr>
+          <w:b/>
+          <w:bCs/>
+        </w:rPr>
+      </w:pPr>
+    </w:p>
+    <w:p>
+      <w:pPr>
         <w:spacing w:line="240" w:lineRule="auto"/>
         <w:rPr>
           <w:b/>
@@ -11210,7 +11627,7 @@
           <w:b/>
           <w:bCs/>
         </w:rPr>
-        <w:t>Meta-Feature Generation for Model 3</w:t>
+        <w:t>Meta-Feature Generation</w:t>
       </w:r>
     </w:p>
     <w:p>
@@ -11282,34 +11699,259 @@
       </w:r>
       <w:proofErr w:type="spellEnd"/>
       <w:r>
-        <w:t xml:space="preserve">. </w:t>
-      </w:r>
-      <w:r>
+        <w:t xml:space="preserve">. These probability features provide richer information than a single predicted class and allow the final </w:t>
+      </w:r>
+      <w:proofErr w:type="spellStart"/>
+      <w:r>
+        <w:t>XGBoost</w:t>
+      </w:r>
+      <w:proofErr w:type="spellEnd"/>
+      <w:r>
+        <w:t xml:space="preserve"> model to utilize attack-category confidence scores during decision making.</w:t>
+      </w:r>
+    </w:p>
+    <w:p>
+      <w:pPr>
+        <w:spacing w:line="360" w:lineRule="auto"/>
+      </w:pPr>
+      <w:r>
+        <w:rPr>
+          <w:noProof/>
+        </w:rPr>
+        <w:drawing>
+          <wp:inline distT="0" distB="0" distL="0" distR="0" wp14:anchorId="3523D1BE" wp14:editId="16F9CEEF">
+            <wp:extent cx="5731510" cy="1089025"/>
+            <wp:effectExtent l="0" t="0" r="2540" b="0"/>
+            <wp:docPr id="2133738322" name="Picture 40"/>
+            <wp:cNvGraphicFramePr>
+              <a:graphicFrameLocks xmlns:a="http://schemas.openxmlformats.org/drawingml/2006/main" noChangeAspect="1"/>
+            </wp:cNvGraphicFramePr>
+            <a:graphic xmlns:a="http://schemas.openxmlformats.org/drawingml/2006/main">
+              <a:graphicData uri="http://schemas.openxmlformats.org/drawingml/2006/picture">
+                <pic:pic xmlns:pic="http://schemas.openxmlformats.org/drawingml/2006/picture">
+                  <pic:nvPicPr>
+                    <pic:cNvPr id="2133738322" name="Picture 2133738322"/>
+                    <pic:cNvPicPr/>
+                  </pic:nvPicPr>
+                  <pic:blipFill>
+                    <a:blip r:embed="rId19" cstate="print">
+                      <a:extLst>
+                        <a:ext uri="{28A0092B-C50C-407E-A947-70E740481C1C}">
+                          <a14:useLocalDpi xmlns:a14="http://schemas.microsoft.com/office/drawing/2010/main" val="0"/>
+                        </a:ext>
+                      </a:extLst>
+                    </a:blip>
+                    <a:stretch>
+                      <a:fillRect/>
+                    </a:stretch>
+                  </pic:blipFill>
+                  <pic:spPr>
+                    <a:xfrm>
+                      <a:off x="0" y="0"/>
+                      <a:ext cx="5731510" cy="1089025"/>
+                    </a:xfrm>
+                    <a:prstGeom prst="rect">
+                      <a:avLst/>
+                    </a:prstGeom>
+                  </pic:spPr>
+                </pic:pic>
+              </a:graphicData>
+            </a:graphic>
+          </wp:inline>
+        </w:drawing>
+      </w:r>
+    </w:p>
+    <w:p>
+      <w:pPr>
+        <w:spacing w:line="360" w:lineRule="auto"/>
+        <w:rPr>
+          <w:rFonts w:ascii="Times New Roman" w:hAnsi="Times New Roman" w:cs="Times New Roman"/>
+          <w:i/>
+          <w:iCs/>
+          <w:sz w:val="20"/>
+          <w:szCs w:val="20"/>
+        </w:rPr>
+      </w:pPr>
+      <w:r>
+        <w:rPr>
+          <w:rFonts w:ascii="Times New Roman" w:hAnsi="Times New Roman" w:cs="Times New Roman"/>
+          <w:i/>
+          <w:iCs/>
+          <w:sz w:val="20"/>
+          <w:szCs w:val="20"/>
+        </w:rPr>
+        <w:t xml:space="preserve">                                  </w:t>
+      </w:r>
+      <w:r>
+        <w:rPr>
+          <w:rFonts w:ascii="Times New Roman" w:hAnsi="Times New Roman" w:cs="Times New Roman"/>
+          <w:i/>
+          <w:iCs/>
+          <w:sz w:val="20"/>
+          <w:szCs w:val="20"/>
+        </w:rPr>
+        <w:t xml:space="preserve">Fig </w:t>
+      </w:r>
+      <w:r>
+        <w:rPr>
+          <w:rFonts w:ascii="Times New Roman" w:hAnsi="Times New Roman" w:cs="Times New Roman"/>
+          <w:i/>
+          <w:iCs/>
+          <w:sz w:val="20"/>
+          <w:szCs w:val="20"/>
+        </w:rPr>
+        <w:t>4.2.2.</w:t>
+      </w:r>
+      <w:r>
+        <w:rPr>
+          <w:rFonts w:ascii="Times New Roman" w:hAnsi="Times New Roman" w:cs="Times New Roman"/>
+          <w:i/>
+          <w:iCs/>
+          <w:sz w:val="20"/>
+          <w:szCs w:val="20"/>
+        </w:rPr>
+        <w:t>6</w:t>
+      </w:r>
+      <w:r>
+        <w:rPr>
+          <w:rFonts w:ascii="Times New Roman" w:hAnsi="Times New Roman" w:cs="Times New Roman"/>
+          <w:i/>
+          <w:iCs/>
+          <w:sz w:val="20"/>
+          <w:szCs w:val="20"/>
+        </w:rPr>
+        <w:t xml:space="preserve">: </w:t>
+      </w:r>
+      <w:r>
+        <w:rPr>
+          <w:rFonts w:ascii="Times New Roman" w:hAnsi="Times New Roman" w:cs="Times New Roman"/>
+          <w:i/>
+          <w:iCs/>
+          <w:sz w:val="20"/>
+          <w:szCs w:val="20"/>
+        </w:rPr>
+        <w:t>Meta-Feature</w:t>
+      </w:r>
+      <w:r>
+        <w:rPr>
+          <w:rFonts w:ascii="Times New Roman" w:hAnsi="Times New Roman" w:cs="Times New Roman"/>
+          <w:i/>
+          <w:iCs/>
+          <w:sz w:val="20"/>
+          <w:szCs w:val="20"/>
+        </w:rPr>
+        <w:t xml:space="preserve"> Generation</w:t>
+      </w:r>
+      <w:r>
+        <w:rPr>
+          <w:rFonts w:ascii="Times New Roman" w:hAnsi="Times New Roman" w:cs="Times New Roman"/>
+          <w:i/>
+          <w:iCs/>
+          <w:sz w:val="20"/>
+          <w:szCs w:val="20"/>
+        </w:rPr>
+        <w:t xml:space="preserve"> (Supervised Model</w:t>
+      </w:r>
+      <w:r>
+        <w:rPr>
+          <w:rFonts w:ascii="Times New Roman" w:hAnsi="Times New Roman" w:cs="Times New Roman"/>
+          <w:i/>
+          <w:iCs/>
+          <w:sz w:val="20"/>
+          <w:szCs w:val="20"/>
+        </w:rPr>
+        <w:t>—</w:t>
+      </w:r>
+      <w:proofErr w:type="spellStart"/>
+      <w:r>
+        <w:rPr>
+          <w:rFonts w:ascii="Times New Roman" w:hAnsi="Times New Roman" w:cs="Times New Roman"/>
+          <w:i/>
+          <w:iCs/>
+          <w:sz w:val="20"/>
+          <w:szCs w:val="20"/>
+        </w:rPr>
+        <w:t>Softmax</w:t>
+      </w:r>
+      <w:proofErr w:type="spellEnd"/>
+      <w:r>
+        <w:rPr>
+          <w:rFonts w:ascii="Times New Roman" w:hAnsi="Times New Roman" w:cs="Times New Roman"/>
+          <w:i/>
+          <w:iCs/>
+          <w:sz w:val="20"/>
+          <w:szCs w:val="20"/>
+        </w:rPr>
+        <w:t>)</w:t>
+      </w:r>
+    </w:p>
+    <w:p>
+      <w:pPr>
+        <w:spacing w:line="360" w:lineRule="auto"/>
+        <w:rPr>
+          <w:rFonts w:ascii="Times New Roman" w:hAnsi="Times New Roman" w:cs="Times New Roman"/>
+          <w:i/>
+          <w:iCs/>
+          <w:sz w:val="20"/>
+          <w:szCs w:val="20"/>
+        </w:rPr>
+      </w:pPr>
+    </w:p>
+    <w:p>
+      <w:pPr>
+        <w:spacing w:line="360" w:lineRule="auto"/>
+        <w:rPr>
+          <w:rFonts w:ascii="Times New Roman" w:hAnsi="Times New Roman" w:cs="Times New Roman"/>
+          <w:i/>
+          <w:iCs/>
+          <w:sz w:val="20"/>
+          <w:szCs w:val="20"/>
+        </w:rPr>
+      </w:pPr>
+    </w:p>
+    <w:p>
+      <w:pPr>
+        <w:spacing w:line="360" w:lineRule="auto"/>
+        <w:rPr>
+          <w:rFonts w:ascii="Times New Roman" w:hAnsi="Times New Roman" w:cs="Times New Roman"/>
+          <w:i/>
+          <w:iCs/>
+          <w:sz w:val="20"/>
+          <w:szCs w:val="20"/>
+        </w:rPr>
+      </w:pPr>
+    </w:p>
+    <w:p>
+      <w:pPr>
+        <w:spacing w:line="360" w:lineRule="auto"/>
+        <w:rPr>
+          <w:rFonts w:ascii="Times New Roman" w:hAnsi="Times New Roman" w:cs="Times New Roman"/>
+          <w:i/>
+          <w:iCs/>
+          <w:sz w:val="20"/>
+          <w:szCs w:val="20"/>
+        </w:rPr>
+      </w:pPr>
+    </w:p>
+    <w:p>
+      <w:pPr>
+        <w:spacing w:line="360" w:lineRule="auto"/>
+      </w:pPr>
+    </w:p>
+    <w:p>
+      <w:pPr>
+        <w:spacing w:line="360" w:lineRule="auto"/>
+        <w:rPr>
+          <w:b/>
+          <w:bCs/>
+        </w:rPr>
+      </w:pPr>
+      <w:r>
+        <w:rPr>
+          <w:b/>
+          <w:bCs/>
+        </w:rPr>
         <w:lastRenderedPageBreak/>
-        <w:t xml:space="preserve">These probability features provide richer information than a single predicted class and allow the final </w:t>
-      </w:r>
-      <w:proofErr w:type="spellStart"/>
-      <w:r>
-        <w:t>XGBoost</w:t>
-      </w:r>
-      <w:proofErr w:type="spellEnd"/>
-      <w:r>
-        <w:t xml:space="preserve"> model to utilize attack-category confidence scores during decision making.</w:t>
-      </w:r>
-    </w:p>
-    <w:p>
-      <w:pPr>
-        <w:spacing w:line="360" w:lineRule="auto"/>
-        <w:rPr>
-          <w:b/>
-          <w:bCs/>
-        </w:rPr>
-      </w:pPr>
-      <w:r>
-        <w:rPr>
-          <w:b/>
-          <w:bCs/>
-        </w:rPr>
         <w:t>4.2.2.7 Classification Performance</w:t>
       </w:r>
     </w:p>
@@ -11354,7 +11996,7 @@
                     <pic:cNvPicPr/>
                   </pic:nvPicPr>
                   <pic:blipFill>
-                    <a:blip r:embed="rId18"/>
+                    <a:blip r:embed="rId20"/>
                     <a:stretch>
                       <a:fillRect/>
                     </a:stretch>
@@ -11377,6 +12019,113 @@
     </w:p>
     <w:p>
       <w:pPr>
+        <w:spacing w:line="360" w:lineRule="auto"/>
+      </w:pPr>
+      <w:r>
+        <w:rPr>
+          <w:rFonts w:ascii="Times New Roman" w:hAnsi="Times New Roman" w:cs="Times New Roman"/>
+          <w:i/>
+          <w:iCs/>
+          <w:sz w:val="20"/>
+          <w:szCs w:val="20"/>
+        </w:rPr>
+        <w:t xml:space="preserve">                                </w:t>
+      </w:r>
+      <w:r>
+        <w:rPr>
+          <w:rFonts w:ascii="Times New Roman" w:hAnsi="Times New Roman" w:cs="Times New Roman"/>
+          <w:i/>
+          <w:iCs/>
+          <w:sz w:val="20"/>
+          <w:szCs w:val="20"/>
+        </w:rPr>
+        <w:t xml:space="preserve">Fig </w:t>
+      </w:r>
+      <w:r>
+        <w:rPr>
+          <w:rFonts w:ascii="Times New Roman" w:hAnsi="Times New Roman" w:cs="Times New Roman"/>
+          <w:i/>
+          <w:iCs/>
+          <w:sz w:val="20"/>
+          <w:szCs w:val="20"/>
+        </w:rPr>
+        <w:t>4.2.2.</w:t>
+      </w:r>
+      <w:r>
+        <w:rPr>
+          <w:rFonts w:ascii="Times New Roman" w:hAnsi="Times New Roman" w:cs="Times New Roman"/>
+          <w:i/>
+          <w:iCs/>
+          <w:sz w:val="20"/>
+          <w:szCs w:val="20"/>
+        </w:rPr>
+        <w:t>7</w:t>
+      </w:r>
+      <w:r>
+        <w:rPr>
+          <w:rFonts w:ascii="Times New Roman" w:hAnsi="Times New Roman" w:cs="Times New Roman"/>
+          <w:i/>
+          <w:iCs/>
+          <w:sz w:val="20"/>
+          <w:szCs w:val="20"/>
+        </w:rPr>
+        <w:t xml:space="preserve">: </w:t>
+      </w:r>
+      <w:r>
+        <w:rPr>
+          <w:rFonts w:ascii="Times New Roman" w:hAnsi="Times New Roman" w:cs="Times New Roman"/>
+          <w:i/>
+          <w:iCs/>
+          <w:sz w:val="20"/>
+          <w:szCs w:val="20"/>
+        </w:rPr>
+        <w:t>Classification Report</w:t>
+      </w:r>
+      <w:r>
+        <w:rPr>
+          <w:rFonts w:ascii="Times New Roman" w:hAnsi="Times New Roman" w:cs="Times New Roman"/>
+          <w:i/>
+          <w:iCs/>
+          <w:sz w:val="20"/>
+          <w:szCs w:val="20"/>
+        </w:rPr>
+        <w:t xml:space="preserve"> (Supervised Model</w:t>
+      </w:r>
+      <w:r>
+        <w:rPr>
+          <w:rFonts w:ascii="Times New Roman" w:hAnsi="Times New Roman" w:cs="Times New Roman"/>
+          <w:i/>
+          <w:iCs/>
+          <w:sz w:val="20"/>
+          <w:szCs w:val="20"/>
+        </w:rPr>
+        <w:t>—</w:t>
+      </w:r>
+      <w:proofErr w:type="spellStart"/>
+      <w:r>
+        <w:rPr>
+          <w:rFonts w:ascii="Times New Roman" w:hAnsi="Times New Roman" w:cs="Times New Roman"/>
+          <w:i/>
+          <w:iCs/>
+          <w:sz w:val="20"/>
+          <w:szCs w:val="20"/>
+        </w:rPr>
+        <w:t>Softmax</w:t>
+      </w:r>
+      <w:proofErr w:type="spellEnd"/>
+      <w:r>
+        <w:rPr>
+          <w:rFonts w:ascii="Times New Roman" w:hAnsi="Times New Roman" w:cs="Times New Roman"/>
+          <w:i/>
+          <w:iCs/>
+          <w:sz w:val="20"/>
+          <w:szCs w:val="20"/>
+        </w:rPr>
+        <w:t>)</w:t>
+      </w:r>
+    </w:p>
+    <w:p>
+      <w:pPr>
         <w:spacing w:line="240" w:lineRule="auto"/>
       </w:pPr>
     </w:p>
@@ -11420,6 +12169,13 @@
           <w:bCs/>
         </w:rPr>
       </w:pPr>
+      <w:r>
+        <w:rPr>
+          <w:b/>
+          <w:bCs/>
+        </w:rPr>
+        <w:t xml:space="preserve">4.2.2.8 </w:t>
+      </w:r>
       <w:r>
         <w:rPr>
           <w:b/>
@@ -12145,6 +12901,113 @@
     </w:tbl>
     <w:p>
       <w:pPr>
+        <w:spacing w:line="360" w:lineRule="auto"/>
+      </w:pPr>
+      <w:r>
+        <w:rPr>
+          <w:rFonts w:ascii="Times New Roman" w:hAnsi="Times New Roman" w:cs="Times New Roman"/>
+          <w:i/>
+          <w:iCs/>
+          <w:sz w:val="20"/>
+          <w:szCs w:val="20"/>
+        </w:rPr>
+        <w:t xml:space="preserve">                        Table</w:t>
+      </w:r>
+      <w:r>
+        <w:rPr>
+          <w:rFonts w:ascii="Times New Roman" w:hAnsi="Times New Roman" w:cs="Times New Roman"/>
+          <w:i/>
+          <w:iCs/>
+          <w:sz w:val="20"/>
+          <w:szCs w:val="20"/>
+        </w:rPr>
+        <w:t xml:space="preserve"> </w:t>
+      </w:r>
+      <w:r>
+        <w:rPr>
+          <w:rFonts w:ascii="Times New Roman" w:hAnsi="Times New Roman" w:cs="Times New Roman"/>
+          <w:i/>
+          <w:iCs/>
+          <w:sz w:val="20"/>
+          <w:szCs w:val="20"/>
+        </w:rPr>
+        <w:t>4.2.2.</w:t>
+      </w:r>
+      <w:r>
+        <w:rPr>
+          <w:rFonts w:ascii="Times New Roman" w:hAnsi="Times New Roman" w:cs="Times New Roman"/>
+          <w:i/>
+          <w:iCs/>
+          <w:sz w:val="20"/>
+          <w:szCs w:val="20"/>
+        </w:rPr>
+        <w:t>8</w:t>
+      </w:r>
+      <w:r>
+        <w:rPr>
+          <w:rFonts w:ascii="Times New Roman" w:hAnsi="Times New Roman" w:cs="Times New Roman"/>
+          <w:i/>
+          <w:iCs/>
+          <w:sz w:val="20"/>
+          <w:szCs w:val="20"/>
+        </w:rPr>
+        <w:t xml:space="preserve">: </w:t>
+      </w:r>
+      <w:r>
+        <w:rPr>
+          <w:rFonts w:ascii="Times New Roman" w:hAnsi="Times New Roman" w:cs="Times New Roman"/>
+          <w:i/>
+          <w:iCs/>
+          <w:sz w:val="20"/>
+          <w:szCs w:val="20"/>
+        </w:rPr>
+        <w:t>Attack Category Performance Analysis</w:t>
+      </w:r>
+      <w:r>
+        <w:rPr>
+          <w:rFonts w:ascii="Times New Roman" w:hAnsi="Times New Roman" w:cs="Times New Roman"/>
+          <w:i/>
+          <w:iCs/>
+          <w:sz w:val="20"/>
+          <w:szCs w:val="20"/>
+        </w:rPr>
+        <w:t xml:space="preserve"> (Supervised Model</w:t>
+      </w:r>
+      <w:r>
+        <w:rPr>
+          <w:rFonts w:ascii="Times New Roman" w:hAnsi="Times New Roman" w:cs="Times New Roman"/>
+          <w:i/>
+          <w:iCs/>
+          <w:sz w:val="20"/>
+          <w:szCs w:val="20"/>
+        </w:rPr>
+        <w:t>—</w:t>
+      </w:r>
+      <w:proofErr w:type="spellStart"/>
+      <w:r>
+        <w:rPr>
+          <w:rFonts w:ascii="Times New Roman" w:hAnsi="Times New Roman" w:cs="Times New Roman"/>
+          <w:i/>
+          <w:iCs/>
+          <w:sz w:val="20"/>
+          <w:szCs w:val="20"/>
+        </w:rPr>
+        <w:t>Softmax</w:t>
+      </w:r>
+      <w:proofErr w:type="spellEnd"/>
+      <w:r>
+        <w:rPr>
+          <w:rFonts w:ascii="Times New Roman" w:hAnsi="Times New Roman" w:cs="Times New Roman"/>
+          <w:i/>
+          <w:iCs/>
+          <w:sz w:val="20"/>
+          <w:szCs w:val="20"/>
+        </w:rPr>
+        <w:t>)</w:t>
+      </w:r>
+    </w:p>
+    <w:p>
+      <w:pPr>
         <w:spacing w:line="240" w:lineRule="auto"/>
         <w:rPr>
           <w:b/>
@@ -12163,7 +13026,13 @@
           <w:b/>
           <w:bCs/>
         </w:rPr>
-        <w:br/>
+        <w:t xml:space="preserve">       </w:t>
+      </w:r>
+      <w:r>
+        <w:rPr>
+          <w:b/>
+          <w:bCs/>
+        </w:rPr>
         <w:t>Weighted F1 Score: ~1.00</w:t>
       </w:r>
     </w:p>
@@ -12181,38 +13050,114 @@
           <w:b/>
           <w:bCs/>
         </w:rPr>
+        <w:t>4.2.2.</w:t>
+      </w:r>
+      <w:r>
+        <w:rPr>
+          <w:b/>
+          <w:bCs/>
+        </w:rPr>
+        <w:t>8</w:t>
+      </w:r>
+      <w:r>
+        <w:rPr>
+          <w:b/>
+          <w:bCs/>
+        </w:rPr>
+        <w:t xml:space="preserve">  </w:t>
+      </w:r>
+      <w:r>
+        <w:rPr>
+          <w:b/>
+          <w:bCs/>
+        </w:rPr>
+        <w:t>Confusion</w:t>
+      </w:r>
+      <w:proofErr w:type="gramEnd"/>
+      <w:r>
+        <w:rPr>
+          <w:b/>
+          <w:bCs/>
+        </w:rPr>
+        <w:t xml:space="preserve"> Matrix Analysis</w:t>
+      </w:r>
+    </w:p>
+    <w:p>
+      <w:pPr>
+        <w:spacing w:line="360" w:lineRule="auto"/>
+      </w:pPr>
+      <w:r>
         <w:lastRenderedPageBreak/>
-        <w:t>4.2.2.</w:t>
-      </w:r>
-      <w:r>
-        <w:rPr>
-          <w:b/>
-          <w:bCs/>
-        </w:rPr>
-        <w:t>8</w:t>
-      </w:r>
-      <w:r>
-        <w:rPr>
-          <w:b/>
-          <w:bCs/>
-        </w:rPr>
-        <w:t xml:space="preserve">  </w:t>
-      </w:r>
-      <w:r>
-        <w:rPr>
-          <w:b/>
-          <w:bCs/>
-        </w:rPr>
-        <w:t>Confusion</w:t>
-      </w:r>
-      <w:proofErr w:type="gramEnd"/>
-      <w:r>
-        <w:rPr>
-          <w:b/>
-          <w:bCs/>
-        </w:rPr>
-        <w:t xml:space="preserve"> Matrix Analysis</w:t>
-      </w:r>
+        <w:t xml:space="preserve">The confusion matrix demonstrates strong multiclass classification performance, with most </w:t>
+      </w:r>
+      <w:r>
+        <w:rPr>
+          <w:b/>
+          <w:bCs/>
+        </w:rPr>
+        <w:t xml:space="preserve">Benign, </w:t>
+      </w:r>
+      <w:proofErr w:type="spellStart"/>
+      <w:r>
+        <w:rPr>
+          <w:b/>
+          <w:bCs/>
+        </w:rPr>
+        <w:t>DoS_DDoS</w:t>
+      </w:r>
+      <w:proofErr w:type="spellEnd"/>
+      <w:r>
+        <w:rPr>
+          <w:b/>
+          <w:bCs/>
+        </w:rPr>
+        <w:t xml:space="preserve">, Reconnaissance, and </w:t>
+      </w:r>
+      <w:proofErr w:type="spellStart"/>
+      <w:r>
+        <w:rPr>
+          <w:b/>
+          <w:bCs/>
+        </w:rPr>
+        <w:t>Credential_Attack</w:t>
+      </w:r>
+      <w:proofErr w:type="spellEnd"/>
+      <w:r>
+        <w:t xml:space="preserve"> samples correctly identified. Misclassifications were mainly concentrated in the </w:t>
+      </w:r>
+      <w:proofErr w:type="spellStart"/>
+      <w:r>
+        <w:rPr>
+          <w:b/>
+          <w:bCs/>
+        </w:rPr>
+        <w:t>Malware_Compromise</w:t>
+      </w:r>
+      <w:proofErr w:type="spellEnd"/>
+      <w:r>
+        <w:t xml:space="preserve"> and </w:t>
+      </w:r>
+      <w:proofErr w:type="spellStart"/>
+      <w:r>
+        <w:rPr>
+          <w:b/>
+          <w:bCs/>
+        </w:rPr>
+        <w:t>Web_Attack</w:t>
+      </w:r>
+      <w:proofErr w:type="spellEnd"/>
+      <w:r>
+        <w:t xml:space="preserve"> categories due to their limited sample sizes, highlighting the impact of class imbalance on minority attack classes.</w:t>
+      </w:r>
+    </w:p>
+    <w:p>
+      <w:pPr>
+        <w:spacing w:line="360" w:lineRule="auto"/>
+        <w:rPr>
+          <w:b/>
+          <w:bCs/>
+        </w:rPr>
+      </w:pPr>
     </w:p>
     <w:p>
       <w:pPr>
@@ -12244,7 +13189,7 @@
                     <pic:cNvPicPr/>
                   </pic:nvPicPr>
                   <pic:blipFill>
-                    <a:blip r:embed="rId19"/>
+                    <a:blip r:embed="rId21"/>
                     <a:stretch>
                       <a:fillRect/>
                     </a:stretch>
@@ -12268,73 +13213,99 @@
     <w:p>
       <w:pPr>
         <w:spacing w:line="360" w:lineRule="auto"/>
-        <w:rPr>
-          <w:b/>
-          <w:bCs/>
-        </w:rPr>
-      </w:pPr>
-      <w:r>
-        <w:t xml:space="preserve">The confusion matrix demonstrates strong multiclass classification performance, with most </w:t>
-      </w:r>
-      <w:r>
-        <w:rPr>
-          <w:b/>
-          <w:bCs/>
-        </w:rPr>
-        <w:t xml:space="preserve">Benign, </w:t>
+      </w:pPr>
+      <w:r>
+        <w:rPr>
+          <w:rFonts w:ascii="Times New Roman" w:hAnsi="Times New Roman" w:cs="Times New Roman"/>
+          <w:i/>
+          <w:iCs/>
+          <w:sz w:val="20"/>
+          <w:szCs w:val="20"/>
+        </w:rPr>
+        <w:t xml:space="preserve">                               </w:t>
+      </w:r>
+      <w:r>
+        <w:rPr>
+          <w:rFonts w:ascii="Times New Roman" w:hAnsi="Times New Roman" w:cs="Times New Roman"/>
+          <w:i/>
+          <w:iCs/>
+          <w:sz w:val="20"/>
+          <w:szCs w:val="20"/>
+        </w:rPr>
+        <w:t xml:space="preserve">Fig </w:t>
+      </w:r>
+      <w:r>
+        <w:rPr>
+          <w:rFonts w:ascii="Times New Roman" w:hAnsi="Times New Roman" w:cs="Times New Roman"/>
+          <w:i/>
+          <w:iCs/>
+          <w:sz w:val="20"/>
+          <w:szCs w:val="20"/>
+        </w:rPr>
+        <w:t>4.2.2.</w:t>
+      </w:r>
+      <w:r>
+        <w:rPr>
+          <w:rFonts w:ascii="Times New Roman" w:hAnsi="Times New Roman" w:cs="Times New Roman"/>
+          <w:i/>
+          <w:iCs/>
+          <w:sz w:val="20"/>
+          <w:szCs w:val="20"/>
+        </w:rPr>
+        <w:t>8 Confusion matrix Analysis</w:t>
+      </w:r>
+      <w:r>
+        <w:rPr>
+          <w:rFonts w:ascii="Times New Roman" w:hAnsi="Times New Roman" w:cs="Times New Roman"/>
+          <w:i/>
+          <w:iCs/>
+          <w:sz w:val="20"/>
+          <w:szCs w:val="20"/>
+        </w:rPr>
+        <w:t xml:space="preserve"> (Supervised Model</w:t>
+      </w:r>
+      <w:r>
+        <w:rPr>
+          <w:rFonts w:ascii="Times New Roman" w:hAnsi="Times New Roman" w:cs="Times New Roman"/>
+          <w:i/>
+          <w:iCs/>
+          <w:sz w:val="20"/>
+          <w:szCs w:val="20"/>
+        </w:rPr>
+        <w:t>—</w:t>
       </w:r>
       <w:proofErr w:type="spellStart"/>
       <w:r>
         <w:rPr>
-          <w:b/>
-          <w:bCs/>
-        </w:rPr>
-        <w:t>DoS_DDoS</w:t>
+          <w:rFonts w:ascii="Times New Roman" w:hAnsi="Times New Roman" w:cs="Times New Roman"/>
+          <w:i/>
+          <w:iCs/>
+          <w:sz w:val="20"/>
+          <w:szCs w:val="20"/>
+        </w:rPr>
+        <w:t>Softmax</w:t>
       </w:r>
       <w:proofErr w:type="spellEnd"/>
       <w:r>
         <w:rPr>
-          <w:b/>
-          <w:bCs/>
-        </w:rPr>
-        <w:t xml:space="preserve">, Reconnaissance, and </w:t>
-      </w:r>
-      <w:proofErr w:type="spellStart"/>
-      <w:r>
-        <w:rPr>
-          <w:b/>
-          <w:bCs/>
-        </w:rPr>
-        <w:t>Credential_Attack</w:t>
-      </w:r>
-      <w:proofErr w:type="spellEnd"/>
-      <w:r>
-        <w:t xml:space="preserve"> samples correctly identified. Misclassifications were mainly concentrated in the </w:t>
-      </w:r>
-      <w:proofErr w:type="spellStart"/>
-      <w:r>
-        <w:rPr>
-          <w:b/>
-          <w:bCs/>
-        </w:rPr>
-        <w:t>Malware_Compromise</w:t>
-      </w:r>
-      <w:proofErr w:type="spellEnd"/>
-      <w:r>
-        <w:t xml:space="preserve"> and </w:t>
-      </w:r>
-      <w:proofErr w:type="spellStart"/>
-      <w:r>
-        <w:rPr>
-          <w:b/>
-          <w:bCs/>
-        </w:rPr>
-        <w:t>Web_Attack</w:t>
-      </w:r>
-      <w:proofErr w:type="spellEnd"/>
-      <w:r>
-        <w:t xml:space="preserve"> categories due to their limited sample sizes, highlighting the impact of class imbalance on minority attack classes.</w:t>
-      </w:r>
+          <w:rFonts w:ascii="Times New Roman" w:hAnsi="Times New Roman" w:cs="Times New Roman"/>
+          <w:i/>
+          <w:iCs/>
+          <w:sz w:val="20"/>
+          <w:szCs w:val="20"/>
+        </w:rPr>
+        <w:t>)</w:t>
+      </w:r>
+    </w:p>
+    <w:p>
+      <w:pPr>
+        <w:spacing w:line="360" w:lineRule="auto"/>
+        <w:rPr>
+          <w:b/>
+          <w:bCs/>
+        </w:rPr>
+      </w:pPr>
+      <w:proofErr w:type="gramStart"/>
       <w:r>
         <w:rPr>
           <w:b/>
@@ -12342,7 +13313,6 @@
         </w:rPr>
         <w:t>4.2.2.</w:t>
       </w:r>
-      <w:proofErr w:type="gramStart"/>
       <w:r>
         <w:rPr>
           <w:b/>
@@ -12417,9 +13387,9 @@
           <w:noProof/>
         </w:rPr>
         <w:drawing>
-          <wp:inline distT="0" distB="0" distL="0" distR="0" wp14:anchorId="54847268" wp14:editId="17678346">
-            <wp:extent cx="4109121" cy="3152633"/>
-            <wp:effectExtent l="0" t="0" r="5715" b="0"/>
+          <wp:inline distT="0" distB="0" distL="0" distR="0" wp14:anchorId="54847268" wp14:editId="4B199215">
+            <wp:extent cx="3393384" cy="2603500"/>
+            <wp:effectExtent l="0" t="0" r="0" b="6350"/>
             <wp:docPr id="656186673" name="Picture 1"/>
             <wp:cNvGraphicFramePr>
               <a:graphicFrameLocks xmlns:a="http://schemas.openxmlformats.org/drawingml/2006/main" noChangeAspect="1"/>
@@ -12432,7 +13402,7 @@
                     <pic:cNvPicPr/>
                   </pic:nvPicPr>
                   <pic:blipFill>
-                    <a:blip r:embed="rId20"/>
+                    <a:blip r:embed="rId22"/>
                     <a:stretch>
                       <a:fillRect/>
                     </a:stretch>
@@ -12440,7 +13410,7 @@
                   <pic:spPr>
                     <a:xfrm>
                       <a:off x="0" y="0"/>
-                      <a:ext cx="4148394" cy="3182765"/>
+                      <a:ext cx="3434642" cy="2635154"/>
                     </a:xfrm>
                     <a:prstGeom prst="rect">
                       <a:avLst/>
@@ -12458,7 +13428,134 @@
         <w:spacing w:line="360" w:lineRule="auto"/>
       </w:pPr>
       <w:r>
+        <w:rPr>
+          <w:rFonts w:ascii="Times New Roman" w:hAnsi="Times New Roman" w:cs="Times New Roman"/>
+          <w:i/>
+          <w:iCs/>
+          <w:sz w:val="20"/>
+          <w:szCs w:val="20"/>
+        </w:rPr>
         <w:lastRenderedPageBreak/>
+        <w:t xml:space="preserve">                                    </w:t>
+      </w:r>
+      <w:r>
+        <w:rPr>
+          <w:rFonts w:ascii="Times New Roman" w:hAnsi="Times New Roman" w:cs="Times New Roman"/>
+          <w:i/>
+          <w:iCs/>
+          <w:sz w:val="20"/>
+          <w:szCs w:val="20"/>
+        </w:rPr>
+        <w:t xml:space="preserve">Fig </w:t>
+      </w:r>
+      <w:r>
+        <w:rPr>
+          <w:rFonts w:ascii="Times New Roman" w:hAnsi="Times New Roman" w:cs="Times New Roman"/>
+          <w:i/>
+          <w:iCs/>
+          <w:sz w:val="20"/>
+          <w:szCs w:val="20"/>
+        </w:rPr>
+        <w:t>4.2.2.</w:t>
+      </w:r>
+      <w:r>
+        <w:rPr>
+          <w:rFonts w:ascii="Times New Roman" w:hAnsi="Times New Roman" w:cs="Times New Roman"/>
+          <w:i/>
+          <w:iCs/>
+          <w:sz w:val="20"/>
+          <w:szCs w:val="20"/>
+        </w:rPr>
+        <w:t>9</w:t>
+      </w:r>
+      <w:r>
+        <w:rPr>
+          <w:rFonts w:ascii="Times New Roman" w:hAnsi="Times New Roman" w:cs="Times New Roman"/>
+          <w:i/>
+          <w:iCs/>
+          <w:sz w:val="20"/>
+          <w:szCs w:val="20"/>
+        </w:rPr>
+        <w:t xml:space="preserve">: </w:t>
+      </w:r>
+      <w:r>
+        <w:rPr>
+          <w:rFonts w:ascii="Times New Roman" w:hAnsi="Times New Roman" w:cs="Times New Roman"/>
+          <w:i/>
+          <w:iCs/>
+          <w:sz w:val="20"/>
+          <w:szCs w:val="20"/>
+        </w:rPr>
+        <w:t>ROC – AUC Curve Analysis</w:t>
+      </w:r>
+      <w:r>
+        <w:rPr>
+          <w:rFonts w:ascii="Times New Roman" w:hAnsi="Times New Roman" w:cs="Times New Roman"/>
+          <w:i/>
+          <w:iCs/>
+          <w:sz w:val="20"/>
+          <w:szCs w:val="20"/>
+        </w:rPr>
+        <w:t xml:space="preserve"> </w:t>
+      </w:r>
+      <w:r>
+        <w:rPr>
+          <w:rFonts w:ascii="Times New Roman" w:hAnsi="Times New Roman" w:cs="Times New Roman"/>
+          <w:i/>
+          <w:iCs/>
+          <w:sz w:val="20"/>
+          <w:szCs w:val="20"/>
+        </w:rPr>
+        <w:t>(Supervised Model</w:t>
+      </w:r>
+      <w:r>
+        <w:rPr>
+          <w:rFonts w:ascii="Times New Roman" w:hAnsi="Times New Roman" w:cs="Times New Roman"/>
+          <w:i/>
+          <w:iCs/>
+          <w:sz w:val="20"/>
+          <w:szCs w:val="20"/>
+        </w:rPr>
+        <w:t>—</w:t>
+      </w:r>
+      <w:proofErr w:type="spellStart"/>
+      <w:r>
+        <w:rPr>
+          <w:rFonts w:ascii="Times New Roman" w:hAnsi="Times New Roman" w:cs="Times New Roman"/>
+          <w:i/>
+          <w:iCs/>
+          <w:sz w:val="20"/>
+          <w:szCs w:val="20"/>
+        </w:rPr>
+        <w:t>Softmax</w:t>
+      </w:r>
+      <w:proofErr w:type="spellEnd"/>
+      <w:r>
+        <w:rPr>
+          <w:rFonts w:ascii="Times New Roman" w:hAnsi="Times New Roman" w:cs="Times New Roman"/>
+          <w:i/>
+          <w:iCs/>
+          <w:sz w:val="20"/>
+          <w:szCs w:val="20"/>
+        </w:rPr>
+        <w:t>)</w:t>
+      </w:r>
+    </w:p>
+    <w:p>
+      <w:pPr>
+        <w:spacing w:line="360" w:lineRule="auto"/>
+        <w:jc w:val="center"/>
+        <w:rPr>
+          <w:b/>
+          <w:bCs/>
+        </w:rPr>
+      </w:pPr>
+    </w:p>
+    <w:p>
+      <w:pPr>
+        <w:spacing w:line="360" w:lineRule="auto"/>
+      </w:pPr>
+      <w:r>
         <w:t>A One-vs-Rest (</w:t>
       </w:r>
       <w:proofErr w:type="spellStart"/>
@@ -12578,7 +13675,7 @@
                     <pic:cNvPicPr/>
                   </pic:nvPicPr>
                   <pic:blipFill>
-                    <a:blip r:embed="rId21"/>
+                    <a:blip r:embed="rId23"/>
                     <a:stretch>
                       <a:fillRect/>
                     </a:stretch>
@@ -12598,6 +13695,134 @@
           </wp:inline>
         </w:drawing>
       </w:r>
+      <w:r>
+        <w:rPr>
+          <w:b/>
+          <w:bCs/>
+        </w:rPr>
+        <w:t xml:space="preserve"> </w:t>
+      </w:r>
+    </w:p>
+    <w:p>
+      <w:pPr>
+        <w:spacing w:line="360" w:lineRule="auto"/>
+        <w:rPr>
+          <w:b/>
+          <w:bCs/>
+        </w:rPr>
+      </w:pPr>
+      <w:r>
+        <w:rPr>
+          <w:rFonts w:ascii="Times New Roman" w:hAnsi="Times New Roman" w:cs="Times New Roman"/>
+          <w:i/>
+          <w:iCs/>
+          <w:sz w:val="20"/>
+          <w:szCs w:val="20"/>
+        </w:rPr>
+        <w:t xml:space="preserve">        </w:t>
+      </w:r>
+      <w:r>
+        <w:rPr>
+          <w:rFonts w:ascii="Times New Roman" w:hAnsi="Times New Roman" w:cs="Times New Roman"/>
+          <w:i/>
+          <w:iCs/>
+          <w:sz w:val="20"/>
+          <w:szCs w:val="20"/>
+        </w:rPr>
+        <w:t xml:space="preserve">Fig </w:t>
+      </w:r>
+      <w:r>
+        <w:rPr>
+          <w:rFonts w:ascii="Times New Roman" w:hAnsi="Times New Roman" w:cs="Times New Roman"/>
+          <w:i/>
+          <w:iCs/>
+          <w:sz w:val="20"/>
+          <w:szCs w:val="20"/>
+        </w:rPr>
+        <w:t>4.2.2.</w:t>
+      </w:r>
+      <w:r>
+        <w:rPr>
+          <w:rFonts w:ascii="Times New Roman" w:hAnsi="Times New Roman" w:cs="Times New Roman"/>
+          <w:i/>
+          <w:iCs/>
+          <w:sz w:val="20"/>
+          <w:szCs w:val="20"/>
+        </w:rPr>
+        <w:t>10</w:t>
+      </w:r>
+      <w:r>
+        <w:rPr>
+          <w:rFonts w:ascii="Times New Roman" w:hAnsi="Times New Roman" w:cs="Times New Roman"/>
+          <w:i/>
+          <w:iCs/>
+          <w:sz w:val="20"/>
+          <w:szCs w:val="20"/>
+        </w:rPr>
+        <w:t xml:space="preserve">: </w:t>
+      </w:r>
+      <w:r>
+        <w:rPr>
+          <w:rFonts w:ascii="Times New Roman" w:hAnsi="Times New Roman" w:cs="Times New Roman"/>
+          <w:i/>
+          <w:iCs/>
+          <w:sz w:val="20"/>
+          <w:szCs w:val="20"/>
+        </w:rPr>
+        <w:t>learning</w:t>
+      </w:r>
+      <w:r>
+        <w:rPr>
+          <w:rFonts w:ascii="Times New Roman" w:hAnsi="Times New Roman" w:cs="Times New Roman"/>
+          <w:i/>
+          <w:iCs/>
+          <w:sz w:val="20"/>
+          <w:szCs w:val="20"/>
+        </w:rPr>
+        <w:t xml:space="preserve"> Curve Analysis</w:t>
+      </w:r>
+      <w:r>
+        <w:rPr>
+          <w:rFonts w:ascii="Times New Roman" w:hAnsi="Times New Roman" w:cs="Times New Roman"/>
+          <w:i/>
+          <w:iCs/>
+          <w:sz w:val="20"/>
+          <w:szCs w:val="20"/>
+        </w:rPr>
+        <w:t xml:space="preserve"> (Supervised Model</w:t>
+      </w:r>
+      <w:r>
+        <w:rPr>
+          <w:rFonts w:ascii="Times New Roman" w:hAnsi="Times New Roman" w:cs="Times New Roman"/>
+          <w:i/>
+          <w:iCs/>
+          <w:sz w:val="20"/>
+          <w:szCs w:val="20"/>
+        </w:rPr>
+        <w:t>—</w:t>
+      </w:r>
+      <w:proofErr w:type="spellStart"/>
+      <w:r>
+        <w:rPr>
+          <w:rFonts w:ascii="Times New Roman" w:hAnsi="Times New Roman" w:cs="Times New Roman"/>
+          <w:i/>
+          <w:iCs/>
+          <w:sz w:val="20"/>
+          <w:szCs w:val="20"/>
+        </w:rPr>
+        <w:t>Softmax</w:t>
+      </w:r>
+      <w:proofErr w:type="spellEnd"/>
+      <w:r>
+        <w:rPr>
+          <w:rFonts w:ascii="Times New Roman" w:hAnsi="Times New Roman" w:cs="Times New Roman"/>
+          <w:i/>
+          <w:iCs/>
+          <w:sz w:val="20"/>
+          <w:szCs w:val="20"/>
+        </w:rPr>
+        <w:t>)</w:t>
+      </w:r>
     </w:p>
     <w:p>
       <w:pPr>
@@ -12721,7 +13946,11 @@
       </w:r>
       <w:proofErr w:type="spellEnd"/>
       <w:r>
-        <w:t xml:space="preserve"> remained challenging due to severe class imbalance, the model successfully generated attack-category predictions and probability scores. These outputs were integrated into Model 3 alongside binary Random Forest predictions and Kernel PCA + K-Means clustering features, providing valuable attack-type intelligence that enhanced the final </w:t>
+        <w:t xml:space="preserve"> remained challenging due to severe class imbalance, the model successfully generated attack-category predictions and probability scores. These outputs were integrated into Model 3 alongside binary Random Forest predictions and Kernel PCA + K-Means clustering features, providing valuable attack-</w:t>
+      </w:r>
+      <w:r>
+        <w:lastRenderedPageBreak/>
+        <w:t xml:space="preserve">type intelligence that enhanced the final </w:t>
       </w:r>
       <w:proofErr w:type="spellStart"/>
       <w:r>
@@ -12735,22 +13964,17 @@
     <w:p>
       <w:pPr>
         <w:spacing w:line="360" w:lineRule="auto"/>
-      </w:pPr>
-    </w:p>
-    <w:p>
-      <w:pPr>
-        <w:spacing w:line="360" w:lineRule="auto"/>
-        <w:rPr>
-          <w:b/>
-          <w:bCs/>
-        </w:rPr>
-      </w:pPr>
-      <w:r>
-        <w:rPr>
-          <w:b/>
-          <w:bCs/>
-        </w:rPr>
-        <w:lastRenderedPageBreak/>
+        <w:jc w:val="center"/>
+        <w:rPr>
+          <w:b/>
+          <w:bCs/>
+        </w:rPr>
+      </w:pPr>
+      <w:r>
+        <w:rPr>
+          <w:b/>
+          <w:bCs/>
+        </w:rPr>
         <w:t xml:space="preserve">4.3 </w:t>
       </w:r>
       <w:r>
@@ -13147,16 +14371,23 @@
     <w:p>
       <w:pPr>
         <w:spacing w:line="360" w:lineRule="auto"/>
-        <w:rPr>
-          <w:b/>
-          <w:bCs/>
-        </w:rPr>
-      </w:pPr>
-      <w:r>
-        <w:rPr>
-          <w:b/>
-          <w:bCs/>
-        </w:rPr>
+      </w:pPr>
+    </w:p>
+    <w:p>
+      <w:pPr>
+        <w:spacing w:line="360" w:lineRule="auto"/>
+      </w:pPr>
+    </w:p>
+    <w:p>
+      <w:pPr>
+        <w:spacing w:line="360" w:lineRule="auto"/>
+      </w:pPr>
+      <w:r>
+        <w:rPr>
+          <w:b/>
+          <w:bCs/>
+        </w:rPr>
+        <w:lastRenderedPageBreak/>
         <w:t>4.3.</w:t>
       </w:r>
       <w:r>
@@ -13215,11 +14446,7 @@
         <w:jc w:val="both"/>
       </w:pPr>
       <w:r>
-        <w:t xml:space="preserve">Since K-Means is an unsupervised algorithm, the generated cluster labels do not directly represent benign or attack traffic. To assign meaning to each cluster, the average attack rate within each cluster was calculated. Cluster 0 had an attack rate of 40.15% and was mapped to Benign, while Cluster 1 had </w:t>
-      </w:r>
-      <w:r>
-        <w:lastRenderedPageBreak/>
-        <w:t>an attack rate of 87.77% and was mapped to Attack. This mapping indicates that Cluster 1 predominantly contains malicious traffic, whereas Cluster 0 primarily represents benign network flows.</w:t>
+        <w:t>Since K-Means is an unsupervised algorithm, the generated cluster labels do not directly represent benign or attack traffic. To assign meaning to each cluster, the average attack rate within each cluster was calculated. Cluster 0 had an attack rate of 40.15% and was mapped to Benign, while Cluster 1 had an attack rate of 87.77% and was mapped to Attack. This mapping indicates that Cluster 1 predominantly contains malicious traffic, whereas Cluster 0 primarily represents benign network flows.</w:t>
       </w:r>
     </w:p>
     <w:p>
@@ -13453,10 +14680,171 @@
           <w:bCs/>
           <w:noProof/>
         </w:rPr>
+        <mc:AlternateContent>
+          <mc:Choice Requires="wps">
+            <w:drawing>
+              <wp:anchor distT="0" distB="0" distL="114300" distR="114300" simplePos="0" relativeHeight="251734016" behindDoc="0" locked="0" layoutInCell="1" allowOverlap="1" wp14:anchorId="16300F8C" wp14:editId="57BF8FB3">
+                <wp:simplePos x="0" y="0"/>
+                <wp:positionH relativeFrom="column">
+                  <wp:posOffset>234950</wp:posOffset>
+                </wp:positionH>
+                <wp:positionV relativeFrom="paragraph">
+                  <wp:posOffset>2230755</wp:posOffset>
+                </wp:positionV>
+                <wp:extent cx="3511550" cy="304800"/>
+                <wp:effectExtent l="0" t="0" r="0" b="0"/>
+                <wp:wrapNone/>
+                <wp:docPr id="218992905" name="Text Box 43"/>
+                <wp:cNvGraphicFramePr/>
+                <a:graphic xmlns:a="http://schemas.openxmlformats.org/drawingml/2006/main">
+                  <a:graphicData uri="http://schemas.microsoft.com/office/word/2010/wordprocessingShape">
+                    <wps:wsp>
+                      <wps:cNvSpPr txBox="1"/>
+                      <wps:spPr>
+                        <a:xfrm>
+                          <a:off x="0" y="0"/>
+                          <a:ext cx="3511550" cy="304800"/>
+                        </a:xfrm>
+                        <a:prstGeom prst="rect">
+                          <a:avLst/>
+                        </a:prstGeom>
+                        <a:solidFill>
+                          <a:schemeClr val="lt1"/>
+                        </a:solidFill>
+                        <a:ln w="6350">
+                          <a:noFill/>
+                        </a:ln>
+                      </wps:spPr>
+                      <wps:txbx>
+                        <w:txbxContent>
+                          <w:p>
+                            <w:pPr>
+                              <w:rPr>
+                                <w:rFonts w:ascii="Times New Roman" w:hAnsi="Times New Roman" w:cs="Times New Roman"/>
+                                <w:i/>
+                                <w:iCs/>
+                                <w:sz w:val="20"/>
+                                <w:szCs w:val="20"/>
+                              </w:rPr>
+                            </w:pPr>
+                            <w:r>
+                              <w:rPr>
+                                <w:rFonts w:ascii="Times New Roman" w:hAnsi="Times New Roman" w:cs="Times New Roman"/>
+                                <w:i/>
+                                <w:iCs/>
+                                <w:sz w:val="20"/>
+                                <w:szCs w:val="20"/>
+                              </w:rPr>
+                              <w:t xml:space="preserve">Fig:4.3.2 </w:t>
+                            </w:r>
+                            <w:proofErr w:type="spellStart"/>
+                            <w:r>
+                              <w:rPr>
+                                <w:rFonts w:ascii="Times New Roman" w:hAnsi="Times New Roman" w:cs="Times New Roman"/>
+                                <w:i/>
+                                <w:iCs/>
+                                <w:sz w:val="20"/>
+                                <w:szCs w:val="20"/>
+                              </w:rPr>
+                              <w:t>KMeans</w:t>
+                            </w:r>
+                            <w:proofErr w:type="spellEnd"/>
+                            <w:r>
+                              <w:rPr>
+                                <w:rFonts w:ascii="Times New Roman" w:hAnsi="Times New Roman" w:cs="Times New Roman"/>
+                                <w:i/>
+                                <w:iCs/>
+                                <w:sz w:val="20"/>
+                                <w:szCs w:val="20"/>
+                              </w:rPr>
+                              <w:t xml:space="preserve"> Clustering in PCA Space</w:t>
+                            </w:r>
+                          </w:p>
+                        </w:txbxContent>
+                      </wps:txbx>
+                      <wps:bodyPr rot="0" spcFirstLastPara="0" vertOverflow="overflow" horzOverflow="overflow" vert="horz" wrap="square" lIns="91440" tIns="45720" rIns="91440" bIns="45720" numCol="1" spcCol="0" rtlCol="0" fromWordArt="0" anchor="t" anchorCtr="0" forceAA="0" compatLnSpc="1">
+                        <a:prstTxWarp prst="textNoShape">
+                          <a:avLst/>
+                        </a:prstTxWarp>
+                        <a:noAutofit/>
+                      </wps:bodyPr>
+                    </wps:wsp>
+                  </a:graphicData>
+                </a:graphic>
+                <wp14:sizeRelH relativeFrom="margin">
+                  <wp14:pctWidth>0</wp14:pctWidth>
+                </wp14:sizeRelH>
+                <wp14:sizeRelV relativeFrom="margin">
+                  <wp14:pctHeight>0</wp14:pctHeight>
+                </wp14:sizeRelV>
+              </wp:anchor>
+            </w:drawing>
+          </mc:Choice>
+          <mc:Fallback>
+            <w:pict>
+              <v:shape w14:anchorId="16300F8C" id="Text Box 43" o:spid="_x0000_s1035" type="#_x0000_t202" style="position:absolute;left:0;text-align:left;margin-left:18.5pt;margin-top:175.65pt;width:276.5pt;height:24pt;z-index:251734016;visibility:visible;mso-wrap-style:square;mso-width-percent:0;mso-height-percent:0;mso-wrap-distance-left:9pt;mso-wrap-distance-top:0;mso-wrap-distance-right:9pt;mso-wrap-distance-bottom:0;mso-position-horizontal:absolute;mso-position-horizontal-relative:text;mso-position-vertical:absolute;mso-position-vertical-relative:text;mso-width-percent:0;mso-height-percent:0;mso-width-relative:margin;mso-height-relative:margin;v-text-anchor:top" o:gfxdata="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" fillcolor="white [3201]" stroked="f" strokeweight=".5pt">
+                <v:textbox>
+                  <w:txbxContent>
+                    <w:p>
+                      <w:pPr>
+                        <w:rPr>
+                          <w:rFonts w:ascii="Times New Roman" w:hAnsi="Times New Roman" w:cs="Times New Roman"/>
+                          <w:i/>
+                          <w:iCs/>
+                          <w:sz w:val="20"/>
+                          <w:szCs w:val="20"/>
+                        </w:rPr>
+                      </w:pPr>
+                      <w:r>
+                        <w:rPr>
+                          <w:rFonts w:ascii="Times New Roman" w:hAnsi="Times New Roman" w:cs="Times New Roman"/>
+                          <w:i/>
+                          <w:iCs/>
+                          <w:sz w:val="20"/>
+                          <w:szCs w:val="20"/>
+                        </w:rPr>
+                        <w:t xml:space="preserve">Fig:4.3.2 </w:t>
+                      </w:r>
+                      <w:proofErr w:type="spellStart"/>
+                      <w:r>
+                        <w:rPr>
+                          <w:rFonts w:ascii="Times New Roman" w:hAnsi="Times New Roman" w:cs="Times New Roman"/>
+                          <w:i/>
+                          <w:iCs/>
+                          <w:sz w:val="20"/>
+                          <w:szCs w:val="20"/>
+                        </w:rPr>
+                        <w:t>KMeans</w:t>
+                      </w:r>
+                      <w:proofErr w:type="spellEnd"/>
+                      <w:r>
+                        <w:rPr>
+                          <w:rFonts w:ascii="Times New Roman" w:hAnsi="Times New Roman" w:cs="Times New Roman"/>
+                          <w:i/>
+                          <w:iCs/>
+                          <w:sz w:val="20"/>
+                          <w:szCs w:val="20"/>
+                        </w:rPr>
+                        <w:t xml:space="preserve"> Clustering in PCA Space</w:t>
+                      </w:r>
+                    </w:p>
+                  </w:txbxContent>
+                </v:textbox>
+              </v:shape>
+            </w:pict>
+          </mc:Fallback>
+        </mc:AlternateContent>
+      </w:r>
+      <w:r>
+        <w:rPr>
+          <w:b/>
+          <w:bCs/>
+          <w:noProof/>
+        </w:rPr>
         <w:drawing>
-          <wp:inline distT="0" distB="0" distL="0" distR="0" wp14:anchorId="25B7280D" wp14:editId="055BF59A">
-            <wp:extent cx="3481283" cy="2691765"/>
-            <wp:effectExtent l="0" t="0" r="5080" b="0"/>
+          <wp:inline distT="0" distB="0" distL="0" distR="0" wp14:anchorId="25B7280D" wp14:editId="74301F38">
+            <wp:extent cx="2914650" cy="2253639"/>
+            <wp:effectExtent l="0" t="0" r="0" b="0"/>
             <wp:docPr id="59947407" name="Picture 1"/>
             <wp:cNvGraphicFramePr>
               <a:graphicFrameLocks xmlns:a="http://schemas.openxmlformats.org/drawingml/2006/main" noChangeAspect="1"/>
@@ -13469,7 +14857,7 @@
                     <pic:cNvPicPr/>
                   </pic:nvPicPr>
                   <pic:blipFill>
-                    <a:blip r:embed="rId22"/>
+                    <a:blip r:embed="rId24"/>
                     <a:stretch>
                       <a:fillRect/>
                     </a:stretch>
@@ -13477,7 +14865,7 @@
                   <pic:spPr>
                     <a:xfrm>
                       <a:off x="0" y="0"/>
-                      <a:ext cx="3496669" cy="2703662"/>
+                      <a:ext cx="2934837" cy="2269248"/>
                     </a:xfrm>
                     <a:prstGeom prst="rect">
                       <a:avLst/>
@@ -13502,7 +14890,6 @@
         <w:jc w:val="both"/>
       </w:pPr>
       <w:r>
-        <w:lastRenderedPageBreak/>
         <w:t xml:space="preserve">The PCA visualization showed that </w:t>
       </w:r>
       <w:r>
@@ -13691,6 +15078,189 @@
         <w:spacing w:line="240" w:lineRule="auto"/>
         <w:jc w:val="both"/>
       </w:pPr>
+      <w:r>
+        <w:rPr>
+          <w:noProof/>
+        </w:rPr>
+        <mc:AlternateContent>
+          <mc:Choice Requires="wps">
+            <w:drawing>
+              <wp:anchor distT="0" distB="0" distL="114300" distR="114300" simplePos="0" relativeHeight="251735040" behindDoc="0" locked="0" layoutInCell="1" allowOverlap="1" wp14:anchorId="43DEA1F9" wp14:editId="2DBDA3CE">
+                <wp:simplePos x="0" y="0"/>
+                <wp:positionH relativeFrom="column">
+                  <wp:posOffset>139700</wp:posOffset>
+                </wp:positionH>
+                <wp:positionV relativeFrom="paragraph">
+                  <wp:posOffset>902335</wp:posOffset>
+                </wp:positionV>
+                <wp:extent cx="3803650" cy="298450"/>
+                <wp:effectExtent l="0" t="0" r="6350" b="6350"/>
+                <wp:wrapNone/>
+                <wp:docPr id="1680662091" name="Text Box 44"/>
+                <wp:cNvGraphicFramePr/>
+                <a:graphic xmlns:a="http://schemas.openxmlformats.org/drawingml/2006/main">
+                  <a:graphicData uri="http://schemas.microsoft.com/office/word/2010/wordprocessingShape">
+                    <wps:wsp>
+                      <wps:cNvSpPr txBox="1"/>
+                      <wps:spPr>
+                        <a:xfrm>
+                          <a:off x="0" y="0"/>
+                          <a:ext cx="3803650" cy="298450"/>
+                        </a:xfrm>
+                        <a:prstGeom prst="rect">
+                          <a:avLst/>
+                        </a:prstGeom>
+                        <a:solidFill>
+                          <a:schemeClr val="lt1"/>
+                        </a:solidFill>
+                        <a:ln w="6350">
+                          <a:noFill/>
+                        </a:ln>
+                      </wps:spPr>
+                      <wps:txbx>
+                        <w:txbxContent>
+                          <w:p>
+                            <w:pPr>
+                              <w:rPr>
+                                <w:rFonts w:ascii="Times New Roman" w:hAnsi="Times New Roman" w:cs="Times New Roman"/>
+                                <w:i/>
+                                <w:iCs/>
+                                <w:sz w:val="20"/>
+                                <w:szCs w:val="20"/>
+                              </w:rPr>
+                            </w:pPr>
+                            <w:r>
+                              <w:rPr>
+                                <w:rFonts w:ascii="Times New Roman" w:hAnsi="Times New Roman" w:cs="Times New Roman"/>
+                                <w:i/>
+                                <w:iCs/>
+                                <w:sz w:val="20"/>
+                                <w:szCs w:val="20"/>
+                              </w:rPr>
+                              <w:t xml:space="preserve">Table </w:t>
+                            </w:r>
+                            <w:proofErr w:type="spellStart"/>
+                            <w:proofErr w:type="gramStart"/>
+                            <w:r>
+                              <w:rPr>
+                                <w:rFonts w:ascii="Times New Roman" w:hAnsi="Times New Roman" w:cs="Times New Roman"/>
+                                <w:i/>
+                                <w:iCs/>
+                                <w:sz w:val="20"/>
+                                <w:szCs w:val="20"/>
+                              </w:rPr>
+                              <w:t>i</w:t>
+                            </w:r>
+                            <w:proofErr w:type="spellEnd"/>
+                            <w:r>
+                              <w:rPr>
+                                <w:rFonts w:ascii="Times New Roman" w:hAnsi="Times New Roman" w:cs="Times New Roman"/>
+                                <w:i/>
+                                <w:iCs/>
+                                <w:sz w:val="20"/>
+                                <w:szCs w:val="20"/>
+                              </w:rPr>
+                              <w:t xml:space="preserve"> :</w:t>
+                            </w:r>
+                            <w:proofErr w:type="gramEnd"/>
+                            <w:r>
+                              <w:rPr>
+                                <w:rFonts w:ascii="Times New Roman" w:hAnsi="Times New Roman" w:cs="Times New Roman"/>
+                                <w:i/>
+                                <w:iCs/>
+                                <w:sz w:val="20"/>
+                                <w:szCs w:val="20"/>
+                              </w:rPr>
+                              <w:t xml:space="preserve"> Classification Metrics (Unsupervised Model-K Means)</w:t>
+                            </w:r>
+                          </w:p>
+                        </w:txbxContent>
+                      </wps:txbx>
+                      <wps:bodyPr rot="0" spcFirstLastPara="0" vertOverflow="overflow" horzOverflow="overflow" vert="horz" wrap="square" lIns="91440" tIns="45720" rIns="91440" bIns="45720" numCol="1" spcCol="0" rtlCol="0" fromWordArt="0" anchor="t" anchorCtr="0" forceAA="0" compatLnSpc="1">
+                        <a:prstTxWarp prst="textNoShape">
+                          <a:avLst/>
+                        </a:prstTxWarp>
+                        <a:noAutofit/>
+                      </wps:bodyPr>
+                    </wps:wsp>
+                  </a:graphicData>
+                </a:graphic>
+                <wp14:sizeRelH relativeFrom="margin">
+                  <wp14:pctWidth>0</wp14:pctWidth>
+                </wp14:sizeRelH>
+                <wp14:sizeRelV relativeFrom="margin">
+                  <wp14:pctHeight>0</wp14:pctHeight>
+                </wp14:sizeRelV>
+              </wp:anchor>
+            </w:drawing>
+          </mc:Choice>
+          <mc:Fallback>
+            <w:pict>
+              <v:shape w14:anchorId="43DEA1F9" id="Text Box 44" o:spid="_x0000_s1036" type="#_x0000_t202" style="position:absolute;left:0;text-align:left;margin-left:11pt;margin-top:71.05pt;width:299.5pt;height:23.5pt;z-index:251735040;visibility:visible;mso-wrap-style:square;mso-width-percent:0;mso-height-percent:0;mso-wrap-distance-left:9pt;mso-wrap-distance-top:0;mso-wrap-distance-right:9pt;mso-wrap-distance-bottom:0;mso-position-horizontal:absolute;mso-position-horizontal-relative:text;mso-position-vertical:absolute;mso-position-vertical-relative:text;mso-width-percent:0;mso-height-percent:0;mso-width-relative:margin;mso-height-relative:margin;v-text-anchor:top" o:gfxdata="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" fillcolor="white [3201]" stroked="f" strokeweight=".5pt">
+                <v:textbox>
+                  <w:txbxContent>
+                    <w:p>
+                      <w:pPr>
+                        <w:rPr>
+                          <w:rFonts w:ascii="Times New Roman" w:hAnsi="Times New Roman" w:cs="Times New Roman"/>
+                          <w:i/>
+                          <w:iCs/>
+                          <w:sz w:val="20"/>
+                          <w:szCs w:val="20"/>
+                        </w:rPr>
+                      </w:pPr>
+                      <w:r>
+                        <w:rPr>
+                          <w:rFonts w:ascii="Times New Roman" w:hAnsi="Times New Roman" w:cs="Times New Roman"/>
+                          <w:i/>
+                          <w:iCs/>
+                          <w:sz w:val="20"/>
+                          <w:szCs w:val="20"/>
+                        </w:rPr>
+                        <w:t xml:space="preserve">Table </w:t>
+                      </w:r>
+                      <w:proofErr w:type="spellStart"/>
+                      <w:proofErr w:type="gramStart"/>
+                      <w:r>
+                        <w:rPr>
+                          <w:rFonts w:ascii="Times New Roman" w:hAnsi="Times New Roman" w:cs="Times New Roman"/>
+                          <w:i/>
+                          <w:iCs/>
+                          <w:sz w:val="20"/>
+                          <w:szCs w:val="20"/>
+                        </w:rPr>
+                        <w:t>i</w:t>
+                      </w:r>
+                      <w:proofErr w:type="spellEnd"/>
+                      <w:r>
+                        <w:rPr>
+                          <w:rFonts w:ascii="Times New Roman" w:hAnsi="Times New Roman" w:cs="Times New Roman"/>
+                          <w:i/>
+                          <w:iCs/>
+                          <w:sz w:val="20"/>
+                          <w:szCs w:val="20"/>
+                        </w:rPr>
+                        <w:t xml:space="preserve"> :</w:t>
+                      </w:r>
+                      <w:proofErr w:type="gramEnd"/>
+                      <w:r>
+                        <w:rPr>
+                          <w:rFonts w:ascii="Times New Roman" w:hAnsi="Times New Roman" w:cs="Times New Roman"/>
+                          <w:i/>
+                          <w:iCs/>
+                          <w:sz w:val="20"/>
+                          <w:szCs w:val="20"/>
+                        </w:rPr>
+                        <w:t xml:space="preserve"> Classification Metrics (Unsupervised Model-K Means)</w:t>
+                      </w:r>
+                    </w:p>
+                  </w:txbxContent>
+                </v:textbox>
+              </v:shape>
+            </w:pict>
+          </mc:Fallback>
+        </mc:AlternateContent>
+      </w:r>
       <w:r>
         <w:rPr>
           <w:noProof/>
@@ -13711,7 +15281,7 @@
                     <pic:cNvPicPr/>
                   </pic:nvPicPr>
                   <pic:blipFill>
-                    <a:blip r:embed="rId23"/>
+                    <a:blip r:embed="rId25"/>
                     <a:stretch>
                       <a:fillRect/>
                     </a:stretch>
@@ -13734,9 +15304,15 @@
     </w:p>
     <w:p>
       <w:pPr>
-        <w:spacing w:line="360" w:lineRule="auto"/>
+        <w:spacing w:line="240" w:lineRule="auto"/>
         <w:jc w:val="both"/>
       </w:pPr>
+    </w:p>
+    <w:p>
+      <w:pPr>
+        <w:spacing w:line="360" w:lineRule="auto"/>
+        <w:jc w:val="both"/>
+      </w:pPr>
       <w:r>
         <w:t xml:space="preserve">ii. </w:t>
       </w:r>
@@ -13752,6 +15328,248 @@
         <w:spacing w:line="360" w:lineRule="auto"/>
         <w:jc w:val="both"/>
       </w:pPr>
+      <w:r>
+        <w:rPr>
+          <w:noProof/>
+        </w:rPr>
+        <mc:AlternateContent>
+          <mc:Choice Requires="wps">
+            <w:drawing>
+              <wp:anchor distT="0" distB="0" distL="114300" distR="114300" simplePos="0" relativeHeight="251737088" behindDoc="0" locked="0" layoutInCell="1" allowOverlap="1" wp14:anchorId="6EF93087" wp14:editId="4987C5D7">
+                <wp:simplePos x="0" y="0"/>
+                <wp:positionH relativeFrom="margin">
+                  <wp:posOffset>457200</wp:posOffset>
+                </wp:positionH>
+                <wp:positionV relativeFrom="paragraph">
+                  <wp:posOffset>913130</wp:posOffset>
+                </wp:positionV>
+                <wp:extent cx="3740150" cy="317500"/>
+                <wp:effectExtent l="0" t="0" r="0" b="6350"/>
+                <wp:wrapNone/>
+                <wp:docPr id="1945741926" name="Text Box 44"/>
+                <wp:cNvGraphicFramePr/>
+                <a:graphic xmlns:a="http://schemas.openxmlformats.org/drawingml/2006/main">
+                  <a:graphicData uri="http://schemas.microsoft.com/office/word/2010/wordprocessingShape">
+                    <wps:wsp>
+                      <wps:cNvSpPr txBox="1"/>
+                      <wps:spPr>
+                        <a:xfrm>
+                          <a:off x="0" y="0"/>
+                          <a:ext cx="3740150" cy="317500"/>
+                        </a:xfrm>
+                        <a:prstGeom prst="rect">
+                          <a:avLst/>
+                        </a:prstGeom>
+                        <a:solidFill>
+                          <a:schemeClr val="lt1"/>
+                        </a:solidFill>
+                        <a:ln w="6350">
+                          <a:noFill/>
+                        </a:ln>
+                      </wps:spPr>
+                      <wps:txbx>
+                        <w:txbxContent>
+                          <w:p>
+                            <w:pPr>
+                              <w:rPr>
+                                <w:rFonts w:ascii="Times New Roman" w:hAnsi="Times New Roman" w:cs="Times New Roman"/>
+                                <w:i/>
+                                <w:iCs/>
+                                <w:sz w:val="20"/>
+                                <w:szCs w:val="20"/>
+                              </w:rPr>
+                            </w:pPr>
+                            <w:r>
+                              <w:rPr>
+                                <w:rFonts w:ascii="Times New Roman" w:hAnsi="Times New Roman" w:cs="Times New Roman"/>
+                                <w:i/>
+                                <w:iCs/>
+                                <w:sz w:val="20"/>
+                                <w:szCs w:val="20"/>
+                              </w:rPr>
+                              <w:t xml:space="preserve">Table </w:t>
+                            </w:r>
+                            <w:proofErr w:type="gramStart"/>
+                            <w:r>
+                              <w:rPr>
+                                <w:rFonts w:ascii="Times New Roman" w:hAnsi="Times New Roman" w:cs="Times New Roman"/>
+                                <w:i/>
+                                <w:iCs/>
+                                <w:sz w:val="20"/>
+                                <w:szCs w:val="20"/>
+                              </w:rPr>
+                              <w:t>i</w:t>
+                            </w:r>
+                            <w:r>
+                              <w:rPr>
+                                <w:rFonts w:ascii="Times New Roman" w:hAnsi="Times New Roman" w:cs="Times New Roman"/>
+                                <w:i/>
+                                <w:iCs/>
+                                <w:sz w:val="20"/>
+                                <w:szCs w:val="20"/>
+                              </w:rPr>
+                              <w:t>i</w:t>
+                            </w:r>
+                            <w:r>
+                              <w:rPr>
+                                <w:rFonts w:ascii="Times New Roman" w:hAnsi="Times New Roman" w:cs="Times New Roman"/>
+                                <w:i/>
+                                <w:iCs/>
+                                <w:sz w:val="20"/>
+                                <w:szCs w:val="20"/>
+                              </w:rPr>
+                              <w:t xml:space="preserve"> :</w:t>
+                            </w:r>
+                            <w:proofErr w:type="gramEnd"/>
+                            <w:r>
+                              <w:rPr>
+                                <w:rFonts w:ascii="Times New Roman" w:hAnsi="Times New Roman" w:cs="Times New Roman"/>
+                                <w:i/>
+                                <w:iCs/>
+                                <w:sz w:val="20"/>
+                                <w:szCs w:val="20"/>
+                              </w:rPr>
+                              <w:t xml:space="preserve"> C</w:t>
+                            </w:r>
+                            <w:r>
+                              <w:rPr>
+                                <w:rFonts w:ascii="Times New Roman" w:hAnsi="Times New Roman" w:cs="Times New Roman"/>
+                                <w:i/>
+                                <w:iCs/>
+                                <w:sz w:val="20"/>
+                                <w:szCs w:val="20"/>
+                              </w:rPr>
+                              <w:t>onfusion Matrix</w:t>
+                            </w:r>
+                            <w:r>
+                              <w:rPr>
+                                <w:rFonts w:ascii="Times New Roman" w:hAnsi="Times New Roman" w:cs="Times New Roman"/>
+                                <w:i/>
+                                <w:iCs/>
+                                <w:sz w:val="20"/>
+                                <w:szCs w:val="20"/>
+                              </w:rPr>
+                              <w:t xml:space="preserve"> (Unsupervised Model-K Means)</w:t>
+                            </w:r>
+                          </w:p>
+                          <w:p/>
+                        </w:txbxContent>
+                      </wps:txbx>
+                      <wps:bodyPr rot="0" spcFirstLastPara="0" vertOverflow="overflow" horzOverflow="overflow" vert="horz" wrap="square" lIns="91440" tIns="45720" rIns="91440" bIns="45720" numCol="1" spcCol="0" rtlCol="0" fromWordArt="0" anchor="t" anchorCtr="0" forceAA="0" compatLnSpc="1">
+                        <a:prstTxWarp prst="textNoShape">
+                          <a:avLst/>
+                        </a:prstTxWarp>
+                        <a:noAutofit/>
+                      </wps:bodyPr>
+                    </wps:wsp>
+                  </a:graphicData>
+                </a:graphic>
+                <wp14:sizeRelH relativeFrom="margin">
+                  <wp14:pctWidth>0</wp14:pctWidth>
+                </wp14:sizeRelH>
+                <wp14:sizeRelV relativeFrom="margin">
+                  <wp14:pctHeight>0</wp14:pctHeight>
+                </wp14:sizeRelV>
+              </wp:anchor>
+            </w:drawing>
+          </mc:Choice>
+          <mc:Fallback>
+            <w:pict>
+              <v:shape w14:anchorId="6EF93087" id="_x0000_s1037" type="#_x0000_t202" style="position:absolute;left:0;text-align:left;margin-left:36pt;margin-top:71.9pt;width:294.5pt;height:25pt;z-index:251737088;visibility:visible;mso-wrap-style:square;mso-width-percent:0;mso-height-percent:0;mso-wrap-distance-left:9pt;mso-wrap-distance-top:0;mso-wrap-distance-right:9pt;mso-wrap-distance-bottom:0;mso-position-horizontal:absolute;mso-position-horizontal-relative:margin;mso-position-vertical:absolute;mso-position-vertical-relative:text;mso-width-percent:0;mso-height-percent:0;mso-width-relative:margin;mso-height-relative:margin;v-text-anchor:top" o:gfxdata="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" fillcolor="white [3201]" stroked="f" strokeweight=".5pt">
+                <v:textbox>
+                  <w:txbxContent>
+                    <w:p>
+                      <w:pPr>
+                        <w:rPr>
+                          <w:rFonts w:ascii="Times New Roman" w:hAnsi="Times New Roman" w:cs="Times New Roman"/>
+                          <w:i/>
+                          <w:iCs/>
+                          <w:sz w:val="20"/>
+                          <w:szCs w:val="20"/>
+                        </w:rPr>
+                      </w:pPr>
+                      <w:r>
+                        <w:rPr>
+                          <w:rFonts w:ascii="Times New Roman" w:hAnsi="Times New Roman" w:cs="Times New Roman"/>
+                          <w:i/>
+                          <w:iCs/>
+                          <w:sz w:val="20"/>
+                          <w:szCs w:val="20"/>
+                        </w:rPr>
+                        <w:t xml:space="preserve">Table </w:t>
+                      </w:r>
+                      <w:proofErr w:type="gramStart"/>
+                      <w:r>
+                        <w:rPr>
+                          <w:rFonts w:ascii="Times New Roman" w:hAnsi="Times New Roman" w:cs="Times New Roman"/>
+                          <w:i/>
+                          <w:iCs/>
+                          <w:sz w:val="20"/>
+                          <w:szCs w:val="20"/>
+                        </w:rPr>
+                        <w:t>i</w:t>
+                      </w:r>
+                      <w:r>
+                        <w:rPr>
+                          <w:rFonts w:ascii="Times New Roman" w:hAnsi="Times New Roman" w:cs="Times New Roman"/>
+                          <w:i/>
+                          <w:iCs/>
+                          <w:sz w:val="20"/>
+                          <w:szCs w:val="20"/>
+                        </w:rPr>
+                        <w:t>i</w:t>
+                      </w:r>
+                      <w:r>
+                        <w:rPr>
+                          <w:rFonts w:ascii="Times New Roman" w:hAnsi="Times New Roman" w:cs="Times New Roman"/>
+                          <w:i/>
+                          <w:iCs/>
+                          <w:sz w:val="20"/>
+                          <w:szCs w:val="20"/>
+                        </w:rPr>
+                        <w:t xml:space="preserve"> :</w:t>
+                      </w:r>
+                      <w:proofErr w:type="gramEnd"/>
+                      <w:r>
+                        <w:rPr>
+                          <w:rFonts w:ascii="Times New Roman" w:hAnsi="Times New Roman" w:cs="Times New Roman"/>
+                          <w:i/>
+                          <w:iCs/>
+                          <w:sz w:val="20"/>
+                          <w:szCs w:val="20"/>
+                        </w:rPr>
+                        <w:t xml:space="preserve"> C</w:t>
+                      </w:r>
+                      <w:r>
+                        <w:rPr>
+                          <w:rFonts w:ascii="Times New Roman" w:hAnsi="Times New Roman" w:cs="Times New Roman"/>
+                          <w:i/>
+                          <w:iCs/>
+                          <w:sz w:val="20"/>
+                          <w:szCs w:val="20"/>
+                        </w:rPr>
+                        <w:t>onfusion Matrix</w:t>
+                      </w:r>
+                      <w:r>
+                        <w:rPr>
+                          <w:rFonts w:ascii="Times New Roman" w:hAnsi="Times New Roman" w:cs="Times New Roman"/>
+                          <w:i/>
+                          <w:iCs/>
+                          <w:sz w:val="20"/>
+                          <w:szCs w:val="20"/>
+                        </w:rPr>
+                        <w:t xml:space="preserve"> (Unsupervised Model-K Means)</w:t>
+                      </w:r>
+                    </w:p>
+                    <w:p/>
+                  </w:txbxContent>
+                </v:textbox>
+                <w10:wrap anchorx="margin"/>
+              </v:shape>
+            </w:pict>
+          </mc:Fallback>
+        </mc:AlternateContent>
+      </w:r>
       <w:r>
         <w:rPr>
           <w:noProof/>
@@ -13772,7 +15590,7 @@
                     <pic:cNvPicPr/>
                   </pic:nvPicPr>
                   <pic:blipFill>
-                    <a:blip r:embed="rId24"/>
+                    <a:blip r:embed="rId26"/>
                     <a:stretch>
                       <a:fillRect/>
                     </a:stretch>
@@ -13820,6 +15638,7 @@
         <w:jc w:val="both"/>
       </w:pPr>
       <w:r>
+        <w:lastRenderedPageBreak/>
         <w:t xml:space="preserve">iii. </w:t>
       </w:r>
       <w:r>
@@ -13835,7 +15654,6 @@
         <w:rPr>
           <w:noProof/>
         </w:rPr>
-        <w:lastRenderedPageBreak/>
         <w:drawing>
           <wp:inline distT="0" distB="0" distL="0" distR="0" wp14:anchorId="2D092F9F" wp14:editId="256197AE">
             <wp:extent cx="2743200" cy="2148576"/>
@@ -13852,7 +15670,7 @@
                     <pic:cNvPicPr/>
                   </pic:nvPicPr>
                   <pic:blipFill>
-                    <a:blip r:embed="rId25"/>
+                    <a:blip r:embed="rId27"/>
                     <a:stretch>
                       <a:fillRect/>
                     </a:stretch>
@@ -13875,20 +15693,108 @@
     </w:p>
     <w:p>
       <w:pPr>
+        <w:rPr>
+          <w:rFonts w:ascii="Times New Roman" w:hAnsi="Times New Roman" w:cs="Times New Roman"/>
+          <w:i/>
+          <w:iCs/>
+          <w:sz w:val="20"/>
+          <w:szCs w:val="20"/>
+        </w:rPr>
+      </w:pPr>
+      <w:r>
+        <w:rPr>
+          <w:rFonts w:ascii="Times New Roman" w:hAnsi="Times New Roman" w:cs="Times New Roman"/>
+          <w:i/>
+          <w:iCs/>
+          <w:sz w:val="20"/>
+          <w:szCs w:val="20"/>
+        </w:rPr>
+        <w:t>Fig</w:t>
+      </w:r>
+      <w:r>
+        <w:rPr>
+          <w:rFonts w:ascii="Times New Roman" w:hAnsi="Times New Roman" w:cs="Times New Roman"/>
+          <w:i/>
+          <w:iCs/>
+          <w:sz w:val="20"/>
+          <w:szCs w:val="20"/>
+        </w:rPr>
+        <w:t xml:space="preserve"> </w:t>
+      </w:r>
+      <w:proofErr w:type="gramStart"/>
+      <w:r>
+        <w:rPr>
+          <w:rFonts w:ascii="Times New Roman" w:hAnsi="Times New Roman" w:cs="Times New Roman"/>
+          <w:i/>
+          <w:iCs/>
+          <w:sz w:val="20"/>
+          <w:szCs w:val="20"/>
+        </w:rPr>
+        <w:t>ii</w:t>
+      </w:r>
+      <w:r>
+        <w:rPr>
+          <w:rFonts w:ascii="Times New Roman" w:hAnsi="Times New Roman" w:cs="Times New Roman"/>
+          <w:i/>
+          <w:iCs/>
+          <w:sz w:val="20"/>
+          <w:szCs w:val="20"/>
+        </w:rPr>
+        <w:t>i :</w:t>
+      </w:r>
+      <w:proofErr w:type="gramEnd"/>
+      <w:r>
+        <w:rPr>
+          <w:rFonts w:ascii="Times New Roman" w:hAnsi="Times New Roman" w:cs="Times New Roman"/>
+          <w:i/>
+          <w:iCs/>
+          <w:sz w:val="20"/>
+          <w:szCs w:val="20"/>
+        </w:rPr>
+        <w:t xml:space="preserve"> </w:t>
+      </w:r>
+      <w:r>
+        <w:rPr>
+          <w:rFonts w:ascii="Times New Roman" w:hAnsi="Times New Roman" w:cs="Times New Roman"/>
+          <w:i/>
+          <w:iCs/>
+          <w:sz w:val="20"/>
+          <w:szCs w:val="20"/>
+        </w:rPr>
+        <w:t>ROC- Curve</w:t>
+      </w:r>
+      <w:r>
+        <w:rPr>
+          <w:rFonts w:ascii="Times New Roman" w:hAnsi="Times New Roman" w:cs="Times New Roman"/>
+          <w:i/>
+          <w:iCs/>
+          <w:sz w:val="20"/>
+          <w:szCs w:val="20"/>
+        </w:rPr>
+        <w:t xml:space="preserve"> (Unsupervised Model-K Means)</w:t>
+      </w:r>
+    </w:p>
+    <w:p>
+      <w:pPr>
         <w:spacing w:line="360" w:lineRule="auto"/>
         <w:jc w:val="both"/>
       </w:pPr>
       <w:r>
-        <w:t>AUC Score: 0.6566</w:t>
-      </w:r>
-    </w:p>
-    <w:p>
-      <w:pPr>
-        <w:spacing w:line="360" w:lineRule="auto"/>
-        <w:jc w:val="both"/>
-      </w:pPr>
-      <w:r>
-        <w:t>The model performs better than random guessing (AUC = 0.5). However, the discrimination capability is limited. This confirms that K-Means is not suitable as a standalone classifier.</w:t>
+        <w:t xml:space="preserve">AUC Score: </w:t>
+      </w:r>
+      <w:proofErr w:type="gramStart"/>
+      <w:r>
+        <w:t>0.6566</w:t>
+      </w:r>
+      <w:r>
+        <w:t>.</w:t>
+      </w:r>
+      <w:r>
+        <w:t>The</w:t>
+      </w:r>
+      <w:proofErr w:type="gramEnd"/>
+      <w:r>
+        <w:t xml:space="preserve"> model performs better than random guessing (AUC = 0.5). However, the discrimination capability is limited. This confirms that K-Means is not suitable as a standalone classifier.</w:t>
       </w:r>
     </w:p>
     <w:p>
@@ -13928,7 +15834,7 @@
                     <pic:cNvPicPr/>
                   </pic:nvPicPr>
                   <pic:blipFill>
-                    <a:blip r:embed="rId26"/>
+                    <a:blip r:embed="rId28"/>
                     <a:stretch>
                       <a:fillRect/>
                     </a:stretch>
@@ -13951,6 +15857,89 @@
     </w:p>
     <w:p>
       <w:pPr>
+        <w:rPr>
+          <w:rFonts w:ascii="Times New Roman" w:hAnsi="Times New Roman" w:cs="Times New Roman"/>
+          <w:i/>
+          <w:iCs/>
+          <w:sz w:val="20"/>
+          <w:szCs w:val="20"/>
+        </w:rPr>
+      </w:pPr>
+      <w:r>
+        <w:rPr>
+          <w:rFonts w:ascii="Times New Roman" w:hAnsi="Times New Roman" w:cs="Times New Roman"/>
+          <w:i/>
+          <w:iCs/>
+          <w:sz w:val="20"/>
+          <w:szCs w:val="20"/>
+        </w:rPr>
+        <w:t xml:space="preserve">Fig </w:t>
+      </w:r>
+      <w:proofErr w:type="gramStart"/>
+      <w:r>
+        <w:rPr>
+          <w:rFonts w:ascii="Times New Roman" w:hAnsi="Times New Roman" w:cs="Times New Roman"/>
+          <w:i/>
+          <w:iCs/>
+          <w:sz w:val="20"/>
+          <w:szCs w:val="20"/>
+        </w:rPr>
+        <w:t>i</w:t>
+      </w:r>
+      <w:r>
+        <w:rPr>
+          <w:rFonts w:ascii="Times New Roman" w:hAnsi="Times New Roman" w:cs="Times New Roman"/>
+          <w:i/>
+          <w:iCs/>
+          <w:sz w:val="20"/>
+          <w:szCs w:val="20"/>
+        </w:rPr>
+        <w:t>v</w:t>
+      </w:r>
+      <w:r>
+        <w:rPr>
+          <w:rFonts w:ascii="Times New Roman" w:hAnsi="Times New Roman" w:cs="Times New Roman"/>
+          <w:i/>
+          <w:iCs/>
+          <w:sz w:val="20"/>
+          <w:szCs w:val="20"/>
+        </w:rPr>
+        <w:t xml:space="preserve"> :</w:t>
+      </w:r>
+      <w:proofErr w:type="gramEnd"/>
+      <w:r>
+        <w:rPr>
+          <w:rFonts w:ascii="Times New Roman" w:hAnsi="Times New Roman" w:cs="Times New Roman"/>
+          <w:i/>
+          <w:iCs/>
+          <w:sz w:val="20"/>
+          <w:szCs w:val="20"/>
+        </w:rPr>
+        <w:t xml:space="preserve"> </w:t>
+      </w:r>
+      <w:r>
+        <w:rPr>
+          <w:rFonts w:ascii="Times New Roman" w:hAnsi="Times New Roman" w:cs="Times New Roman"/>
+          <w:i/>
+          <w:iCs/>
+          <w:sz w:val="20"/>
+          <w:szCs w:val="20"/>
+        </w:rPr>
+        <w:t>Classification Report</w:t>
+      </w:r>
+      <w:r>
+        <w:rPr>
+          <w:rFonts w:ascii="Times New Roman" w:hAnsi="Times New Roman" w:cs="Times New Roman"/>
+          <w:i/>
+          <w:iCs/>
+          <w:sz w:val="20"/>
+          <w:szCs w:val="20"/>
+        </w:rPr>
+        <w:t xml:space="preserve"> (Unsupervised Model-K Means)</w:t>
+      </w:r>
+    </w:p>
+    <w:p>
+      <w:pPr>
         <w:spacing w:line="360" w:lineRule="auto"/>
         <w:jc w:val="both"/>
       </w:pPr>
@@ -13972,17 +15961,22 @@
     </w:p>
     <w:p>
       <w:pPr>
-        <w:spacing w:line="360" w:lineRule="auto"/>
-        <w:jc w:val="both"/>
+        <w:rPr>
+          <w:rFonts w:ascii="Times New Roman" w:hAnsi="Times New Roman" w:cs="Times New Roman"/>
+          <w:i/>
+          <w:iCs/>
+          <w:sz w:val="20"/>
+          <w:szCs w:val="20"/>
+        </w:rPr>
       </w:pPr>
       <w:r>
         <w:rPr>
           <w:noProof/>
         </w:rPr>
         <w:drawing>
-          <wp:inline distT="0" distB="0" distL="0" distR="0" wp14:anchorId="65E8AE9E" wp14:editId="4C2CF175">
-            <wp:extent cx="2413445" cy="2032000"/>
-            <wp:effectExtent l="0" t="0" r="6350" b="6350"/>
+          <wp:inline distT="0" distB="0" distL="0" distR="0" wp14:anchorId="65E8AE9E" wp14:editId="6A2DB689">
+            <wp:extent cx="3060307" cy="1727200"/>
+            <wp:effectExtent l="0" t="0" r="6985" b="6350"/>
             <wp:docPr id="1180145077" name="Picture 1"/>
             <wp:cNvGraphicFramePr>
               <a:graphicFrameLocks xmlns:a="http://schemas.openxmlformats.org/drawingml/2006/main" noChangeAspect="1"/>
@@ -13995,7 +15989,7 @@
                     <pic:cNvPicPr/>
                   </pic:nvPicPr>
                   <pic:blipFill>
-                    <a:blip r:embed="rId27"/>
+                    <a:blip r:embed="rId29"/>
                     <a:stretch>
                       <a:fillRect/>
                     </a:stretch>
@@ -14003,7 +15997,7 @@
                   <pic:spPr>
                     <a:xfrm>
                       <a:off x="0" y="0"/>
-                      <a:ext cx="2433637" cy="2049000"/>
+                      <a:ext cx="3094860" cy="1746701"/>
                     </a:xfrm>
                     <a:prstGeom prst="rect">
                       <a:avLst/>
@@ -14018,299 +16012,392 @@
     </w:p>
     <w:p>
       <w:pPr>
-        <w:spacing w:line="360" w:lineRule="auto"/>
-        <w:jc w:val="both"/>
-      </w:pPr>
-      <w:r>
-        <w:lastRenderedPageBreak/>
-        <w:t>The K-Means model achieved a Silhouette Score of 0.4893, indicating moderate cluster separation, with strong benign traffic detection but a high number of attack instances misclassified as benign.</w:t>
-      </w:r>
-    </w:p>
-    <w:p>
-      <w:pPr>
-        <w:spacing w:line="360" w:lineRule="auto"/>
-        <w:jc w:val="both"/>
-        <w:rPr>
-          <w:b/>
-          <w:bCs/>
-        </w:rPr>
-      </w:pPr>
-      <w:proofErr w:type="gramStart"/>
-      <w:r>
-        <w:rPr>
-          <w:b/>
-          <w:bCs/>
-        </w:rPr>
-        <w:t>4.4  Model</w:t>
-      </w:r>
-      <w:proofErr w:type="gramEnd"/>
-      <w:r>
-        <w:rPr>
-          <w:b/>
-          <w:bCs/>
-        </w:rPr>
-        <w:t xml:space="preserve"> </w:t>
-      </w:r>
-      <w:proofErr w:type="gramStart"/>
-      <w:r>
-        <w:rPr>
-          <w:b/>
-          <w:bCs/>
-        </w:rPr>
-        <w:t>2 :</w:t>
-      </w:r>
-      <w:proofErr w:type="gramEnd"/>
-      <w:r>
-        <w:rPr>
-          <w:b/>
-          <w:bCs/>
-        </w:rPr>
-        <w:t xml:space="preserve"> </w:t>
-      </w:r>
-      <w:r>
-        <w:rPr>
-          <w:b/>
-          <w:bCs/>
-        </w:rPr>
-        <w:t>Unsupervised Learning Model: Kernel PCA + K-Means Clustering</w:t>
-      </w:r>
-    </w:p>
-    <w:p>
-      <w:pPr>
-        <w:spacing w:line="360" w:lineRule="auto"/>
-        <w:jc w:val="both"/>
-        <w:rPr>
-          <w:b/>
-          <w:bCs/>
-        </w:rPr>
-      </w:pPr>
-      <w:r>
-        <w:rPr>
-          <w:b/>
-          <w:bCs/>
-        </w:rPr>
-        <w:t>4.4.1 Objective</w:t>
-      </w:r>
-    </w:p>
-    <w:p>
-      <w:pPr>
-        <w:spacing w:line="360" w:lineRule="auto"/>
-        <w:jc w:val="both"/>
-      </w:pPr>
-      <w:r>
-        <w:t>The objective of this unsupervised learning model was to identify latent patterns in network traffic without using class labels during the clustering process. Unlike supervised learning approaches such as Random Forest, which rely on known attack labels, this model attempts to discover natural groupings within the CICIDS2017 dataset and subsequently map those clusters to benign and malicious traffic.</w:t>
-      </w:r>
-      <w:r>
-        <w:t xml:space="preserve"> </w:t>
-      </w:r>
-      <w:r>
-        <w:t>The output of this model is later used as a meta-feature in the final ensemble model (Model 3), where the clustering predictions and cluster distance metrics are combined with supervised model outputs.</w:t>
-      </w:r>
-    </w:p>
-    <w:p>
-      <w:pPr>
-        <w:spacing w:line="360" w:lineRule="auto"/>
-        <w:jc w:val="both"/>
-        <w:rPr>
-          <w:b/>
-          <w:bCs/>
-        </w:rPr>
-      </w:pPr>
-      <w:r>
-        <w:rPr>
-          <w:b/>
-          <w:bCs/>
-        </w:rPr>
-        <w:t>4.4.2 Methodology</w:t>
-      </w:r>
-    </w:p>
-    <w:p>
-      <w:pPr>
-        <w:spacing w:line="360" w:lineRule="auto"/>
-        <w:jc w:val="both"/>
-        <w:rPr>
-          <w:b/>
-          <w:bCs/>
-        </w:rPr>
-      </w:pPr>
-      <w:proofErr w:type="gramStart"/>
-      <w:r>
-        <w:rPr>
-          <w:b/>
-          <w:bCs/>
-        </w:rPr>
-        <w:t xml:space="preserve">4.4.2.1  </w:t>
-      </w:r>
-      <w:r>
-        <w:rPr>
-          <w:b/>
-          <w:bCs/>
-        </w:rPr>
-        <w:t>Feature</w:t>
-      </w:r>
-      <w:proofErr w:type="gramEnd"/>
-      <w:r>
-        <w:rPr>
-          <w:b/>
-          <w:bCs/>
-        </w:rPr>
-        <w:t xml:space="preserve"> Selection</w:t>
-      </w:r>
-    </w:p>
-    <w:p>
-      <w:pPr>
-        <w:spacing w:line="360" w:lineRule="auto"/>
-        <w:jc w:val="both"/>
-      </w:pPr>
-      <w:r>
-        <w:t>The top 15 most important features identified using Random Forest feature importance were selected to focus clustering on the most informative network traffic characteristics.</w:t>
-      </w:r>
-    </w:p>
-    <w:p>
-      <w:pPr>
-        <w:spacing w:line="360" w:lineRule="auto"/>
-        <w:jc w:val="both"/>
-        <w:rPr>
-          <w:b/>
-          <w:bCs/>
-        </w:rPr>
-      </w:pPr>
-      <w:r>
-        <w:rPr>
-          <w:b/>
-          <w:bCs/>
-        </w:rPr>
-        <w:t xml:space="preserve">4.4.2.2 </w:t>
-      </w:r>
-      <w:r>
-        <w:rPr>
-          <w:b/>
-          <w:bCs/>
-        </w:rPr>
-        <w:t>Dataset Preparation</w:t>
-      </w:r>
-    </w:p>
-    <w:p>
-      <w:pPr>
-        <w:spacing w:line="360" w:lineRule="auto"/>
-        <w:jc w:val="both"/>
-        <w:rPr>
-          <w:b/>
-          <w:bCs/>
-        </w:rPr>
-      </w:pPr>
-      <w:r>
-        <w:t>A balanced dataset was created by randomly sampling 10,000 benign and 10,000 attack records, resulting in 20,000 network flows. This prevents cluster formation from being biased toward the majority benign class</w:t>
-      </w:r>
-      <w:r>
-        <w:rPr>
-          <w:b/>
-          <w:bCs/>
-        </w:rPr>
-        <w:t>.</w:t>
-      </w:r>
-    </w:p>
-    <w:p>
-      <w:pPr>
-        <w:spacing w:line="360" w:lineRule="auto"/>
-        <w:jc w:val="both"/>
-        <w:rPr>
-          <w:b/>
-          <w:bCs/>
-        </w:rPr>
-      </w:pPr>
-      <w:r>
-        <w:rPr>
-          <w:b/>
-          <w:bCs/>
-        </w:rPr>
-        <w:t xml:space="preserve">4.4.2.3 </w:t>
-      </w:r>
-      <w:r>
-        <w:rPr>
-          <w:b/>
-          <w:bCs/>
-        </w:rPr>
-        <w:t>Feature Standardization</w:t>
-      </w:r>
-    </w:p>
-    <w:p>
-      <w:pPr>
-        <w:spacing w:line="360" w:lineRule="auto"/>
-        <w:jc w:val="both"/>
-      </w:pPr>
-      <w:r>
-        <w:t xml:space="preserve">All selected features were standardized using </w:t>
-      </w:r>
-      <w:proofErr w:type="spellStart"/>
-      <w:r>
-        <w:t>StandardScaler</w:t>
-      </w:r>
-      <w:proofErr w:type="spellEnd"/>
-      <w:r>
-        <w:t xml:space="preserve"> to ensure each feature has a mean of 0 and standard deviation of 1, preventing features with larger values from dominating the clustering process.</w:t>
-      </w:r>
-    </w:p>
-    <w:p>
-      <w:pPr>
-        <w:spacing w:line="360" w:lineRule="auto"/>
-        <w:jc w:val="both"/>
-        <w:rPr>
-          <w:b/>
-          <w:bCs/>
-        </w:rPr>
-      </w:pPr>
-      <w:r>
-        <w:rPr>
-          <w:b/>
-          <w:bCs/>
-        </w:rPr>
-        <w:t xml:space="preserve">4.4.2.4 </w:t>
-      </w:r>
-      <w:r>
-        <w:rPr>
-          <w:b/>
-          <w:bCs/>
-        </w:rPr>
-        <w:t>Non-Linear Feature Transformation</w:t>
-      </w:r>
-    </w:p>
-    <w:p>
-      <w:pPr>
-        <w:spacing w:line="360" w:lineRule="auto"/>
-        <w:jc w:val="both"/>
-      </w:pPr>
-      <w:r>
-        <w:t xml:space="preserve">To capture complex non-linear attack patterns, an RBF kernel was approximated using the </w:t>
-      </w:r>
-      <w:proofErr w:type="spellStart"/>
-      <w:r>
-        <w:t>Nystroem</w:t>
-      </w:r>
-      <w:proofErr w:type="spellEnd"/>
-      <w:r>
-        <w:t xml:space="preserve"> method (</w:t>
-      </w:r>
-      <w:r>
-        <w:rPr>
+        <w:rPr>
+          <w:rFonts w:ascii="Times New Roman" w:hAnsi="Times New Roman" w:cs="Times New Roman"/>
           <w:i/>
           <w:iCs/>
-        </w:rPr>
-        <w:t xml:space="preserve">gamma = 0.01, </w:t>
-      </w:r>
-      <w:proofErr w:type="spellStart"/>
-      <w:r>
-        <w:rPr>
+          <w:sz w:val="20"/>
+          <w:szCs w:val="20"/>
+        </w:rPr>
+      </w:pPr>
+      <w:r>
+        <w:rPr>
+          <w:rFonts w:ascii="Times New Roman" w:hAnsi="Times New Roman" w:cs="Times New Roman"/>
           <w:i/>
           <w:iCs/>
-        </w:rPr>
-        <w:t>n_components</w:t>
-      </w:r>
-      <w:proofErr w:type="spellEnd"/>
-      <w:r>
-        <w:rPr>
+          <w:sz w:val="20"/>
+          <w:szCs w:val="20"/>
+        </w:rPr>
+        <w:lastRenderedPageBreak/>
+        <w:t xml:space="preserve"> </w:t>
+      </w:r>
+      <w:r>
+        <w:rPr>
+          <w:rFonts w:ascii="Times New Roman" w:hAnsi="Times New Roman" w:cs="Times New Roman"/>
           <w:i/>
           <w:iCs/>
+          <w:sz w:val="20"/>
+          <w:szCs w:val="20"/>
+        </w:rPr>
+        <w:t xml:space="preserve">Fig </w:t>
+      </w:r>
+      <w:proofErr w:type="gramStart"/>
+      <w:r>
+        <w:rPr>
+          <w:rFonts w:ascii="Times New Roman" w:hAnsi="Times New Roman" w:cs="Times New Roman"/>
+          <w:i/>
+          <w:iCs/>
+          <w:sz w:val="20"/>
+          <w:szCs w:val="20"/>
+        </w:rPr>
+        <w:t>v</w:t>
+      </w:r>
+      <w:r>
+        <w:rPr>
+          <w:rFonts w:ascii="Times New Roman" w:hAnsi="Times New Roman" w:cs="Times New Roman"/>
+          <w:i/>
+          <w:iCs/>
+          <w:sz w:val="20"/>
+          <w:szCs w:val="20"/>
+        </w:rPr>
+        <w:t xml:space="preserve"> :</w:t>
+      </w:r>
+      <w:proofErr w:type="gramEnd"/>
+      <w:r>
+        <w:rPr>
+          <w:rFonts w:ascii="Times New Roman" w:hAnsi="Times New Roman" w:cs="Times New Roman"/>
+          <w:i/>
+          <w:iCs/>
+          <w:sz w:val="20"/>
+          <w:szCs w:val="20"/>
+        </w:rPr>
+        <w:t xml:space="preserve"> </w:t>
+      </w:r>
+      <w:r>
+        <w:rPr>
+          <w:rFonts w:ascii="Times New Roman" w:hAnsi="Times New Roman" w:cs="Times New Roman"/>
+          <w:i/>
+          <w:iCs/>
+          <w:sz w:val="20"/>
+          <w:szCs w:val="20"/>
+        </w:rPr>
+        <w:t>C</w:t>
+      </w:r>
+      <w:r>
+        <w:rPr>
+          <w:rFonts w:ascii="Times New Roman" w:hAnsi="Times New Roman" w:cs="Times New Roman"/>
+          <w:i/>
+          <w:iCs/>
+          <w:sz w:val="20"/>
+          <w:szCs w:val="20"/>
+        </w:rPr>
+        <w:t>onfusion Matrix</w:t>
+      </w:r>
+      <w:r>
+        <w:rPr>
+          <w:rFonts w:ascii="Times New Roman" w:hAnsi="Times New Roman" w:cs="Times New Roman"/>
+          <w:i/>
+          <w:iCs/>
+          <w:sz w:val="20"/>
+          <w:szCs w:val="20"/>
+        </w:rPr>
+        <w:t xml:space="preserve"> (Unsupervised Model-K Means)</w:t>
+      </w:r>
+    </w:p>
+    <w:p>
+      <w:pPr>
+        <w:spacing w:line="360" w:lineRule="auto"/>
+        <w:jc w:val="both"/>
+      </w:pPr>
+      <w:r>
+        <w:t>The K-Means model achieved a Silhouette Score of 0.4893, indicating moderate cluster separation, with strong benign traffic detection but a high number of attack instances misclassified as benign.</w:t>
+      </w:r>
+    </w:p>
+    <w:p>
+      <w:pPr>
+        <w:spacing w:line="360" w:lineRule="auto"/>
+        <w:jc w:val="center"/>
+        <w:rPr>
+          <w:b/>
+          <w:bCs/>
+        </w:rPr>
+      </w:pPr>
+      <w:proofErr w:type="gramStart"/>
+      <w:r>
+        <w:rPr>
+          <w:b/>
+          <w:bCs/>
+        </w:rPr>
+        <w:t>4.4  Model</w:t>
+      </w:r>
+      <w:proofErr w:type="gramEnd"/>
+      <w:r>
+        <w:rPr>
+          <w:b/>
+          <w:bCs/>
+        </w:rPr>
+        <w:t xml:space="preserve"> </w:t>
+      </w:r>
+      <w:proofErr w:type="gramStart"/>
+      <w:r>
+        <w:rPr>
+          <w:b/>
+          <w:bCs/>
+        </w:rPr>
+        <w:t>2 :</w:t>
+      </w:r>
+      <w:proofErr w:type="gramEnd"/>
+      <w:r>
+        <w:rPr>
+          <w:b/>
+          <w:bCs/>
+        </w:rPr>
+        <w:t xml:space="preserve"> </w:t>
+      </w:r>
+      <w:r>
+        <w:rPr>
+          <w:b/>
+          <w:bCs/>
+        </w:rPr>
+        <w:t>Unsupervised Learning Model: Kernel PCA + K-Means Clustering</w:t>
+      </w:r>
+    </w:p>
+    <w:p>
+      <w:pPr>
+        <w:spacing w:line="360" w:lineRule="auto"/>
+        <w:jc w:val="both"/>
+        <w:rPr>
+          <w:b/>
+          <w:bCs/>
+        </w:rPr>
+      </w:pPr>
+      <w:r>
+        <w:rPr>
+          <w:b/>
+          <w:bCs/>
+        </w:rPr>
+        <w:t>4.4.1 Objective</w:t>
+      </w:r>
+    </w:p>
+    <w:p>
+      <w:pPr>
+        <w:spacing w:line="360" w:lineRule="auto"/>
+        <w:jc w:val="both"/>
+      </w:pPr>
+      <w:r>
+        <w:t>The objective of this unsupervised learning model was to identify latent patterns in network traffic without using class labels during the clustering process. Unlike supervised learning approaches such as Random Forest, which rely on known attack labels, this model attempts to discover natural groupings within the CICIDS2017 dataset and subsequently map those clusters to benign and malicious traffic.</w:t>
+      </w:r>
+      <w:r>
+        <w:t xml:space="preserve"> </w:t>
+      </w:r>
+      <w:r>
+        <w:t>The output of this model is later used as a meta-feature in the final ensemble model (Model 3), where the clustering predictions and cluster distance metrics are combined with supervised model outputs.</w:t>
+      </w:r>
+    </w:p>
+    <w:p>
+      <w:pPr>
+        <w:spacing w:line="360" w:lineRule="auto"/>
+        <w:jc w:val="both"/>
+        <w:rPr>
+          <w:b/>
+          <w:bCs/>
+        </w:rPr>
+      </w:pPr>
+      <w:r>
+        <w:rPr>
+          <w:b/>
+          <w:bCs/>
+        </w:rPr>
+        <w:t>4.4.2 Methodology</w:t>
+      </w:r>
+    </w:p>
+    <w:p>
+      <w:pPr>
+        <w:spacing w:line="360" w:lineRule="auto"/>
+        <w:jc w:val="both"/>
+        <w:rPr>
+          <w:b/>
+          <w:bCs/>
+        </w:rPr>
+      </w:pPr>
+      <w:proofErr w:type="gramStart"/>
+      <w:r>
+        <w:rPr>
+          <w:b/>
+          <w:bCs/>
+        </w:rPr>
+        <w:t xml:space="preserve">4.4.2.1  </w:t>
+      </w:r>
+      <w:r>
+        <w:rPr>
+          <w:b/>
+          <w:bCs/>
+        </w:rPr>
+        <w:t>Feature</w:t>
+      </w:r>
+      <w:proofErr w:type="gramEnd"/>
+      <w:r>
+        <w:rPr>
+          <w:b/>
+          <w:bCs/>
+        </w:rPr>
+        <w:t xml:space="preserve"> Selection</w:t>
+      </w:r>
+    </w:p>
+    <w:p>
+      <w:pPr>
+        <w:spacing w:line="360" w:lineRule="auto"/>
+        <w:jc w:val="both"/>
+      </w:pPr>
+      <w:r>
+        <w:t>The top 15 most important features identified using Random Forest feature importance were selected to focus clustering on the most informative network traffic characteristics.</w:t>
+      </w:r>
+    </w:p>
+    <w:p>
+      <w:pPr>
+        <w:spacing w:line="360" w:lineRule="auto"/>
+        <w:jc w:val="both"/>
+        <w:rPr>
+          <w:b/>
+          <w:bCs/>
+        </w:rPr>
+      </w:pPr>
+      <w:r>
+        <w:rPr>
+          <w:b/>
+          <w:bCs/>
+        </w:rPr>
+        <w:t xml:space="preserve">4.4.2.2 </w:t>
+      </w:r>
+      <w:r>
+        <w:rPr>
+          <w:b/>
+          <w:bCs/>
+        </w:rPr>
+        <w:t>Dataset Preparation</w:t>
+      </w:r>
+    </w:p>
+    <w:p>
+      <w:pPr>
+        <w:spacing w:line="360" w:lineRule="auto"/>
+        <w:jc w:val="both"/>
+        <w:rPr>
+          <w:b/>
+          <w:bCs/>
+        </w:rPr>
+      </w:pPr>
+      <w:r>
+        <w:t>A balanced dataset was created by randomly sampling 10,000 benign and 10,000 attack records, resulting in 20,000 network flows. This prevents cluster formation from being biased toward the majority benign class</w:t>
+      </w:r>
+      <w:r>
+        <w:rPr>
+          <w:b/>
+          <w:bCs/>
+        </w:rPr>
+        <w:t>.</w:t>
+      </w:r>
+    </w:p>
+    <w:p>
+      <w:pPr>
+        <w:spacing w:line="360" w:lineRule="auto"/>
+        <w:jc w:val="both"/>
+        <w:rPr>
+          <w:b/>
+          <w:bCs/>
+        </w:rPr>
+      </w:pPr>
+      <w:r>
+        <w:rPr>
+          <w:b/>
+          <w:bCs/>
+        </w:rPr>
+        <w:t xml:space="preserve">4.4.2.3 </w:t>
+      </w:r>
+      <w:r>
+        <w:rPr>
+          <w:b/>
+          <w:bCs/>
+        </w:rPr>
+        <w:t>Feature Standardization</w:t>
+      </w:r>
+    </w:p>
+    <w:p>
+      <w:pPr>
+        <w:spacing w:line="360" w:lineRule="auto"/>
+        <w:jc w:val="both"/>
+      </w:pPr>
+      <w:r>
+        <w:t xml:space="preserve">All selected features were standardized using </w:t>
+      </w:r>
+      <w:proofErr w:type="spellStart"/>
+      <w:r>
+        <w:t>StandardScaler</w:t>
+      </w:r>
+      <w:proofErr w:type="spellEnd"/>
+      <w:r>
+        <w:t xml:space="preserve"> to ensure each feature has a mean of 0 and standard deviation of 1, preventing features with larger values from dominating the clustering process.</w:t>
+      </w:r>
+    </w:p>
+    <w:p>
+      <w:pPr>
+        <w:spacing w:line="360" w:lineRule="auto"/>
+        <w:jc w:val="both"/>
+        <w:rPr>
+          <w:b/>
+          <w:bCs/>
+        </w:rPr>
+      </w:pPr>
+      <w:r>
+        <w:rPr>
+          <w:b/>
+          <w:bCs/>
+        </w:rPr>
+        <w:t xml:space="preserve">4.4.2.4 </w:t>
+      </w:r>
+      <w:r>
+        <w:rPr>
+          <w:b/>
+          <w:bCs/>
+        </w:rPr>
+        <w:t>Non-Linear Feature Transformation</w:t>
+      </w:r>
+    </w:p>
+    <w:p>
+      <w:pPr>
+        <w:spacing w:line="360" w:lineRule="auto"/>
+        <w:jc w:val="both"/>
+      </w:pPr>
+      <w:r>
+        <w:t xml:space="preserve">To capture complex non-linear attack patterns, an RBF kernel was approximated using the </w:t>
+      </w:r>
+      <w:proofErr w:type="spellStart"/>
+      <w:r>
+        <w:t>Nystroem</w:t>
+      </w:r>
+      <w:proofErr w:type="spellEnd"/>
+      <w:r>
+        <w:t xml:space="preserve"> method (</w:t>
+      </w:r>
+      <w:r>
+        <w:rPr>
+          <w:i/>
+          <w:iCs/>
+        </w:rPr>
+        <w:t xml:space="preserve">gamma = 0.01, </w:t>
+      </w:r>
+      <w:proofErr w:type="spellStart"/>
+      <w:r>
+        <w:rPr>
+          <w:i/>
+          <w:iCs/>
+        </w:rPr>
+        <w:t>n_components</w:t>
+      </w:r>
+      <w:proofErr w:type="spellEnd"/>
+      <w:r>
+        <w:rPr>
+          <w:i/>
+          <w:iCs/>
         </w:rPr>
         <w:t xml:space="preserve"> = 500</w:t>
       </w:r>
@@ -14333,6 +16420,7 @@
           <w:b/>
           <w:bCs/>
         </w:rPr>
+        <w:lastRenderedPageBreak/>
         <w:t xml:space="preserve">4.4.2.5  </w:t>
       </w:r>
       <w:r>
@@ -14357,7 +16445,6 @@
         <w:jc w:val="both"/>
       </w:pPr>
       <w:r>
-        <w:lastRenderedPageBreak/>
         <w:t>PCA was applied to reduce the transformed 500-dimensional feature space to 10 principal components, reducing noise and computational complexity while retaining the most significant information.</w:t>
       </w:r>
     </w:p>
@@ -14448,6 +16535,158 @@
         <w:spacing w:line="360" w:lineRule="auto"/>
         <w:jc w:val="both"/>
       </w:pPr>
+      <w:r>
+        <w:rPr>
+          <w:noProof/>
+        </w:rPr>
+        <mc:AlternateContent>
+          <mc:Choice Requires="wps">
+            <w:drawing>
+              <wp:anchor distT="0" distB="0" distL="114300" distR="114300" simplePos="0" relativeHeight="251738112" behindDoc="0" locked="0" layoutInCell="1" allowOverlap="1" wp14:anchorId="4B6C8A8C" wp14:editId="1F52CE1E">
+                <wp:simplePos x="0" y="0"/>
+                <wp:positionH relativeFrom="column">
+                  <wp:posOffset>190500</wp:posOffset>
+                </wp:positionH>
+                <wp:positionV relativeFrom="paragraph">
+                  <wp:posOffset>4727575</wp:posOffset>
+                </wp:positionV>
+                <wp:extent cx="5308600" cy="266700"/>
+                <wp:effectExtent l="0" t="0" r="6350" b="0"/>
+                <wp:wrapNone/>
+                <wp:docPr id="905481131" name="Text Box 45"/>
+                <wp:cNvGraphicFramePr/>
+                <a:graphic xmlns:a="http://schemas.openxmlformats.org/drawingml/2006/main">
+                  <a:graphicData uri="http://schemas.microsoft.com/office/word/2010/wordprocessingShape">
+                    <wps:wsp>
+                      <wps:cNvSpPr txBox="1"/>
+                      <wps:spPr>
+                        <a:xfrm>
+                          <a:off x="0" y="0"/>
+                          <a:ext cx="5308600" cy="266700"/>
+                        </a:xfrm>
+                        <a:prstGeom prst="rect">
+                          <a:avLst/>
+                        </a:prstGeom>
+                        <a:solidFill>
+                          <a:schemeClr val="lt1"/>
+                        </a:solidFill>
+                        <a:ln w="6350">
+                          <a:noFill/>
+                        </a:ln>
+                      </wps:spPr>
+                      <wps:txbx>
+                        <w:txbxContent>
+                          <w:p>
+                            <w:pPr>
+                              <w:rPr>
+                                <w:rFonts w:ascii="Times New Roman" w:hAnsi="Times New Roman" w:cs="Times New Roman"/>
+                                <w:i/>
+                                <w:iCs/>
+                                <w:sz w:val="20"/>
+                                <w:szCs w:val="20"/>
+                              </w:rPr>
+                            </w:pPr>
+                            <w:r>
+                              <w:rPr>
+                                <w:rFonts w:ascii="Times New Roman" w:hAnsi="Times New Roman" w:cs="Times New Roman"/>
+                                <w:i/>
+                                <w:iCs/>
+                                <w:sz w:val="20"/>
+                                <w:szCs w:val="20"/>
+                              </w:rPr>
+                              <w:t>Fig: 4.4.3 Elbow Method &amp; Silhouette Analysis</w:t>
+                            </w:r>
+                            <w:r>
+                              <w:rPr>
+                                <w:rFonts w:ascii="Times New Roman" w:hAnsi="Times New Roman" w:cs="Times New Roman"/>
+                                <w:i/>
+                                <w:iCs/>
+                                <w:sz w:val="20"/>
+                                <w:szCs w:val="20"/>
+                              </w:rPr>
+                              <w:t xml:space="preserve"> </w:t>
+                            </w:r>
+                            <w:r>
+                              <w:rPr>
+                                <w:rFonts w:ascii="Times New Roman" w:hAnsi="Times New Roman" w:cs="Times New Roman"/>
+                                <w:i/>
+                                <w:iCs/>
+                                <w:sz w:val="20"/>
+                                <w:szCs w:val="20"/>
+                              </w:rPr>
+                              <w:t>(Unsupervised Model Kernel PCA+ K Means)</w:t>
+                            </w:r>
+                          </w:p>
+                        </w:txbxContent>
+                      </wps:txbx>
+                      <wps:bodyPr rot="0" spcFirstLastPara="0" vertOverflow="overflow" horzOverflow="overflow" vert="horz" wrap="square" lIns="91440" tIns="45720" rIns="91440" bIns="45720" numCol="1" spcCol="0" rtlCol="0" fromWordArt="0" anchor="t" anchorCtr="0" forceAA="0" compatLnSpc="1">
+                        <a:prstTxWarp prst="textNoShape">
+                          <a:avLst/>
+                        </a:prstTxWarp>
+                        <a:noAutofit/>
+                      </wps:bodyPr>
+                    </wps:wsp>
+                  </a:graphicData>
+                </a:graphic>
+                <wp14:sizeRelH relativeFrom="margin">
+                  <wp14:pctWidth>0</wp14:pctWidth>
+                </wp14:sizeRelH>
+              </wp:anchor>
+            </w:drawing>
+          </mc:Choice>
+          <mc:Fallback>
+            <w:pict>
+              <v:shape w14:anchorId="4B6C8A8C" id="Text Box 45" o:spid="_x0000_s1038" type="#_x0000_t202" style="position:absolute;left:0;text-align:left;margin-left:15pt;margin-top:372.25pt;width:418pt;height:21pt;z-index:251738112;visibility:visible;mso-wrap-style:square;mso-width-percent:0;mso-wrap-distance-left:9pt;mso-wrap-distance-top:0;mso-wrap-distance-right:9pt;mso-wrap-distance-bottom:0;mso-position-horizontal:absolute;mso-position-horizontal-relative:text;mso-position-vertical:absolute;mso-position-vertical-relative:text;mso-width-percent:0;mso-width-relative:margin;v-text-anchor:top" o:gfxdata="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" fillcolor="white [3201]" stroked="f" strokeweight=".5pt">
+                <v:textbox>
+                  <w:txbxContent>
+                    <w:p>
+                      <w:pPr>
+                        <w:rPr>
+                          <w:rFonts w:ascii="Times New Roman" w:hAnsi="Times New Roman" w:cs="Times New Roman"/>
+                          <w:i/>
+                          <w:iCs/>
+                          <w:sz w:val="20"/>
+                          <w:szCs w:val="20"/>
+                        </w:rPr>
+                      </w:pPr>
+                      <w:r>
+                        <w:rPr>
+                          <w:rFonts w:ascii="Times New Roman" w:hAnsi="Times New Roman" w:cs="Times New Roman"/>
+                          <w:i/>
+                          <w:iCs/>
+                          <w:sz w:val="20"/>
+                          <w:szCs w:val="20"/>
+                        </w:rPr>
+                        <w:t>Fig: 4.4.3 Elbow Method &amp; Silhouette Analysis</w:t>
+                      </w:r>
+                      <w:r>
+                        <w:rPr>
+                          <w:rFonts w:ascii="Times New Roman" w:hAnsi="Times New Roman" w:cs="Times New Roman"/>
+                          <w:i/>
+                          <w:iCs/>
+                          <w:sz w:val="20"/>
+                          <w:szCs w:val="20"/>
+                        </w:rPr>
+                        <w:t xml:space="preserve"> </w:t>
+                      </w:r>
+                      <w:r>
+                        <w:rPr>
+                          <w:rFonts w:ascii="Times New Roman" w:hAnsi="Times New Roman" w:cs="Times New Roman"/>
+                          <w:i/>
+                          <w:iCs/>
+                          <w:sz w:val="20"/>
+                          <w:szCs w:val="20"/>
+                        </w:rPr>
+                        <w:t>(Unsupervised Model Kernel PCA+ K Means)</w:t>
+                      </w:r>
+                    </w:p>
+                  </w:txbxContent>
+                </v:textbox>
+              </v:shape>
+            </w:pict>
+          </mc:Fallback>
+        </mc:AlternateContent>
+      </w:r>
       <w:r>
         <w:t xml:space="preserve">          </w:t>
       </w:r>
@@ -14471,7 +16710,7 @@
                     <pic:cNvPicPr/>
                   </pic:nvPicPr>
                   <pic:blipFill>
-                    <a:blip r:embed="rId28"/>
+                    <a:blip r:embed="rId30"/>
                     <a:stretch>
                       <a:fillRect/>
                     </a:stretch>
@@ -14514,7 +16753,7 @@
                     <pic:cNvPicPr/>
                   </pic:nvPicPr>
                   <pic:blipFill>
-                    <a:blip r:embed="rId29"/>
+                    <a:blip r:embed="rId31"/>
                     <a:stretch>
                       <a:fillRect/>
                     </a:stretch>
@@ -14554,7 +16793,7 @@
                     <pic:cNvPicPr/>
                   </pic:nvPicPr>
                   <pic:blipFill>
-                    <a:blip r:embed="rId30"/>
+                    <a:blip r:embed="rId32"/>
                     <a:stretch>
                       <a:fillRect/>
                     </a:stretch>
@@ -14584,6 +16823,7 @@
         <w:jc w:val="both"/>
       </w:pPr>
       <w:r>
+        <w:lastRenderedPageBreak/>
         <w:t xml:space="preserve">               </w:t>
       </w:r>
     </w:p>
@@ -14602,7 +16842,6 @@
           <w:b/>
           <w:bCs/>
         </w:rPr>
-        <w:lastRenderedPageBreak/>
         <w:t>4.4.4</w:t>
       </w:r>
       <w:r>
@@ -14626,17 +16865,20 @@
     </w:p>
     <w:p>
       <w:pPr>
-        <w:spacing w:line="360" w:lineRule="auto"/>
-        <w:jc w:val="both"/>
+        <w:rPr>
+          <w:rFonts w:ascii="Times New Roman" w:hAnsi="Times New Roman" w:cs="Times New Roman"/>
+          <w:i/>
+          <w:iCs/>
+          <w:sz w:val="20"/>
+          <w:szCs w:val="20"/>
+        </w:rPr>
       </w:pPr>
       <w:r>
         <w:t xml:space="preserve">Clusters were </w:t>
       </w:r>
-      <w:proofErr w:type="spellStart"/>
-      <w:r>
-        <w:t>labeled</w:t>
-      </w:r>
-      <w:proofErr w:type="spellEnd"/>
+      <w:r>
+        <w:t>labelled</w:t>
+      </w:r>
       <w:r>
         <w:t xml:space="preserve"> based on their attack rates. </w:t>
       </w:r>
@@ -14703,7 +16945,7 @@
                     <pic:cNvPicPr/>
                   </pic:nvPicPr>
                   <pic:blipFill>
-                    <a:blip r:embed="rId31"/>
+                    <a:blip r:embed="rId33"/>
                     <a:stretch>
                       <a:fillRect/>
                     </a:stretch>
@@ -14723,6 +16965,97 @@
           </wp:inline>
         </w:drawing>
       </w:r>
+      <w:r>
+        <w:rPr>
+          <w:rFonts w:ascii="Times New Roman" w:hAnsi="Times New Roman" w:cs="Times New Roman"/>
+          <w:i/>
+          <w:iCs/>
+          <w:sz w:val="20"/>
+          <w:szCs w:val="20"/>
+        </w:rPr>
+        <w:t xml:space="preserve"> </w:t>
+      </w:r>
+    </w:p>
+    <w:p>
+      <w:pPr>
+        <w:rPr>
+          <w:rFonts w:ascii="Times New Roman" w:hAnsi="Times New Roman" w:cs="Times New Roman"/>
+          <w:i/>
+          <w:iCs/>
+          <w:sz w:val="20"/>
+          <w:szCs w:val="20"/>
+        </w:rPr>
+      </w:pPr>
+      <w:r>
+        <w:rPr>
+          <w:rFonts w:ascii="Times New Roman" w:hAnsi="Times New Roman" w:cs="Times New Roman"/>
+          <w:i/>
+          <w:iCs/>
+          <w:sz w:val="20"/>
+          <w:szCs w:val="20"/>
+        </w:rPr>
+        <w:t>Table</w:t>
+      </w:r>
+      <w:r>
+        <w:rPr>
+          <w:rFonts w:ascii="Times New Roman" w:hAnsi="Times New Roman" w:cs="Times New Roman"/>
+          <w:i/>
+          <w:iCs/>
+          <w:sz w:val="20"/>
+          <w:szCs w:val="20"/>
+        </w:rPr>
+        <w:t>: 4.4.</w:t>
+      </w:r>
+      <w:r>
+        <w:rPr>
+          <w:rFonts w:ascii="Times New Roman" w:hAnsi="Times New Roman" w:cs="Times New Roman"/>
+          <w:i/>
+          <w:iCs/>
+          <w:sz w:val="20"/>
+          <w:szCs w:val="20"/>
+        </w:rPr>
+        <w:t>4</w:t>
+      </w:r>
+      <w:r>
+        <w:rPr>
+          <w:rFonts w:ascii="Times New Roman" w:hAnsi="Times New Roman" w:cs="Times New Roman"/>
+          <w:i/>
+          <w:iCs/>
+          <w:sz w:val="20"/>
+          <w:szCs w:val="20"/>
+        </w:rPr>
+        <w:t xml:space="preserve"> </w:t>
+      </w:r>
+      <w:r>
+        <w:rPr>
+          <w:rFonts w:ascii="Times New Roman" w:hAnsi="Times New Roman" w:cs="Times New Roman"/>
+          <w:i/>
+          <w:iCs/>
+          <w:sz w:val="20"/>
+          <w:szCs w:val="20"/>
+        </w:rPr>
+        <w:t>Cluster Interpretation</w:t>
+      </w:r>
+      <w:r>
+        <w:rPr>
+          <w:rFonts w:ascii="Times New Roman" w:hAnsi="Times New Roman" w:cs="Times New Roman"/>
+          <w:i/>
+          <w:iCs/>
+          <w:sz w:val="20"/>
+          <w:szCs w:val="20"/>
+        </w:rPr>
+        <w:t xml:space="preserve"> </w:t>
+      </w:r>
+      <w:r>
+        <w:rPr>
+          <w:rFonts w:ascii="Times New Roman" w:hAnsi="Times New Roman" w:cs="Times New Roman"/>
+          <w:i/>
+          <w:iCs/>
+          <w:sz w:val="20"/>
+          <w:szCs w:val="20"/>
+        </w:rPr>
+        <w:t>(Unsupervised Model Kernel PCA+ K Means)</w:t>
+      </w:r>
     </w:p>
     <w:p>
       <w:pPr>
@@ -14781,7 +17114,21 @@
           <w:b/>
           <w:bCs/>
         </w:rPr>
-        <w:t xml:space="preserve">4.5  </w:t>
+        <w:t>4.</w:t>
+      </w:r>
+      <w:r>
+        <w:rPr>
+          <w:b/>
+          <w:bCs/>
+        </w:rPr>
+        <w:t>4.6</w:t>
+      </w:r>
+      <w:r>
+        <w:rPr>
+          <w:b/>
+          <w:bCs/>
+        </w:rPr>
+        <w:t xml:space="preserve">  </w:t>
       </w:r>
       <w:r>
         <w:rPr>
@@ -14830,7 +17177,7 @@
                     <pic:cNvPicPr/>
                   </pic:nvPicPr>
                   <pic:blipFill>
-                    <a:blip r:embed="rId32"/>
+                    <a:blip r:embed="rId34"/>
                     <a:stretch>
                       <a:fillRect/>
                     </a:stretch>
@@ -14853,6 +17200,87 @@
     </w:p>
     <w:p>
       <w:pPr>
+        <w:rPr>
+          <w:rFonts w:ascii="Times New Roman" w:hAnsi="Times New Roman" w:cs="Times New Roman"/>
+          <w:i/>
+          <w:iCs/>
+          <w:sz w:val="20"/>
+          <w:szCs w:val="20"/>
+        </w:rPr>
+      </w:pPr>
+      <w:r>
+        <w:rPr>
+          <w:rFonts w:ascii="Times New Roman" w:hAnsi="Times New Roman" w:cs="Times New Roman"/>
+          <w:i/>
+          <w:iCs/>
+          <w:sz w:val="20"/>
+          <w:szCs w:val="20"/>
+        </w:rPr>
+        <w:t>Table</w:t>
+      </w:r>
+      <w:r>
+        <w:rPr>
+          <w:rFonts w:ascii="Times New Roman" w:hAnsi="Times New Roman" w:cs="Times New Roman"/>
+          <w:i/>
+          <w:iCs/>
+          <w:sz w:val="20"/>
+          <w:szCs w:val="20"/>
+        </w:rPr>
+        <w:t>: 4.</w:t>
+      </w:r>
+      <w:r>
+        <w:rPr>
+          <w:rFonts w:ascii="Times New Roman" w:hAnsi="Times New Roman" w:cs="Times New Roman"/>
+          <w:i/>
+          <w:iCs/>
+          <w:sz w:val="20"/>
+          <w:szCs w:val="20"/>
+        </w:rPr>
+        <w:t>4.6</w:t>
+      </w:r>
+      <w:r>
+        <w:rPr>
+          <w:rFonts w:ascii="Times New Roman" w:hAnsi="Times New Roman" w:cs="Times New Roman"/>
+          <w:i/>
+          <w:iCs/>
+          <w:sz w:val="20"/>
+          <w:szCs w:val="20"/>
+        </w:rPr>
+        <w:t xml:space="preserve"> </w:t>
+      </w:r>
+      <w:r>
+        <w:rPr>
+          <w:rFonts w:ascii="Times New Roman" w:hAnsi="Times New Roman" w:cs="Times New Roman"/>
+          <w:i/>
+          <w:iCs/>
+          <w:sz w:val="20"/>
+          <w:szCs w:val="20"/>
+        </w:rPr>
+        <w:t>Classification Performance</w:t>
+      </w:r>
+      <w:r>
+        <w:rPr>
+          <w:rFonts w:ascii="Times New Roman" w:hAnsi="Times New Roman" w:cs="Times New Roman"/>
+          <w:i/>
+          <w:iCs/>
+          <w:sz w:val="20"/>
+          <w:szCs w:val="20"/>
+        </w:rPr>
+        <w:t xml:space="preserve"> </w:t>
+      </w:r>
+      <w:r>
+        <w:rPr>
+          <w:rFonts w:ascii="Times New Roman" w:hAnsi="Times New Roman" w:cs="Times New Roman"/>
+          <w:i/>
+          <w:iCs/>
+          <w:sz w:val="20"/>
+          <w:szCs w:val="20"/>
+        </w:rPr>
+        <w:t>(Unsupervised Model Kernel PCA+ K Means)</w:t>
+      </w:r>
+    </w:p>
+    <w:p>
+      <w:pPr>
         <w:spacing w:line="360" w:lineRule="auto"/>
         <w:jc w:val="both"/>
       </w:pPr>
@@ -14886,6 +17314,27 @@
           <w:b/>
           <w:bCs/>
         </w:rPr>
+        <w:t>4.</w:t>
+      </w:r>
+      <w:r>
+        <w:rPr>
+          <w:b/>
+          <w:bCs/>
+        </w:rPr>
+        <w:t>4.7</w:t>
+      </w:r>
+      <w:r>
+        <w:rPr>
+          <w:b/>
+          <w:bCs/>
+        </w:rPr>
+        <w:t xml:space="preserve"> </w:t>
+      </w:r>
+      <w:r>
+        <w:rPr>
+          <w:b/>
+          <w:bCs/>
+        </w:rPr>
         <w:t>Confusion Matrix Analysis</w:t>
       </w:r>
     </w:p>
@@ -14898,6 +17347,259 @@
           <w:bCs/>
         </w:rPr>
       </w:pPr>
+      <w:r>
+        <w:rPr>
+          <w:b/>
+          <w:bCs/>
+          <w:noProof/>
+        </w:rPr>
+        <mc:AlternateContent>
+          <mc:Choice Requires="wps">
+            <w:drawing>
+              <wp:anchor distT="0" distB="0" distL="114300" distR="114300" simplePos="0" relativeHeight="251739136" behindDoc="0" locked="0" layoutInCell="1" allowOverlap="1" wp14:anchorId="3551201F" wp14:editId="07E5676E">
+                <wp:simplePos x="0" y="0"/>
+                <wp:positionH relativeFrom="column">
+                  <wp:posOffset>596900</wp:posOffset>
+                </wp:positionH>
+                <wp:positionV relativeFrom="paragraph">
+                  <wp:posOffset>2424430</wp:posOffset>
+                </wp:positionV>
+                <wp:extent cx="4533900" cy="323850"/>
+                <wp:effectExtent l="0" t="0" r="0" b="0"/>
+                <wp:wrapNone/>
+                <wp:docPr id="307329582" name="Text Box 46"/>
+                <wp:cNvGraphicFramePr/>
+                <a:graphic xmlns:a="http://schemas.openxmlformats.org/drawingml/2006/main">
+                  <a:graphicData uri="http://schemas.microsoft.com/office/word/2010/wordprocessingShape">
+                    <wps:wsp>
+                      <wps:cNvSpPr txBox="1"/>
+                      <wps:spPr>
+                        <a:xfrm>
+                          <a:off x="0" y="0"/>
+                          <a:ext cx="4533900" cy="323850"/>
+                        </a:xfrm>
+                        <a:prstGeom prst="rect">
+                          <a:avLst/>
+                        </a:prstGeom>
+                        <a:solidFill>
+                          <a:schemeClr val="lt1"/>
+                        </a:solidFill>
+                        <a:ln w="6350">
+                          <a:noFill/>
+                        </a:ln>
+                      </wps:spPr>
+                      <wps:txbx>
+                        <w:txbxContent>
+                          <w:p>
+                            <w:pPr>
+                              <w:rPr>
+                                <w:rFonts w:ascii="Times New Roman" w:hAnsi="Times New Roman" w:cs="Times New Roman"/>
+                                <w:i/>
+                                <w:iCs/>
+                                <w:sz w:val="20"/>
+                                <w:szCs w:val="20"/>
+                              </w:rPr>
+                            </w:pPr>
+                            <w:r>
+                              <w:rPr>
+                                <w:rFonts w:ascii="Times New Roman" w:hAnsi="Times New Roman" w:cs="Times New Roman"/>
+                                <w:i/>
+                                <w:iCs/>
+                                <w:sz w:val="20"/>
+                                <w:szCs w:val="20"/>
+                              </w:rPr>
+                              <w:t>Fig</w:t>
+                            </w:r>
+                            <w:r>
+                              <w:rPr>
+                                <w:rFonts w:ascii="Times New Roman" w:hAnsi="Times New Roman" w:cs="Times New Roman"/>
+                                <w:i/>
+                                <w:iCs/>
+                                <w:sz w:val="20"/>
+                                <w:szCs w:val="20"/>
+                              </w:rPr>
+                              <w:t>: 4.</w:t>
+                            </w:r>
+                            <w:r>
+                              <w:rPr>
+                                <w:rFonts w:ascii="Times New Roman" w:hAnsi="Times New Roman" w:cs="Times New Roman"/>
+                                <w:i/>
+                                <w:iCs/>
+                                <w:sz w:val="20"/>
+                                <w:szCs w:val="20"/>
+                              </w:rPr>
+                              <w:t>4.7</w:t>
+                            </w:r>
+                            <w:r>
+                              <w:rPr>
+                                <w:rFonts w:ascii="Times New Roman" w:hAnsi="Times New Roman" w:cs="Times New Roman"/>
+                                <w:i/>
+                                <w:iCs/>
+                                <w:sz w:val="20"/>
+                                <w:szCs w:val="20"/>
+                              </w:rPr>
+                              <w:t xml:space="preserve"> </w:t>
+                            </w:r>
+                            <w:r>
+                              <w:rPr>
+                                <w:rFonts w:ascii="Times New Roman" w:hAnsi="Times New Roman" w:cs="Times New Roman"/>
+                                <w:i/>
+                                <w:iCs/>
+                                <w:sz w:val="20"/>
+                                <w:szCs w:val="20"/>
+                              </w:rPr>
+                              <w:t>C</w:t>
+                            </w:r>
+                            <w:r>
+                              <w:rPr>
+                                <w:rFonts w:ascii="Times New Roman" w:hAnsi="Times New Roman" w:cs="Times New Roman"/>
+                                <w:i/>
+                                <w:iCs/>
+                                <w:sz w:val="20"/>
+                                <w:szCs w:val="20"/>
+                              </w:rPr>
+                              <w:t>onfusion Matrix Analysis</w:t>
+                            </w:r>
+                            <w:r>
+                              <w:rPr>
+                                <w:rFonts w:ascii="Times New Roman" w:hAnsi="Times New Roman" w:cs="Times New Roman"/>
+                                <w:i/>
+                                <w:iCs/>
+                                <w:sz w:val="20"/>
+                                <w:szCs w:val="20"/>
+                              </w:rPr>
+                              <w:t xml:space="preserve"> </w:t>
+                            </w:r>
+                            <w:r>
+                              <w:rPr>
+                                <w:rFonts w:ascii="Times New Roman" w:hAnsi="Times New Roman" w:cs="Times New Roman"/>
+                                <w:i/>
+                                <w:iCs/>
+                                <w:sz w:val="20"/>
+                                <w:szCs w:val="20"/>
+                              </w:rPr>
+                              <w:t>(Unsupervised Model Kernel PCA+ K Means)</w:t>
+                            </w:r>
+                          </w:p>
+                          <w:p/>
+                        </w:txbxContent>
+                      </wps:txbx>
+                      <wps:bodyPr rot="0" spcFirstLastPara="0" vertOverflow="overflow" horzOverflow="overflow" vert="horz" wrap="square" lIns="91440" tIns="45720" rIns="91440" bIns="45720" numCol="1" spcCol="0" rtlCol="0" fromWordArt="0" anchor="t" anchorCtr="0" forceAA="0" compatLnSpc="1">
+                        <a:prstTxWarp prst="textNoShape">
+                          <a:avLst/>
+                        </a:prstTxWarp>
+                        <a:noAutofit/>
+                      </wps:bodyPr>
+                    </wps:wsp>
+                  </a:graphicData>
+                </a:graphic>
+              </wp:anchor>
+            </w:drawing>
+          </mc:Choice>
+          <mc:Fallback>
+            <w:pict>
+              <v:shape w14:anchorId="3551201F" id="Text Box 46" o:spid="_x0000_s1039" type="#_x0000_t202" style="position:absolute;left:0;text-align:left;margin-left:47pt;margin-top:190.9pt;width:357pt;height:25.5pt;z-index:251739136;visibility:visible;mso-wrap-style:square;mso-wrap-distance-left:9pt;mso-wrap-distance-top:0;mso-wrap-distance-right:9pt;mso-wrap-distance-bottom:0;mso-position-horizontal:absolute;mso-position-horizontal-relative:text;mso-position-vertical:absolute;mso-position-vertical-relative:text;v-text-anchor:top" o:gfxdata="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" fillcolor="white [3201]" stroked="f" strokeweight=".5pt">
+                <v:textbox>
+                  <w:txbxContent>
+                    <w:p>
+                      <w:pPr>
+                        <w:rPr>
+                          <w:rFonts w:ascii="Times New Roman" w:hAnsi="Times New Roman" w:cs="Times New Roman"/>
+                          <w:i/>
+                          <w:iCs/>
+                          <w:sz w:val="20"/>
+                          <w:szCs w:val="20"/>
+                        </w:rPr>
+                      </w:pPr>
+                      <w:r>
+                        <w:rPr>
+                          <w:rFonts w:ascii="Times New Roman" w:hAnsi="Times New Roman" w:cs="Times New Roman"/>
+                          <w:i/>
+                          <w:iCs/>
+                          <w:sz w:val="20"/>
+                          <w:szCs w:val="20"/>
+                        </w:rPr>
+                        <w:t>Fig</w:t>
+                      </w:r>
+                      <w:r>
+                        <w:rPr>
+                          <w:rFonts w:ascii="Times New Roman" w:hAnsi="Times New Roman" w:cs="Times New Roman"/>
+                          <w:i/>
+                          <w:iCs/>
+                          <w:sz w:val="20"/>
+                          <w:szCs w:val="20"/>
+                        </w:rPr>
+                        <w:t>: 4.</w:t>
+                      </w:r>
+                      <w:r>
+                        <w:rPr>
+                          <w:rFonts w:ascii="Times New Roman" w:hAnsi="Times New Roman" w:cs="Times New Roman"/>
+                          <w:i/>
+                          <w:iCs/>
+                          <w:sz w:val="20"/>
+                          <w:szCs w:val="20"/>
+                        </w:rPr>
+                        <w:t>4.7</w:t>
+                      </w:r>
+                      <w:r>
+                        <w:rPr>
+                          <w:rFonts w:ascii="Times New Roman" w:hAnsi="Times New Roman" w:cs="Times New Roman"/>
+                          <w:i/>
+                          <w:iCs/>
+                          <w:sz w:val="20"/>
+                          <w:szCs w:val="20"/>
+                        </w:rPr>
+                        <w:t xml:space="preserve"> </w:t>
+                      </w:r>
+                      <w:r>
+                        <w:rPr>
+                          <w:rFonts w:ascii="Times New Roman" w:hAnsi="Times New Roman" w:cs="Times New Roman"/>
+                          <w:i/>
+                          <w:iCs/>
+                          <w:sz w:val="20"/>
+                          <w:szCs w:val="20"/>
+                        </w:rPr>
+                        <w:t>C</w:t>
+                      </w:r>
+                      <w:r>
+                        <w:rPr>
+                          <w:rFonts w:ascii="Times New Roman" w:hAnsi="Times New Roman" w:cs="Times New Roman"/>
+                          <w:i/>
+                          <w:iCs/>
+                          <w:sz w:val="20"/>
+                          <w:szCs w:val="20"/>
+                        </w:rPr>
+                        <w:t>onfusion Matrix Analysis</w:t>
+                      </w:r>
+                      <w:r>
+                        <w:rPr>
+                          <w:rFonts w:ascii="Times New Roman" w:hAnsi="Times New Roman" w:cs="Times New Roman"/>
+                          <w:i/>
+                          <w:iCs/>
+                          <w:sz w:val="20"/>
+                          <w:szCs w:val="20"/>
+                        </w:rPr>
+                        <w:t xml:space="preserve"> </w:t>
+                      </w:r>
+                      <w:r>
+                        <w:rPr>
+                          <w:rFonts w:ascii="Times New Roman" w:hAnsi="Times New Roman" w:cs="Times New Roman"/>
+                          <w:i/>
+                          <w:iCs/>
+                          <w:sz w:val="20"/>
+                          <w:szCs w:val="20"/>
+                        </w:rPr>
+                        <w:t>(Unsupervised Model Kernel PCA+ K Means)</w:t>
+                      </w:r>
+                    </w:p>
+                    <w:p/>
+                  </w:txbxContent>
+                </v:textbox>
+              </v:shape>
+            </w:pict>
+          </mc:Fallback>
+        </mc:AlternateContent>
+      </w:r>
       <w:r>
         <w:rPr>
           <w:b/>
@@ -14920,7 +17622,7 @@
                     <pic:cNvPicPr/>
                   </pic:nvPicPr>
                   <pic:blipFill>
-                    <a:blip r:embed="rId33"/>
+                    <a:blip r:embed="rId35"/>
                     <a:stretch>
                       <a:fillRect/>
                     </a:stretch>
@@ -14969,7 +17671,7 @@
                     <pic:cNvPicPr/>
                   </pic:nvPicPr>
                   <pic:blipFill>
-                    <a:blip r:embed="rId34"/>
+                    <a:blip r:embed="rId36"/>
                     <a:stretch>
                       <a:fillRect/>
                     </a:stretch>
@@ -14996,6 +17698,7 @@
         <w:jc w:val="both"/>
       </w:pPr>
       <w:r>
+        <w:lastRenderedPageBreak/>
         <w:t>The confusion matrix shows that the model correctly classified most benign traffic while detecting a substantial portion of attack traffic. However, some attacks were still misclassified as benign, resulting in lower attack recall.</w:t>
       </w:r>
     </w:p>
@@ -15013,7 +17716,27 @@
           <w:b/>
           <w:bCs/>
         </w:rPr>
-        <w:lastRenderedPageBreak/>
+        <w:t>4.</w:t>
+      </w:r>
+      <w:r>
+        <w:rPr>
+          <w:b/>
+          <w:bCs/>
+        </w:rPr>
+        <w:t>4.8</w:t>
+      </w:r>
+      <w:r>
+        <w:rPr>
+          <w:b/>
+          <w:bCs/>
+        </w:rPr>
+        <w:t xml:space="preserve"> </w:t>
+      </w:r>
+      <w:r>
+        <w:rPr>
+          <w:b/>
+          <w:bCs/>
+        </w:rPr>
         <w:t>ROC-AUC Analysis</w:t>
       </w:r>
     </w:p>
@@ -15021,6 +17744,9 @@
       <w:pPr>
         <w:spacing w:line="360" w:lineRule="auto"/>
         <w:jc w:val="both"/>
+        <w:rPr>
+          <w:noProof/>
+        </w:rPr>
       </w:pPr>
       <w:r>
         <w:t>The model achieved an AUC of 0.6967, indicating moderate discrimination between benign and malicious traffic and performance significantly better than random guessing.</w:t>
@@ -15051,7 +17777,7 @@
                     <pic:cNvPicPr/>
                   </pic:nvPicPr>
                   <pic:blipFill>
-                    <a:blip r:embed="rId35"/>
+                    <a:blip r:embed="rId37"/>
                     <a:stretch>
                       <a:fillRect/>
                     </a:stretch>
@@ -15074,13 +17800,121 @@
     </w:p>
     <w:p>
       <w:pPr>
+        <w:rPr>
+          <w:rFonts w:ascii="Times New Roman" w:hAnsi="Times New Roman" w:cs="Times New Roman"/>
+          <w:i/>
+          <w:iCs/>
+          <w:sz w:val="20"/>
+          <w:szCs w:val="20"/>
+        </w:rPr>
+      </w:pPr>
+      <w:r>
+        <w:rPr>
+          <w:rFonts w:ascii="Times New Roman" w:hAnsi="Times New Roman" w:cs="Times New Roman"/>
+          <w:i/>
+          <w:iCs/>
+          <w:sz w:val="20"/>
+          <w:szCs w:val="20"/>
+        </w:rPr>
+        <w:t>Fig</w:t>
+      </w:r>
+      <w:r>
+        <w:rPr>
+          <w:rFonts w:ascii="Times New Roman" w:hAnsi="Times New Roman" w:cs="Times New Roman"/>
+          <w:i/>
+          <w:iCs/>
+          <w:sz w:val="20"/>
+          <w:szCs w:val="20"/>
+        </w:rPr>
+        <w:t>: 4.</w:t>
+      </w:r>
+      <w:r>
+        <w:rPr>
+          <w:rFonts w:ascii="Times New Roman" w:hAnsi="Times New Roman" w:cs="Times New Roman"/>
+          <w:i/>
+          <w:iCs/>
+          <w:sz w:val="20"/>
+          <w:szCs w:val="20"/>
+        </w:rPr>
+        <w:t>4.8</w:t>
+      </w:r>
+      <w:r>
+        <w:rPr>
+          <w:rFonts w:ascii="Times New Roman" w:hAnsi="Times New Roman" w:cs="Times New Roman"/>
+          <w:i/>
+          <w:iCs/>
+          <w:sz w:val="20"/>
+          <w:szCs w:val="20"/>
+        </w:rPr>
+        <w:t xml:space="preserve"> </w:t>
+      </w:r>
+      <w:r>
+        <w:rPr>
+          <w:rFonts w:ascii="Times New Roman" w:hAnsi="Times New Roman" w:cs="Times New Roman"/>
+          <w:i/>
+          <w:iCs/>
+          <w:sz w:val="20"/>
+          <w:szCs w:val="20"/>
+        </w:rPr>
+        <w:t>ROC-AUC Analysis</w:t>
+      </w:r>
+      <w:r>
+        <w:rPr>
+          <w:rFonts w:ascii="Times New Roman" w:hAnsi="Times New Roman" w:cs="Times New Roman"/>
+          <w:i/>
+          <w:iCs/>
+          <w:sz w:val="20"/>
+          <w:szCs w:val="20"/>
+        </w:rPr>
+        <w:t xml:space="preserve"> </w:t>
+      </w:r>
+      <w:r>
+        <w:rPr>
+          <w:rFonts w:ascii="Times New Roman" w:hAnsi="Times New Roman" w:cs="Times New Roman"/>
+          <w:i/>
+          <w:iCs/>
+          <w:sz w:val="20"/>
+          <w:szCs w:val="20"/>
+        </w:rPr>
+        <w:t>(Unsupervised Model Kernel PCA+ K Means)</w:t>
+      </w:r>
+    </w:p>
+    <w:p>
+      <w:pPr>
         <w:spacing w:line="360" w:lineRule="auto"/>
         <w:jc w:val="both"/>
-        <w:rPr>
-          <w:b/>
-          <w:bCs/>
-        </w:rPr>
-      </w:pPr>
+      </w:pPr>
+    </w:p>
+    <w:p>
+      <w:pPr>
+        <w:spacing w:line="360" w:lineRule="auto"/>
+        <w:jc w:val="both"/>
+        <w:rPr>
+          <w:b/>
+          <w:bCs/>
+        </w:rPr>
+      </w:pPr>
+      <w:r>
+        <w:rPr>
+          <w:b/>
+          <w:bCs/>
+        </w:rPr>
+        <w:t>4.</w:t>
+      </w:r>
+      <w:r>
+        <w:rPr>
+          <w:b/>
+          <w:bCs/>
+        </w:rPr>
+        <w:t>4.9</w:t>
+      </w:r>
+      <w:r>
+        <w:rPr>
+          <w:b/>
+          <w:bCs/>
+        </w:rPr>
+        <w:t xml:space="preserve"> </w:t>
+      </w:r>
       <w:r>
         <w:rPr>
           <w:b/>
@@ -15142,6 +17976,27 @@
           <w:b/>
           <w:bCs/>
         </w:rPr>
+        <w:t>4.</w:t>
+      </w:r>
+      <w:r>
+        <w:rPr>
+          <w:b/>
+          <w:bCs/>
+        </w:rPr>
+        <w:t>4.10</w:t>
+      </w:r>
+      <w:r>
+        <w:rPr>
+          <w:b/>
+          <w:bCs/>
+        </w:rPr>
+        <w:t xml:space="preserve"> </w:t>
+      </w:r>
+      <w:r>
+        <w:rPr>
+          <w:b/>
+          <w:bCs/>
+        </w:rPr>
         <w:t>Role in the Hybrid Framework</w:t>
       </w:r>
     </w:p>
@@ -15166,10 +18021,6 @@
       <w:pPr>
         <w:spacing w:line="360" w:lineRule="auto"/>
         <w:jc w:val="both"/>
-        <w:rPr>
-          <w:b/>
-          <w:bCs/>
-        </w:rPr>
       </w:pPr>
     </w:p>
     <w:p>
@@ -15181,6 +18032,38 @@
           <w:bCs/>
         </w:rPr>
       </w:pPr>
+    </w:p>
+    <w:p>
+      <w:pPr>
+        <w:spacing w:line="360" w:lineRule="auto"/>
+        <w:jc w:val="both"/>
+        <w:rPr>
+          <w:b/>
+          <w:bCs/>
+        </w:rPr>
+      </w:pPr>
+      <w:r>
+        <w:rPr>
+          <w:b/>
+          <w:bCs/>
+        </w:rPr>
+        <w:lastRenderedPageBreak/>
+        <w:t>4.</w:t>
+      </w:r>
+      <w:r>
+        <w:rPr>
+          <w:b/>
+          <w:bCs/>
+        </w:rPr>
+        <w:t>4.11</w:t>
+      </w:r>
+      <w:r>
+        <w:rPr>
+          <w:b/>
+          <w:bCs/>
+        </w:rPr>
+        <w:t xml:space="preserve"> </w:t>
+      </w:r>
       <w:r>
         <w:rPr>
           <w:b/>
@@ -15212,6 +18095,27 @@
           <w:b/>
           <w:bCs/>
         </w:rPr>
+        <w:t>4.</w:t>
+      </w:r>
+      <w:r>
+        <w:rPr>
+          <w:b/>
+          <w:bCs/>
+        </w:rPr>
+        <w:t>4.12</w:t>
+      </w:r>
+      <w:r>
+        <w:rPr>
+          <w:b/>
+          <w:bCs/>
+        </w:rPr>
+        <w:t xml:space="preserve"> </w:t>
+      </w:r>
+      <w:r>
+        <w:rPr>
+          <w:b/>
+          <w:bCs/>
+        </w:rPr>
         <w:t>Clustering Quality</w:t>
       </w:r>
     </w:p>
@@ -15254,7 +18158,27 @@
           <w:b/>
           <w:bCs/>
         </w:rPr>
-        <w:lastRenderedPageBreak/>
+        <w:t>4.</w:t>
+      </w:r>
+      <w:r>
+        <w:rPr>
+          <w:b/>
+          <w:bCs/>
+        </w:rPr>
+        <w:t>4.13</w:t>
+      </w:r>
+      <w:r>
+        <w:rPr>
+          <w:b/>
+          <w:bCs/>
+        </w:rPr>
+        <w:t xml:space="preserve"> </w:t>
+      </w:r>
+      <w:r>
+        <w:rPr>
+          <w:b/>
+          <w:bCs/>
+        </w:rPr>
         <w:t>Classification Performance</w:t>
       </w:r>
     </w:p>
@@ -15348,7 +18272,7 @@
                     <pic:cNvPicPr/>
                   </pic:nvPicPr>
                   <pic:blipFill>
-                    <a:blip r:embed="rId36"/>
+                    <a:blip r:embed="rId38"/>
                     <a:stretch>
                       <a:fillRect/>
                     </a:stretch>
@@ -15388,7 +18312,7 @@
                     <pic:cNvPicPr/>
                   </pic:nvPicPr>
                   <pic:blipFill>
-                    <a:blip r:embed="rId37"/>
+                    <a:blip r:embed="rId39"/>
                     <a:stretch>
                       <a:fillRect/>
                     </a:stretch>
@@ -15428,7 +18352,7 @@
                     <pic:cNvPicPr/>
                   </pic:nvPicPr>
                   <pic:blipFill>
-                    <a:blip r:embed="rId38"/>
+                    <a:blip r:embed="rId40"/>
                     <a:stretch>
                       <a:fillRect/>
                     </a:stretch>
@@ -15468,7 +18392,7 @@
                     <pic:cNvPicPr/>
                   </pic:nvPicPr>
                   <pic:blipFill>
-                    <a:blip r:embed="rId39"/>
+                    <a:blip r:embed="rId41"/>
                     <a:stretch>
                       <a:fillRect/>
                     </a:stretch>
@@ -15491,13 +18415,121 @@
     </w:p>
     <w:p>
       <w:pPr>
+        <w:rPr>
+          <w:rFonts w:ascii="Times New Roman" w:hAnsi="Times New Roman" w:cs="Times New Roman"/>
+          <w:i/>
+          <w:iCs/>
+          <w:sz w:val="20"/>
+          <w:szCs w:val="20"/>
+        </w:rPr>
+      </w:pPr>
+      <w:r>
+        <w:rPr>
+          <w:rFonts w:ascii="Times New Roman" w:hAnsi="Times New Roman" w:cs="Times New Roman"/>
+          <w:i/>
+          <w:iCs/>
+          <w:sz w:val="20"/>
+          <w:szCs w:val="20"/>
+        </w:rPr>
+        <w:t>Fig</w:t>
+      </w:r>
+      <w:r>
+        <w:rPr>
+          <w:rFonts w:ascii="Times New Roman" w:hAnsi="Times New Roman" w:cs="Times New Roman"/>
+          <w:i/>
+          <w:iCs/>
+          <w:sz w:val="20"/>
+          <w:szCs w:val="20"/>
+        </w:rPr>
+        <w:t>: 4.</w:t>
+      </w:r>
+      <w:r>
+        <w:rPr>
+          <w:rFonts w:ascii="Times New Roman" w:hAnsi="Times New Roman" w:cs="Times New Roman"/>
+          <w:i/>
+          <w:iCs/>
+          <w:sz w:val="20"/>
+          <w:szCs w:val="20"/>
+        </w:rPr>
+        <w:t>4.13</w:t>
+      </w:r>
+      <w:r>
+        <w:rPr>
+          <w:rFonts w:ascii="Times New Roman" w:hAnsi="Times New Roman" w:cs="Times New Roman"/>
+          <w:i/>
+          <w:iCs/>
+          <w:sz w:val="20"/>
+          <w:szCs w:val="20"/>
+        </w:rPr>
+        <w:t xml:space="preserve"> </w:t>
+      </w:r>
+      <w:r>
+        <w:rPr>
+          <w:rFonts w:ascii="Times New Roman" w:hAnsi="Times New Roman" w:cs="Times New Roman"/>
+          <w:i/>
+          <w:iCs/>
+          <w:sz w:val="20"/>
+          <w:szCs w:val="20"/>
+        </w:rPr>
+        <w:t>Classification Performance</w:t>
+      </w:r>
+      <w:r>
+        <w:rPr>
+          <w:rFonts w:ascii="Times New Roman" w:hAnsi="Times New Roman" w:cs="Times New Roman"/>
+          <w:i/>
+          <w:iCs/>
+          <w:sz w:val="20"/>
+          <w:szCs w:val="20"/>
+        </w:rPr>
+        <w:t xml:space="preserve"> </w:t>
+      </w:r>
+      <w:r>
+        <w:rPr>
+          <w:rFonts w:ascii="Times New Roman" w:hAnsi="Times New Roman" w:cs="Times New Roman"/>
+          <w:i/>
+          <w:iCs/>
+          <w:sz w:val="20"/>
+          <w:szCs w:val="20"/>
+        </w:rPr>
+        <w:t>(Unsupervised Model Kernel PCA+ K Means)</w:t>
+      </w:r>
+    </w:p>
+    <w:p>
+      <w:pPr>
         <w:spacing w:line="360" w:lineRule="auto"/>
         <w:jc w:val="both"/>
-        <w:rPr>
-          <w:b/>
-          <w:bCs/>
-        </w:rPr>
-      </w:pPr>
+      </w:pPr>
+    </w:p>
+    <w:p>
+      <w:pPr>
+        <w:spacing w:line="360" w:lineRule="auto"/>
+        <w:jc w:val="both"/>
+        <w:rPr>
+          <w:b/>
+          <w:bCs/>
+        </w:rPr>
+      </w:pPr>
+      <w:r>
+        <w:rPr>
+          <w:b/>
+          <w:bCs/>
+        </w:rPr>
+        <w:t>4.</w:t>
+      </w:r>
+      <w:r>
+        <w:rPr>
+          <w:b/>
+          <w:bCs/>
+        </w:rPr>
+        <w:t>4.14</w:t>
+      </w:r>
+      <w:r>
+        <w:rPr>
+          <w:b/>
+          <w:bCs/>
+        </w:rPr>
+        <w:t xml:space="preserve"> </w:t>
+      </w:r>
       <w:r>
         <w:rPr>
           <w:b/>
@@ -15608,7 +18640,7 @@
           </mc:Choice>
           <mc:Fallback>
             <w:pict>
-              <v:shape w14:anchorId="370A298B" id="Text Box 39" o:spid="_x0000_s1035" type="#_x0000_t202" style="position:absolute;left:0;text-align:left;margin-left:262pt;margin-top:.55pt;width:200pt;height:65.5pt;z-index:251728896;visibility:visible;mso-wrap-style:square;mso-height-percent:0;mso-wrap-distance-left:9pt;mso-wrap-distance-top:0;mso-wrap-distance-right:9pt;mso-wrap-distance-bottom:0;mso-position-horizontal:absolute;mso-position-horizontal-relative:text;mso-position-vertical:absolute;mso-position-vertical-relative:text;mso-height-percent:0;mso-height-relative:margin;v-text-anchor:top" o:gfxdata="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" fillcolor="white [3201]" strokeweight=".5pt">
+              <v:shape w14:anchorId="370A298B" id="Text Box 39" o:spid="_x0000_s1040" type="#_x0000_t202" style="position:absolute;left:0;text-align:left;margin-left:262pt;margin-top:.55pt;width:200pt;height:65.5pt;z-index:251728896;visibility:visible;mso-wrap-style:square;mso-height-percent:0;mso-wrap-distance-left:9pt;mso-wrap-distance-top:0;mso-wrap-distance-right:9pt;mso-wrap-distance-bottom:0;mso-position-horizontal:absolute;mso-position-horizontal-relative:text;mso-position-vertical:absolute;mso-position-vertical-relative:text;mso-height-percent:0;mso-height-relative:margin;v-text-anchor:top" o:gfxdata="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" fillcolor="white [3201]" strokeweight=".5pt">
                 <v:textbox>
                   <w:txbxContent>
                     <w:p>
@@ -15664,7 +18696,7 @@
                     <pic:cNvPicPr/>
                   </pic:nvPicPr>
                   <pic:blipFill>
-                    <a:blip r:embed="rId40"/>
+                    <a:blip r:embed="rId42"/>
                     <a:stretch>
                       <a:fillRect/>
                     </a:stretch>
@@ -15694,6 +18726,7 @@
         <w:rPr>
           <w:noProof/>
         </w:rPr>
+        <w:lastRenderedPageBreak/>
         <mc:AlternateContent>
           <mc:Choice Requires="wps">
             <w:drawing>
@@ -15770,7 +18803,7 @@
           </mc:Choice>
           <mc:Fallback>
             <w:pict>
-              <v:shape w14:anchorId="7E131355" id="Text Box 40" o:spid="_x0000_s1036" type="#_x0000_t202" style="position:absolute;left:0;text-align:left;margin-left:246.5pt;margin-top:2.95pt;width:209pt;height:57.5pt;z-index:251729920;visibility:visible;mso-wrap-style:square;mso-wrap-distance-left:9pt;mso-wrap-distance-top:0;mso-wrap-distance-right:9pt;mso-wrap-distance-bottom:0;mso-position-horizontal:absolute;mso-position-horizontal-relative:text;mso-position-vertical:absolute;mso-position-vertical-relative:text;v-text-anchor:top" o:gfxdata="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" fillcolor="white [3201]" strokeweight=".5pt">
+              <v:shape w14:anchorId="7E131355" id="Text Box 40" o:spid="_x0000_s1041" type="#_x0000_t202" style="position:absolute;left:0;text-align:left;margin-left:246.5pt;margin-top:2.95pt;width:209pt;height:57.5pt;z-index:251729920;visibility:visible;mso-wrap-style:square;mso-wrap-distance-left:9pt;mso-wrap-distance-top:0;mso-wrap-distance-right:9pt;mso-wrap-distance-bottom:0;mso-position-horizontal:absolute;mso-position-horizontal-relative:text;mso-position-vertical:absolute;mso-position-vertical-relative:text;v-text-anchor:top" o:gfxdata="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" fillcolor="white [3201]" strokeweight=".5pt">
                 <v:textbox>
                   <w:txbxContent>
                     <w:p>
@@ -15821,7 +18854,7 @@
                     <pic:cNvPicPr/>
                   </pic:nvPicPr>
                   <pic:blipFill>
-                    <a:blip r:embed="rId41"/>
+                    <a:blip r:embed="rId43"/>
                     <a:stretch>
                       <a:fillRect/>
                     </a:stretch>
@@ -15844,6 +18877,109 @@
     </w:p>
     <w:p>
       <w:pPr>
+        <w:rPr>
+          <w:rFonts w:ascii="Times New Roman" w:hAnsi="Times New Roman" w:cs="Times New Roman"/>
+          <w:i/>
+          <w:iCs/>
+          <w:sz w:val="20"/>
+          <w:szCs w:val="20"/>
+        </w:rPr>
+      </w:pPr>
+      <w:r>
+        <w:rPr>
+          <w:rFonts w:ascii="Times New Roman" w:hAnsi="Times New Roman" w:cs="Times New Roman"/>
+          <w:i/>
+          <w:iCs/>
+          <w:sz w:val="20"/>
+          <w:szCs w:val="20"/>
+        </w:rPr>
+        <w:t xml:space="preserve">                      </w:t>
+      </w:r>
+      <w:r>
+        <w:rPr>
+          <w:rFonts w:ascii="Times New Roman" w:hAnsi="Times New Roman" w:cs="Times New Roman"/>
+          <w:i/>
+          <w:iCs/>
+          <w:sz w:val="20"/>
+          <w:szCs w:val="20"/>
+        </w:rPr>
+        <w:t>Fig</w:t>
+      </w:r>
+      <w:r>
+        <w:rPr>
+          <w:rFonts w:ascii="Times New Roman" w:hAnsi="Times New Roman" w:cs="Times New Roman"/>
+          <w:i/>
+          <w:iCs/>
+          <w:sz w:val="20"/>
+          <w:szCs w:val="20"/>
+        </w:rPr>
+        <w:t>: 4.</w:t>
+      </w:r>
+      <w:r>
+        <w:rPr>
+          <w:rFonts w:ascii="Times New Roman" w:hAnsi="Times New Roman" w:cs="Times New Roman"/>
+          <w:i/>
+          <w:iCs/>
+          <w:sz w:val="20"/>
+          <w:szCs w:val="20"/>
+        </w:rPr>
+        <w:t>4.14</w:t>
+      </w:r>
+      <w:r>
+        <w:rPr>
+          <w:rFonts w:ascii="Times New Roman" w:hAnsi="Times New Roman" w:cs="Times New Roman"/>
+          <w:i/>
+          <w:iCs/>
+          <w:sz w:val="20"/>
+          <w:szCs w:val="20"/>
+        </w:rPr>
+        <w:t xml:space="preserve"> </w:t>
+      </w:r>
+      <w:r>
+        <w:rPr>
+          <w:rFonts w:ascii="Times New Roman" w:hAnsi="Times New Roman" w:cs="Times New Roman"/>
+          <w:i/>
+          <w:iCs/>
+          <w:sz w:val="20"/>
+          <w:szCs w:val="20"/>
+        </w:rPr>
+        <w:t xml:space="preserve">Confusion Matrix </w:t>
+      </w:r>
+      <w:proofErr w:type="spellStart"/>
+      <w:r>
+        <w:rPr>
+          <w:rFonts w:ascii="Times New Roman" w:hAnsi="Times New Roman" w:cs="Times New Roman"/>
+          <w:i/>
+          <w:iCs/>
+          <w:sz w:val="20"/>
+          <w:szCs w:val="20"/>
+        </w:rPr>
+        <w:t>Comparision</w:t>
+      </w:r>
+      <w:proofErr w:type="spellEnd"/>
+      <w:r>
+        <w:rPr>
+          <w:rFonts w:ascii="Times New Roman" w:hAnsi="Times New Roman" w:cs="Times New Roman"/>
+          <w:i/>
+          <w:iCs/>
+          <w:sz w:val="20"/>
+          <w:szCs w:val="20"/>
+        </w:rPr>
+        <w:t xml:space="preserve"> </w:t>
+      </w:r>
+      <w:r>
+        <w:rPr>
+          <w:rFonts w:ascii="Times New Roman" w:hAnsi="Times New Roman" w:cs="Times New Roman"/>
+          <w:i/>
+          <w:iCs/>
+          <w:sz w:val="20"/>
+          <w:szCs w:val="20"/>
+        </w:rPr>
+        <w:t>(Unsupervised Model Kernel PCA+ K Means)</w:t>
+      </w:r>
+    </w:p>
+    <w:p>
+      <w:pPr>
         <w:spacing w:line="360" w:lineRule="auto"/>
         <w:jc w:val="both"/>
       </w:pPr>
@@ -15908,23 +19044,51 @@
       <w:pPr>
         <w:spacing w:line="360" w:lineRule="auto"/>
         <w:jc w:val="both"/>
-      </w:pPr>
-    </w:p>
-    <w:p>
-      <w:pPr>
-        <w:spacing w:line="360" w:lineRule="auto"/>
-        <w:jc w:val="both"/>
-        <w:rPr>
-          <w:b/>
-          <w:bCs/>
-        </w:rPr>
-      </w:pPr>
-      <w:r>
-        <w:rPr>
-          <w:b/>
-          <w:bCs/>
-        </w:rPr>
-        <w:lastRenderedPageBreak/>
+        <w:rPr>
+          <w:b/>
+          <w:bCs/>
+        </w:rPr>
+      </w:pPr>
+      <w:r>
+        <w:rPr>
+          <w:b/>
+          <w:bCs/>
+        </w:rPr>
+        <w:t>4.</w:t>
+      </w:r>
+      <w:r>
+        <w:rPr>
+          <w:b/>
+          <w:bCs/>
+        </w:rPr>
+        <w:t>4.</w:t>
+      </w:r>
+      <w:r>
+        <w:rPr>
+          <w:b/>
+          <w:bCs/>
+        </w:rPr>
+        <w:t>1</w:t>
+      </w:r>
+      <w:r>
+        <w:rPr>
+          <w:b/>
+          <w:bCs/>
+        </w:rPr>
+        <w:t>5</w:t>
+      </w:r>
+      <w:r>
+        <w:rPr>
+          <w:b/>
+          <w:bCs/>
+        </w:rPr>
+        <w:t xml:space="preserve"> </w:t>
+      </w:r>
+      <w:r>
+        <w:rPr>
+          <w:b/>
+          <w:bCs/>
+        </w:rPr>
         <w:t>Visual Cluster Separation</w:t>
       </w:r>
     </w:p>
@@ -15962,7 +19126,7 @@
                     <pic:cNvPicPr/>
                   </pic:nvPicPr>
                   <pic:blipFill>
-                    <a:blip r:embed="rId42"/>
+                    <a:blip r:embed="rId44"/>
                     <a:stretch>
                       <a:fillRect/>
                     </a:stretch>
@@ -15985,6 +19149,107 @@
     </w:p>
     <w:p>
       <w:pPr>
+        <w:rPr>
+          <w:rFonts w:ascii="Times New Roman" w:hAnsi="Times New Roman" w:cs="Times New Roman"/>
+          <w:i/>
+          <w:iCs/>
+          <w:sz w:val="20"/>
+          <w:szCs w:val="20"/>
+        </w:rPr>
+      </w:pPr>
+      <w:r>
+        <w:rPr>
+          <w:rFonts w:ascii="Times New Roman" w:hAnsi="Times New Roman" w:cs="Times New Roman"/>
+          <w:i/>
+          <w:iCs/>
+          <w:sz w:val="20"/>
+          <w:szCs w:val="20"/>
+        </w:rPr>
+        <w:t xml:space="preserve">          </w:t>
+      </w:r>
+      <w:r>
+        <w:rPr>
+          <w:rFonts w:ascii="Times New Roman" w:hAnsi="Times New Roman" w:cs="Times New Roman"/>
+          <w:i/>
+          <w:iCs/>
+          <w:sz w:val="20"/>
+          <w:szCs w:val="20"/>
+        </w:rPr>
+        <w:t>Fig</w:t>
+      </w:r>
+      <w:r>
+        <w:rPr>
+          <w:rFonts w:ascii="Times New Roman" w:hAnsi="Times New Roman" w:cs="Times New Roman"/>
+          <w:i/>
+          <w:iCs/>
+          <w:sz w:val="20"/>
+          <w:szCs w:val="20"/>
+        </w:rPr>
+        <w:t>: 4.</w:t>
+      </w:r>
+      <w:r>
+        <w:rPr>
+          <w:rFonts w:ascii="Times New Roman" w:hAnsi="Times New Roman" w:cs="Times New Roman"/>
+          <w:i/>
+          <w:iCs/>
+          <w:sz w:val="20"/>
+          <w:szCs w:val="20"/>
+        </w:rPr>
+        <w:t>1</w:t>
+      </w:r>
+      <w:r>
+        <w:rPr>
+          <w:rFonts w:ascii="Times New Roman" w:hAnsi="Times New Roman" w:cs="Times New Roman"/>
+          <w:i/>
+          <w:iCs/>
+          <w:sz w:val="20"/>
+          <w:szCs w:val="20"/>
+        </w:rPr>
+        <w:t>5</w:t>
+      </w:r>
+      <w:r>
+        <w:rPr>
+          <w:rFonts w:ascii="Times New Roman" w:hAnsi="Times New Roman" w:cs="Times New Roman"/>
+          <w:i/>
+          <w:iCs/>
+          <w:sz w:val="20"/>
+          <w:szCs w:val="20"/>
+        </w:rPr>
+        <w:t xml:space="preserve"> </w:t>
+      </w:r>
+      <w:r>
+        <w:rPr>
+          <w:rFonts w:ascii="Times New Roman" w:hAnsi="Times New Roman" w:cs="Times New Roman"/>
+          <w:i/>
+          <w:iCs/>
+          <w:sz w:val="20"/>
+          <w:szCs w:val="20"/>
+        </w:rPr>
+        <w:t>Visual Cluster Separation</w:t>
+      </w:r>
+      <w:r>
+        <w:rPr>
+          <w:rFonts w:ascii="Times New Roman" w:hAnsi="Times New Roman" w:cs="Times New Roman"/>
+          <w:i/>
+          <w:iCs/>
+          <w:sz w:val="20"/>
+          <w:szCs w:val="20"/>
+        </w:rPr>
+        <w:t xml:space="preserve"> </w:t>
+      </w:r>
+      <w:r>
+        <w:rPr>
+          <w:rFonts w:ascii="Times New Roman" w:hAnsi="Times New Roman" w:cs="Times New Roman"/>
+          <w:i/>
+          <w:iCs/>
+          <w:sz w:val="20"/>
+          <w:szCs w:val="20"/>
+        </w:rPr>
+        <w:t>(Unsupervised Model Kernel PCA+ K Means)</w:t>
+      </w:r>
+    </w:p>
+    <w:p>
+      <w:pPr>
         <w:spacing w:line="360" w:lineRule="auto"/>
         <w:jc w:val="both"/>
       </w:pPr>
@@ -15993,11 +19258,38 @@
       <w:pPr>
         <w:spacing w:line="360" w:lineRule="auto"/>
         <w:jc w:val="both"/>
-        <w:rPr>
-          <w:b/>
-          <w:bCs/>
-        </w:rPr>
-      </w:pPr>
+      </w:pPr>
+    </w:p>
+    <w:p>
+      <w:pPr>
+        <w:spacing w:line="360" w:lineRule="auto"/>
+        <w:jc w:val="both"/>
+        <w:rPr>
+          <w:b/>
+          <w:bCs/>
+        </w:rPr>
+      </w:pPr>
+      <w:r>
+        <w:rPr>
+          <w:b/>
+          <w:bCs/>
+        </w:rPr>
+        <w:t>4.</w:t>
+      </w:r>
+      <w:r>
+        <w:rPr>
+          <w:b/>
+          <w:bCs/>
+        </w:rPr>
+        <w:t>4.16</w:t>
+      </w:r>
+      <w:r>
+        <w:rPr>
+          <w:b/>
+          <w:bCs/>
+        </w:rPr>
+        <w:t xml:space="preserve"> </w:t>
+      </w:r>
       <w:r>
         <w:rPr>
           <w:b/>
@@ -16017,6 +19309,203 @@
       <w:r>
         <w:t xml:space="preserve"> </w:t>
       </w:r>
+      <w:r>
+        <w:t>Th</w:t>
+      </w:r>
+      <w:r>
+        <w:t xml:space="preserve">is </w:t>
+      </w:r>
+      <w:r>
+        <w:t xml:space="preserve">model generates </w:t>
+      </w:r>
+      <w:proofErr w:type="spellStart"/>
+      <w:r>
+        <w:rPr>
+          <w:b/>
+          <w:bCs/>
+        </w:rPr>
+        <w:t>cluster_pred</w:t>
+      </w:r>
+      <w:proofErr w:type="spellEnd"/>
+      <w:r>
+        <w:t xml:space="preserve">, </w:t>
+      </w:r>
+      <w:r>
+        <w:rPr>
+          <w:b/>
+          <w:bCs/>
+        </w:rPr>
+        <w:t>cluster_dist_0</w:t>
+      </w:r>
+      <w:r>
+        <w:t xml:space="preserve">, and </w:t>
+      </w:r>
+      <w:r>
+        <w:rPr>
+          <w:b/>
+          <w:bCs/>
+        </w:rPr>
+        <w:t>cluster_dist_1</w:t>
+      </w:r>
+      <w:r>
+        <w:t xml:space="preserve">, capturing latent traffic structure and cluster proximity information that enriches the final </w:t>
+      </w:r>
+      <w:proofErr w:type="spellStart"/>
+      <w:r>
+        <w:t>XGBoost</w:t>
+      </w:r>
+      <w:proofErr w:type="spellEnd"/>
+      <w:r>
+        <w:t xml:space="preserve"> ensemble with </w:t>
+      </w:r>
+      <w:proofErr w:type="spellStart"/>
+      <w:r>
+        <w:t>behavioral</w:t>
+      </w:r>
+      <w:proofErr w:type="spellEnd"/>
+      <w:r>
+        <w:t xml:space="preserve"> patterns not directly learned through supervised models.</w:t>
+      </w:r>
+    </w:p>
+    <w:p>
+      <w:pPr>
+        <w:spacing w:line="360" w:lineRule="auto"/>
+        <w:jc w:val="both"/>
+      </w:pPr>
+      <w:r>
+        <w:drawing>
+          <wp:inline distT="0" distB="0" distL="0" distR="0" wp14:anchorId="7FE64FA1" wp14:editId="0C801C1F">
+            <wp:extent cx="5731510" cy="996315"/>
+            <wp:effectExtent l="0" t="0" r="2540" b="0"/>
+            <wp:docPr id="1104159392" name="Picture 1"/>
+            <wp:cNvGraphicFramePr>
+              <a:graphicFrameLocks xmlns:a="http://schemas.openxmlformats.org/drawingml/2006/main" noChangeAspect="1"/>
+            </wp:cNvGraphicFramePr>
+            <a:graphic xmlns:a="http://schemas.openxmlformats.org/drawingml/2006/main">
+              <a:graphicData uri="http://schemas.openxmlformats.org/drawingml/2006/picture">
+                <pic:pic xmlns:pic="http://schemas.openxmlformats.org/drawingml/2006/picture">
+                  <pic:nvPicPr>
+                    <pic:cNvPr id="1104159392" name=""/>
+                    <pic:cNvPicPr/>
+                  </pic:nvPicPr>
+                  <pic:blipFill>
+                    <a:blip r:embed="rId45"/>
+                    <a:stretch>
+                      <a:fillRect/>
+                    </a:stretch>
+                  </pic:blipFill>
+                  <pic:spPr>
+                    <a:xfrm>
+                      <a:off x="0" y="0"/>
+                      <a:ext cx="5731510" cy="996315"/>
+                    </a:xfrm>
+                    <a:prstGeom prst="rect">
+                      <a:avLst/>
+                    </a:prstGeom>
+                  </pic:spPr>
+                </pic:pic>
+              </a:graphicData>
+            </a:graphic>
+          </wp:inline>
+        </w:drawing>
+      </w:r>
+    </w:p>
+    <w:p>
+      <w:pPr>
+        <w:rPr>
+          <w:rFonts w:ascii="Times New Roman" w:hAnsi="Times New Roman" w:cs="Times New Roman"/>
+          <w:i/>
+          <w:iCs/>
+          <w:sz w:val="20"/>
+          <w:szCs w:val="20"/>
+        </w:rPr>
+      </w:pPr>
+      <w:r>
+        <w:rPr>
+          <w:rFonts w:ascii="Times New Roman" w:hAnsi="Times New Roman" w:cs="Times New Roman"/>
+          <w:i/>
+          <w:iCs/>
+          <w:sz w:val="20"/>
+          <w:szCs w:val="20"/>
+        </w:rPr>
+        <w:t xml:space="preserve">            </w:t>
+      </w:r>
+      <w:r>
+        <w:rPr>
+          <w:rFonts w:ascii="Times New Roman" w:hAnsi="Times New Roman" w:cs="Times New Roman"/>
+          <w:i/>
+          <w:iCs/>
+          <w:sz w:val="20"/>
+          <w:szCs w:val="20"/>
+        </w:rPr>
+        <w:t>Fig</w:t>
+      </w:r>
+      <w:r>
+        <w:rPr>
+          <w:rFonts w:ascii="Times New Roman" w:hAnsi="Times New Roman" w:cs="Times New Roman"/>
+          <w:i/>
+          <w:iCs/>
+          <w:sz w:val="20"/>
+          <w:szCs w:val="20"/>
+        </w:rPr>
+        <w:t>: 4.</w:t>
+      </w:r>
+      <w:r>
+        <w:rPr>
+          <w:rFonts w:ascii="Times New Roman" w:hAnsi="Times New Roman" w:cs="Times New Roman"/>
+          <w:i/>
+          <w:iCs/>
+          <w:sz w:val="20"/>
+          <w:szCs w:val="20"/>
+        </w:rPr>
+        <w:t>4.16</w:t>
+      </w:r>
+      <w:r>
+        <w:rPr>
+          <w:rFonts w:ascii="Times New Roman" w:hAnsi="Times New Roman" w:cs="Times New Roman"/>
+          <w:i/>
+          <w:iCs/>
+          <w:sz w:val="20"/>
+          <w:szCs w:val="20"/>
+        </w:rPr>
+        <w:t xml:space="preserve"> </w:t>
+      </w:r>
+      <w:r>
+        <w:rPr>
+          <w:rFonts w:ascii="Times New Roman" w:hAnsi="Times New Roman" w:cs="Times New Roman"/>
+          <w:i/>
+          <w:iCs/>
+          <w:sz w:val="20"/>
+          <w:szCs w:val="20"/>
+        </w:rPr>
+        <w:t>Meta Feature Separation</w:t>
+      </w:r>
+      <w:r>
+        <w:rPr>
+          <w:rFonts w:ascii="Times New Roman" w:hAnsi="Times New Roman" w:cs="Times New Roman"/>
+          <w:i/>
+          <w:iCs/>
+          <w:sz w:val="20"/>
+          <w:szCs w:val="20"/>
+        </w:rPr>
+        <w:t xml:space="preserve"> </w:t>
+      </w:r>
+      <w:r>
+        <w:rPr>
+          <w:rFonts w:ascii="Times New Roman" w:hAnsi="Times New Roman" w:cs="Times New Roman"/>
+          <w:i/>
+          <w:iCs/>
+          <w:sz w:val="20"/>
+          <w:szCs w:val="20"/>
+        </w:rPr>
+        <w:t>(Unsupervised Model Kernel PCA+ K Means)</w:t>
+      </w:r>
+    </w:p>
+    <w:p>
+      <w:pPr>
+        <w:spacing w:line="360" w:lineRule="auto"/>
+        <w:jc w:val="both"/>
+      </w:pPr>
     </w:p>
     <w:p>
       <w:pPr>
@@ -16043,7 +19532,7 @@
                     <pic:cNvPicPr/>
                   </pic:nvPicPr>
                   <pic:blipFill>
-                    <a:blip r:embed="rId43"/>
+                    <a:blip r:embed="rId46"/>
                     <a:stretch>
                       <a:fillRect/>
                     </a:stretch>
@@ -16066,6 +19555,109 @@
     </w:p>
     <w:p>
       <w:pPr>
+        <w:rPr>
+          <w:rFonts w:ascii="Times New Roman" w:hAnsi="Times New Roman" w:cs="Times New Roman"/>
+          <w:i/>
+          <w:iCs/>
+          <w:sz w:val="20"/>
+          <w:szCs w:val="20"/>
+        </w:rPr>
+      </w:pPr>
+      <w:r>
+        <w:rPr>
+          <w:rFonts w:ascii="Times New Roman" w:hAnsi="Times New Roman" w:cs="Times New Roman"/>
+          <w:i/>
+          <w:iCs/>
+          <w:sz w:val="20"/>
+          <w:szCs w:val="20"/>
+        </w:rPr>
+        <w:t xml:space="preserve">      Table: 4.4.16</w:t>
+      </w:r>
+      <w:r>
+        <w:rPr>
+          <w:rFonts w:ascii="Times New Roman" w:hAnsi="Times New Roman" w:cs="Times New Roman"/>
+          <w:i/>
+          <w:iCs/>
+          <w:sz w:val="20"/>
+          <w:szCs w:val="20"/>
+        </w:rPr>
+        <w:t xml:space="preserve"> </w:t>
+      </w:r>
+      <w:r>
+        <w:rPr>
+          <w:rFonts w:ascii="Times New Roman" w:hAnsi="Times New Roman" w:cs="Times New Roman"/>
+          <w:i/>
+          <w:iCs/>
+          <w:sz w:val="20"/>
+          <w:szCs w:val="20"/>
+        </w:rPr>
+        <w:t>Improvement</w:t>
+      </w:r>
+      <w:r>
+        <w:rPr>
+          <w:rFonts w:ascii="Times New Roman" w:hAnsi="Times New Roman" w:cs="Times New Roman"/>
+          <w:i/>
+          <w:iCs/>
+          <w:sz w:val="20"/>
+          <w:szCs w:val="20"/>
+        </w:rPr>
+        <w:t xml:space="preserve"> </w:t>
+      </w:r>
+      <w:proofErr w:type="gramStart"/>
+      <w:r>
+        <w:rPr>
+          <w:rFonts w:ascii="Times New Roman" w:hAnsi="Times New Roman" w:cs="Times New Roman"/>
+          <w:i/>
+          <w:iCs/>
+          <w:sz w:val="20"/>
+          <w:szCs w:val="20"/>
+        </w:rPr>
+        <w:t>Analysis</w:t>
+      </w:r>
+      <w:r>
+        <w:rPr>
+          <w:rFonts w:ascii="Times New Roman" w:hAnsi="Times New Roman" w:cs="Times New Roman"/>
+          <w:i/>
+          <w:iCs/>
+          <w:sz w:val="20"/>
+          <w:szCs w:val="20"/>
+        </w:rPr>
+        <w:t xml:space="preserve"> </w:t>
+      </w:r>
+      <w:r>
+        <w:rPr>
+          <w:rFonts w:ascii="Times New Roman" w:hAnsi="Times New Roman" w:cs="Times New Roman"/>
+          <w:i/>
+          <w:iCs/>
+          <w:sz w:val="20"/>
+          <w:szCs w:val="20"/>
+        </w:rPr>
+        <w:t xml:space="preserve"> </w:t>
+      </w:r>
+      <w:r>
+        <w:rPr>
+          <w:rFonts w:ascii="Times New Roman" w:hAnsi="Times New Roman" w:cs="Times New Roman"/>
+          <w:i/>
+          <w:iCs/>
+          <w:sz w:val="20"/>
+          <w:szCs w:val="20"/>
+        </w:rPr>
+        <w:t>(</w:t>
+      </w:r>
+      <w:proofErr w:type="gramEnd"/>
+      <w:r>
+        <w:rPr>
+          <w:rFonts w:ascii="Times New Roman" w:hAnsi="Times New Roman" w:cs="Times New Roman"/>
+          <w:i/>
+          <w:iCs/>
+          <w:sz w:val="20"/>
+          <w:szCs w:val="20"/>
+        </w:rPr>
+        <w:t>Unsupervised Model Kernel PCA+ K Means)</w:t>
+      </w:r>
+    </w:p>
+    <w:p>
+      <w:pPr>
         <w:spacing w:line="360" w:lineRule="auto"/>
         <w:jc w:val="both"/>
         <w:rPr>
@@ -16073,12 +19665,28 @@
           <w:bCs/>
         </w:rPr>
       </w:pPr>
-      <w:r>
-        <w:rPr>
-          <w:b/>
-          <w:bCs/>
-        </w:rPr>
-        <w:lastRenderedPageBreak/>
+    </w:p>
+    <w:p>
+      <w:pPr>
+        <w:spacing w:line="360" w:lineRule="auto"/>
+        <w:jc w:val="both"/>
+        <w:rPr>
+          <w:b/>
+          <w:bCs/>
+        </w:rPr>
+      </w:pPr>
+      <w:r>
+        <w:rPr>
+          <w:b/>
+          <w:bCs/>
+        </w:rPr>
+        <w:t xml:space="preserve">4.4.17 </w:t>
+      </w:r>
+      <w:r>
+        <w:rPr>
+          <w:b/>
+          <w:bCs/>
+        </w:rPr>
         <w:t>Conclusion</w:t>
       </w:r>
     </w:p>
@@ -16168,11 +19776,18 @@
         </w:rPr>
         <w:t xml:space="preserve"> Model</w:t>
       </w:r>
-    </w:p>
-    <w:p>
-      <w:pPr>
-        <w:spacing w:line="360" w:lineRule="auto"/>
-        <w:jc w:val="both"/>
+      <w:r>
+        <w:rPr>
+          <w:b/>
+          <w:bCs/>
+        </w:rPr>
+        <w:t>.</w:t>
+      </w:r>
+    </w:p>
+    <w:p>
+      <w:pPr>
+        <w:spacing w:line="360" w:lineRule="auto"/>
+        <w:jc w:val="center"/>
         <w:rPr>
           <w:b/>
           <w:bCs/>
@@ -16184,6 +19799,7 @@
           <w:b/>
           <w:bCs/>
         </w:rPr>
+        <w:lastRenderedPageBreak/>
         <w:t>4.5  Model</w:t>
       </w:r>
       <w:proofErr w:type="gramEnd"/>
@@ -16356,7 +19972,7 @@
                     <pic:cNvPicPr/>
                   </pic:nvPicPr>
                   <pic:blipFill>
-                    <a:blip r:embed="rId44" cstate="print">
+                    <a:blip r:embed="rId47" cstate="print">
                       <a:extLst>
                         <a:ext uri="{28A0092B-C50C-407E-A947-70E740481C1C}">
                           <a14:useLocalDpi xmlns:a14="http://schemas.microsoft.com/office/drawing/2010/main" val="0"/>
@@ -16385,6 +20001,117 @@
     </w:p>
     <w:p>
       <w:pPr>
+        <w:rPr>
+          <w:rFonts w:ascii="Times New Roman" w:hAnsi="Times New Roman" w:cs="Times New Roman"/>
+          <w:i/>
+          <w:iCs/>
+          <w:sz w:val="20"/>
+          <w:szCs w:val="20"/>
+        </w:rPr>
+      </w:pPr>
+      <w:r>
+        <w:rPr>
+          <w:rFonts w:ascii="Times New Roman" w:hAnsi="Times New Roman" w:cs="Times New Roman"/>
+          <w:i/>
+          <w:iCs/>
+          <w:sz w:val="20"/>
+          <w:szCs w:val="20"/>
+        </w:rPr>
+        <w:t xml:space="preserve">     </w:t>
+      </w:r>
+      <w:r>
+        <w:rPr>
+          <w:rFonts w:ascii="Times New Roman" w:hAnsi="Times New Roman" w:cs="Times New Roman"/>
+          <w:i/>
+          <w:iCs/>
+          <w:sz w:val="20"/>
+          <w:szCs w:val="20"/>
+        </w:rPr>
+        <w:t>Fig</w:t>
+      </w:r>
+      <w:r>
+        <w:rPr>
+          <w:rFonts w:ascii="Times New Roman" w:hAnsi="Times New Roman" w:cs="Times New Roman"/>
+          <w:i/>
+          <w:iCs/>
+          <w:sz w:val="20"/>
+          <w:szCs w:val="20"/>
+        </w:rPr>
+        <w:t>: 4.</w:t>
+      </w:r>
+      <w:r>
+        <w:rPr>
+          <w:rFonts w:ascii="Times New Roman" w:hAnsi="Times New Roman" w:cs="Times New Roman"/>
+          <w:i/>
+          <w:iCs/>
+          <w:sz w:val="20"/>
+          <w:szCs w:val="20"/>
+        </w:rPr>
+        <w:t>5.2</w:t>
+      </w:r>
+      <w:r>
+        <w:rPr>
+          <w:rFonts w:ascii="Times New Roman" w:hAnsi="Times New Roman" w:cs="Times New Roman"/>
+          <w:i/>
+          <w:iCs/>
+          <w:sz w:val="20"/>
+          <w:szCs w:val="20"/>
+        </w:rPr>
+        <w:t xml:space="preserve"> </w:t>
+      </w:r>
+      <w:r>
+        <w:rPr>
+          <w:rFonts w:ascii="Times New Roman" w:hAnsi="Times New Roman" w:cs="Times New Roman"/>
+          <w:i/>
+          <w:iCs/>
+          <w:sz w:val="20"/>
+          <w:szCs w:val="20"/>
+        </w:rPr>
+        <w:t>Hybrid Architecture</w:t>
+      </w:r>
+      <w:r>
+        <w:rPr>
+          <w:rFonts w:ascii="Times New Roman" w:hAnsi="Times New Roman" w:cs="Times New Roman"/>
+          <w:i/>
+          <w:iCs/>
+          <w:sz w:val="20"/>
+          <w:szCs w:val="20"/>
+        </w:rPr>
+        <w:t xml:space="preserve"> </w:t>
+      </w:r>
+      <w:r>
+        <w:rPr>
+          <w:rFonts w:ascii="Times New Roman" w:hAnsi="Times New Roman" w:cs="Times New Roman"/>
+          <w:i/>
+          <w:iCs/>
+          <w:sz w:val="20"/>
+          <w:szCs w:val="20"/>
+        </w:rPr>
+        <w:t>(</w:t>
+      </w:r>
+      <w:r>
+        <w:rPr>
+          <w:rFonts w:ascii="Times New Roman" w:hAnsi="Times New Roman" w:cs="Times New Roman"/>
+          <w:i/>
+          <w:iCs/>
+          <w:sz w:val="20"/>
+          <w:szCs w:val="20"/>
+        </w:rPr>
+        <w:t>Final Ensemble Model</w:t>
+      </w:r>
+      <w:r>
+        <w:rPr>
+          <w:rFonts w:ascii="Times New Roman" w:hAnsi="Times New Roman" w:cs="Times New Roman"/>
+          <w:i/>
+          <w:iCs/>
+          <w:sz w:val="20"/>
+          <w:szCs w:val="20"/>
+        </w:rPr>
+        <w:t>)</w:t>
+      </w:r>
+    </w:p>
+    <w:p>
+      <w:pPr>
         <w:spacing w:line="360" w:lineRule="auto"/>
         <w:jc w:val="both"/>
         <w:rPr>
@@ -16392,45 +20119,124 @@
           <w:bCs/>
         </w:rPr>
       </w:pPr>
+      <w:proofErr w:type="gramStart"/>
+      <w:r>
+        <w:rPr>
+          <w:b/>
+          <w:bCs/>
+        </w:rPr>
+        <w:t xml:space="preserve">4.5.3 </w:t>
+      </w:r>
+      <w:r>
+        <w:rPr>
+          <w:b/>
+          <w:bCs/>
+        </w:rPr>
+        <w:t xml:space="preserve"> </w:t>
+      </w:r>
+      <w:r>
+        <w:rPr>
+          <w:b/>
+          <w:bCs/>
+        </w:rPr>
+        <w:t>Feature</w:t>
+      </w:r>
+      <w:proofErr w:type="gramEnd"/>
+      <w:r>
+        <w:rPr>
+          <w:b/>
+          <w:bCs/>
+        </w:rPr>
+        <w:t xml:space="preserve"> Preparation</w:t>
+      </w:r>
     </w:p>
     <w:p>
       <w:pPr>
         <w:spacing w:line="360" w:lineRule="auto"/>
         <w:jc w:val="both"/>
-        <w:rPr>
-          <w:b/>
-          <w:bCs/>
-        </w:rPr>
-      </w:pPr>
+      </w:pPr>
+      <w:r>
+        <w:t xml:space="preserve">The final dataset was constructed using the original CICIDS2017 traffic features together with outputs generated by the preceding models. The Binary Random Forest contributed </w:t>
+      </w:r>
+      <w:proofErr w:type="spellStart"/>
+      <w:r>
+        <w:t>rf_pred</w:t>
+      </w:r>
+      <w:proofErr w:type="spellEnd"/>
+      <w:r>
+        <w:t xml:space="preserve"> and </w:t>
+      </w:r>
+      <w:proofErr w:type="spellStart"/>
+      <w:r>
+        <w:t>rf_prob</w:t>
+      </w:r>
+      <w:proofErr w:type="spellEnd"/>
+      <w:r>
+        <w:t xml:space="preserve">, representing the predicted traffic class and attack probability. The Attack-Type Random Forest provided </w:t>
+      </w:r>
+      <w:proofErr w:type="spellStart"/>
+      <w:r>
+        <w:t>attack_class_pred</w:t>
+      </w:r>
+      <w:proofErr w:type="spellEnd"/>
+      <w:r>
+        <w:t xml:space="preserve"> along with six attack-category probability features: </w:t>
+      </w:r>
+      <w:proofErr w:type="spellStart"/>
+      <w:r>
+        <w:t>attack_prob_Benign</w:t>
+      </w:r>
+      <w:proofErr w:type="spellEnd"/>
+      <w:r>
+        <w:t>, attack_prob_Credential_</w:t>
+      </w:r>
       <w:proofErr w:type="gramStart"/>
       <w:r>
-        <w:rPr>
-          <w:b/>
-          <w:bCs/>
-        </w:rPr>
-        <w:t xml:space="preserve">4.5.3 </w:t>
-      </w:r>
-      <w:r>
-        <w:rPr>
-          <w:b/>
-          <w:bCs/>
-        </w:rPr>
-        <w:t xml:space="preserve"> </w:t>
-      </w:r>
-      <w:r>
-        <w:rPr>
-          <w:b/>
-          <w:bCs/>
-        </w:rPr>
-        <w:t>Feature</w:t>
+        <w:t>Attack,attack</w:t>
       </w:r>
       <w:proofErr w:type="gramEnd"/>
       <w:r>
-        <w:rPr>
-          <w:b/>
-          <w:bCs/>
-        </w:rPr>
-        <w:t xml:space="preserve"> Preparation</w:t>
+        <w:t>_prob_DoS_</w:t>
+      </w:r>
+      <w:proofErr w:type="gramStart"/>
+      <w:r>
+        <w:t>DDoS,attack</w:t>
+      </w:r>
+      <w:proofErr w:type="gramEnd"/>
+      <w:r>
+        <w:t xml:space="preserve">_prob_Malware_Compromise, </w:t>
+      </w:r>
+      <w:proofErr w:type="spellStart"/>
+      <w:r>
+        <w:t>attack_prob_Reconnaissance</w:t>
+      </w:r>
+      <w:proofErr w:type="spellEnd"/>
+      <w:r>
+        <w:t xml:space="preserve">, and </w:t>
+      </w:r>
+      <w:proofErr w:type="spellStart"/>
+      <w:r>
+        <w:t>attack_prob_Web_Attack</w:t>
+      </w:r>
+      <w:proofErr w:type="spellEnd"/>
+      <w:r>
+        <w:t xml:space="preserve">. The Kernel PCA + K-Means model contributed </w:t>
+      </w:r>
+      <w:proofErr w:type="spellStart"/>
+      <w:r>
+        <w:t>cluster_pred</w:t>
+      </w:r>
+      <w:proofErr w:type="spellEnd"/>
+      <w:r>
+        <w:t xml:space="preserve">, cluster_dist_0, and cluster_dist_1, capturing cluster membership and distance from cluster centroids. These features were combined with the original network traffic attributes to create a rich feature set for the final </w:t>
+      </w:r>
+      <w:proofErr w:type="spellStart"/>
+      <w:r>
+        <w:t>XGBoost</w:t>
+      </w:r>
+      <w:proofErr w:type="spellEnd"/>
+      <w:r>
+        <w:t xml:space="preserve"> ensemble model.</w:t>
       </w:r>
     </w:p>
     <w:p>
@@ -16438,106 +20244,23 @@
         <w:spacing w:line="360" w:lineRule="auto"/>
         <w:jc w:val="both"/>
       </w:pPr>
-      <w:r>
-        <w:t xml:space="preserve">The final dataset was constructed using the original CICIDS2017 traffic features together with outputs generated by the preceding models. The Binary Random Forest contributed </w:t>
-      </w:r>
-      <w:proofErr w:type="spellStart"/>
-      <w:r>
-        <w:t>rf_pred</w:t>
-      </w:r>
-      <w:proofErr w:type="spellEnd"/>
-      <w:r>
-        <w:t xml:space="preserve"> and </w:t>
-      </w:r>
-      <w:proofErr w:type="spellStart"/>
-      <w:r>
-        <w:t>rf_prob</w:t>
-      </w:r>
-      <w:proofErr w:type="spellEnd"/>
-      <w:r>
-        <w:t xml:space="preserve">, representing the predicted traffic class and attack probability. The Attack-Type Random Forest provided </w:t>
-      </w:r>
-      <w:proofErr w:type="spellStart"/>
-      <w:r>
+    </w:p>
+    <w:p>
+      <w:pPr>
+        <w:spacing w:line="360" w:lineRule="auto"/>
+        <w:jc w:val="both"/>
+        <w:rPr>
+          <w:b/>
+          <w:bCs/>
+        </w:rPr>
+      </w:pPr>
+      <w:proofErr w:type="gramStart"/>
+      <w:r>
+        <w:rPr>
+          <w:b/>
+          <w:bCs/>
+        </w:rPr>
         <w:lastRenderedPageBreak/>
-        <w:t>attack_class_pred</w:t>
-      </w:r>
-      <w:proofErr w:type="spellEnd"/>
-      <w:r>
-        <w:t xml:space="preserve"> along with six attack-category probability features: </w:t>
-      </w:r>
-      <w:proofErr w:type="spellStart"/>
-      <w:r>
-        <w:t>attack_prob_Benign</w:t>
-      </w:r>
-      <w:proofErr w:type="spellEnd"/>
-      <w:r>
-        <w:t>, attack_prob_Credential_</w:t>
-      </w:r>
-      <w:proofErr w:type="gramStart"/>
-      <w:r>
-        <w:t>Attack,attack</w:t>
-      </w:r>
-      <w:proofErr w:type="gramEnd"/>
-      <w:r>
-        <w:t>_prob_DoS_</w:t>
-      </w:r>
-      <w:proofErr w:type="gramStart"/>
-      <w:r>
-        <w:t>DDoS,attack</w:t>
-      </w:r>
-      <w:proofErr w:type="gramEnd"/>
-      <w:r>
-        <w:t xml:space="preserve">_prob_Malware_Compromise, </w:t>
-      </w:r>
-      <w:proofErr w:type="spellStart"/>
-      <w:r>
-        <w:t>attack_prob_Reconnaissance</w:t>
-      </w:r>
-      <w:proofErr w:type="spellEnd"/>
-      <w:r>
-        <w:t xml:space="preserve">, and </w:t>
-      </w:r>
-      <w:proofErr w:type="spellStart"/>
-      <w:r>
-        <w:t>attack_prob_Web_Attack</w:t>
-      </w:r>
-      <w:proofErr w:type="spellEnd"/>
-      <w:r>
-        <w:t xml:space="preserve">. The Kernel PCA + K-Means model contributed </w:t>
-      </w:r>
-      <w:proofErr w:type="spellStart"/>
-      <w:r>
-        <w:t>cluster_pred</w:t>
-      </w:r>
-      <w:proofErr w:type="spellEnd"/>
-      <w:r>
-        <w:t xml:space="preserve">, cluster_dist_0, and cluster_dist_1, capturing cluster membership and distance from cluster centroids. These features were combined with the original network traffic attributes to create a rich feature set for the final </w:t>
-      </w:r>
-      <w:proofErr w:type="spellStart"/>
-      <w:r>
-        <w:t>XGBoost</w:t>
-      </w:r>
-      <w:proofErr w:type="spellEnd"/>
-      <w:r>
-        <w:t xml:space="preserve"> ensemble model.</w:t>
-      </w:r>
-    </w:p>
-    <w:p>
-      <w:pPr>
-        <w:spacing w:line="360" w:lineRule="auto"/>
-        <w:jc w:val="both"/>
-        <w:rPr>
-          <w:b/>
-          <w:bCs/>
-        </w:rPr>
-      </w:pPr>
-      <w:proofErr w:type="gramStart"/>
-      <w:r>
-        <w:rPr>
-          <w:b/>
-          <w:bCs/>
-        </w:rPr>
         <w:t xml:space="preserve">4.5.4  </w:t>
       </w:r>
       <w:r>
@@ -16956,147 +20679,147 @@
         <w:t>unsupervised clustering intelligence</w:t>
       </w:r>
       <w:r>
-        <w:t xml:space="preserve"> within a </w:t>
+        <w:t xml:space="preserve"> within a single ensemble architecture. The Binary Random Forest contributes </w:t>
+      </w:r>
+      <w:proofErr w:type="spellStart"/>
+      <w:r>
+        <w:rPr>
+          <w:b/>
+          <w:bCs/>
+        </w:rPr>
+        <w:t>rf_pred</w:t>
+      </w:r>
+      <w:proofErr w:type="spellEnd"/>
+      <w:r>
+        <w:t xml:space="preserve"> and </w:t>
+      </w:r>
+      <w:proofErr w:type="spellStart"/>
+      <w:r>
+        <w:rPr>
+          <w:b/>
+          <w:bCs/>
+        </w:rPr>
+        <w:t>rf_prob</w:t>
+      </w:r>
+      <w:proofErr w:type="spellEnd"/>
+      <w:r>
+        <w:t xml:space="preserve">, the multiclass Random Forest provides </w:t>
+      </w:r>
+      <w:proofErr w:type="spellStart"/>
+      <w:r>
+        <w:rPr>
+          <w:b/>
+          <w:bCs/>
+        </w:rPr>
+        <w:t>attack_class_pred</w:t>
+      </w:r>
+      <w:proofErr w:type="spellEnd"/>
+      <w:r>
+        <w:t xml:space="preserve"> and </w:t>
+      </w:r>
+      <w:proofErr w:type="spellStart"/>
+      <w:r>
+        <w:rPr>
+          <w:b/>
+          <w:bCs/>
+        </w:rPr>
+        <w:t>attack_prob</w:t>
+      </w:r>
+      <w:proofErr w:type="spellEnd"/>
+      <w:r>
+        <w:rPr>
+          <w:b/>
+          <w:bCs/>
+        </w:rPr>
+        <w:t>_*</w:t>
+      </w:r>
+      <w:r>
+        <w:t xml:space="preserve"> features, while Kernel PCA + K-Means contributes </w:t>
+      </w:r>
+      <w:proofErr w:type="spellStart"/>
+      <w:r>
+        <w:rPr>
+          <w:b/>
+          <w:bCs/>
+        </w:rPr>
+        <w:t>cluster_pred</w:t>
+      </w:r>
+      <w:proofErr w:type="spellEnd"/>
+      <w:r>
+        <w:t xml:space="preserve">, </w:t>
+      </w:r>
+      <w:r>
+        <w:rPr>
+          <w:b/>
+          <w:bCs/>
+        </w:rPr>
+        <w:t>cluster_dist_0</w:t>
+      </w:r>
+      <w:r>
+        <w:t xml:space="preserve">, and </w:t>
+      </w:r>
+      <w:r>
+        <w:rPr>
+          <w:b/>
+          <w:bCs/>
+        </w:rPr>
+        <w:t>cluster_dist_1</w:t>
+      </w:r>
+      <w:r>
+        <w:t>.</w:t>
+      </w:r>
+    </w:p>
+    <w:p>
+      <w:pPr>
+        <w:spacing w:line="360" w:lineRule="auto"/>
+        <w:jc w:val="both"/>
+      </w:pPr>
+      <w:r>
+        <w:t xml:space="preserve">This integration enables the model to simultaneously capture </w:t>
+      </w:r>
+      <w:r>
+        <w:rPr>
+          <w:b/>
+          <w:bCs/>
+        </w:rPr>
+        <w:t>network traffic characteristics</w:t>
+      </w:r>
+      <w:r>
+        <w:t xml:space="preserve">, </w:t>
+      </w:r>
+      <w:r>
+        <w:rPr>
+          <w:b/>
+          <w:bCs/>
+        </w:rPr>
+        <w:t>attack likelihood</w:t>
+      </w:r>
+      <w:r>
+        <w:t xml:space="preserve">, </w:t>
+      </w:r>
+      <w:r>
+        <w:rPr>
+          <w:b/>
+          <w:bCs/>
+        </w:rPr>
+        <w:t>attack-category confidence</w:t>
+      </w:r>
+      <w:r>
+        <w:t xml:space="preserve">, and </w:t>
+      </w:r>
+      <w:r>
+        <w:rPr>
+          <w:b/>
+          <w:bCs/>
+        </w:rPr>
+        <w:t>latent cluster structure</w:t>
+      </w:r>
+      <w:r>
+        <w:t xml:space="preserve">. By combining complementary </w:t>
       </w:r>
       <w:r>
         <w:lastRenderedPageBreak/>
-        <w:t xml:space="preserve">single ensemble architecture. The Binary Random Forest contributes </w:t>
-      </w:r>
-      <w:proofErr w:type="spellStart"/>
-      <w:r>
-        <w:rPr>
-          <w:b/>
-          <w:bCs/>
-        </w:rPr>
-        <w:t>rf_pred</w:t>
-      </w:r>
-      <w:proofErr w:type="spellEnd"/>
-      <w:r>
-        <w:t xml:space="preserve"> and </w:t>
-      </w:r>
-      <w:proofErr w:type="spellStart"/>
-      <w:r>
-        <w:rPr>
-          <w:b/>
-          <w:bCs/>
-        </w:rPr>
-        <w:t>rf_prob</w:t>
-      </w:r>
-      <w:proofErr w:type="spellEnd"/>
-      <w:r>
-        <w:t xml:space="preserve">, the multiclass Random Forest provides </w:t>
-      </w:r>
-      <w:proofErr w:type="spellStart"/>
-      <w:r>
-        <w:rPr>
-          <w:b/>
-          <w:bCs/>
-        </w:rPr>
-        <w:t>attack_class_pred</w:t>
-      </w:r>
-      <w:proofErr w:type="spellEnd"/>
-      <w:r>
-        <w:t xml:space="preserve"> and </w:t>
-      </w:r>
-      <w:proofErr w:type="spellStart"/>
-      <w:r>
-        <w:rPr>
-          <w:b/>
-          <w:bCs/>
-        </w:rPr>
-        <w:t>attack_prob</w:t>
-      </w:r>
-      <w:proofErr w:type="spellEnd"/>
-      <w:r>
-        <w:rPr>
-          <w:b/>
-          <w:bCs/>
-        </w:rPr>
-        <w:t>_*</w:t>
-      </w:r>
-      <w:r>
-        <w:t xml:space="preserve"> features, while Kernel PCA + K-Means contributes </w:t>
-      </w:r>
-      <w:proofErr w:type="spellStart"/>
-      <w:r>
-        <w:rPr>
-          <w:b/>
-          <w:bCs/>
-        </w:rPr>
-        <w:t>cluster_pred</w:t>
-      </w:r>
-      <w:proofErr w:type="spellEnd"/>
-      <w:r>
-        <w:t xml:space="preserve">, </w:t>
-      </w:r>
-      <w:r>
-        <w:rPr>
-          <w:b/>
-          <w:bCs/>
-        </w:rPr>
-        <w:t>cluster_dist_0</w:t>
-      </w:r>
-      <w:r>
-        <w:t xml:space="preserve">, and </w:t>
-      </w:r>
-      <w:r>
-        <w:rPr>
-          <w:b/>
-          <w:bCs/>
-        </w:rPr>
-        <w:t>cluster_dist_1</w:t>
-      </w:r>
-      <w:r>
-        <w:t>.</w:t>
-      </w:r>
-    </w:p>
-    <w:p>
-      <w:pPr>
-        <w:spacing w:line="360" w:lineRule="auto"/>
-        <w:jc w:val="both"/>
-      </w:pPr>
-      <w:r>
-        <w:t xml:space="preserve">This integration enables the model to simultaneously capture </w:t>
-      </w:r>
-      <w:r>
-        <w:rPr>
-          <w:b/>
-          <w:bCs/>
-        </w:rPr>
-        <w:t>network traffic characteristics</w:t>
-      </w:r>
-      <w:r>
-        <w:t xml:space="preserve">, </w:t>
-      </w:r>
-      <w:r>
-        <w:rPr>
-          <w:b/>
-          <w:bCs/>
-        </w:rPr>
-        <w:t>attack likelihood</w:t>
-      </w:r>
-      <w:r>
-        <w:t xml:space="preserve">, </w:t>
-      </w:r>
-      <w:r>
-        <w:rPr>
-          <w:b/>
-          <w:bCs/>
-        </w:rPr>
-        <w:t>attack-category confidence</w:t>
-      </w:r>
-      <w:r>
-        <w:t xml:space="preserve">, and </w:t>
-      </w:r>
-      <w:r>
-        <w:rPr>
-          <w:b/>
-          <w:bCs/>
-        </w:rPr>
-        <w:t>latent cluster structure</w:t>
-      </w:r>
-      <w:r>
-        <w:t>. By combining complementary information from multiple learning paradigms, the ensemble improves generalization, reduces reliance on any single model, and enhances robustness against diverse attack patterns.</w:t>
+        <w:t>information from multiple learning paradigms, the ensemble improves generalization, reduces reliance on any single model, and enhances robustness against diverse attack patterns.</w:t>
       </w:r>
     </w:p>
     <w:p>
@@ -17507,7 +21230,14 @@
           <w:b/>
           <w:bCs/>
         </w:rPr>
-        <w:t>1. Classification Performance</w:t>
+        <w:t>4.5.7.</w:t>
+      </w:r>
+      <w:r>
+        <w:rPr>
+          <w:b/>
+          <w:bCs/>
+        </w:rPr>
+        <w:t>1 Classification Performance</w:t>
       </w:r>
     </w:p>
     <w:p>
@@ -17528,16 +21258,16 @@
         <mc:AlternateContent>
           <mc:Choice Requires="wps">
             <w:drawing>
-              <wp:anchor distT="0" distB="0" distL="114300" distR="114300" simplePos="0" relativeHeight="251730944" behindDoc="0" locked="0" layoutInCell="1" allowOverlap="1" wp14:anchorId="1E12C31D" wp14:editId="7AAB9D22">
+              <wp:anchor distT="0" distB="0" distL="114300" distR="114300" simplePos="0" relativeHeight="251730944" behindDoc="0" locked="0" layoutInCell="1" allowOverlap="1" wp14:anchorId="1E12C31D" wp14:editId="5D757127">
                 <wp:simplePos x="0" y="0"/>
-                <wp:positionH relativeFrom="column">
-                  <wp:posOffset>781050</wp:posOffset>
+                <wp:positionH relativeFrom="margin">
+                  <wp:align>left</wp:align>
                 </wp:positionH>
                 <wp:positionV relativeFrom="paragraph">
-                  <wp:posOffset>1415415</wp:posOffset>
+                  <wp:posOffset>1418590</wp:posOffset>
                 </wp:positionV>
-                <wp:extent cx="1428750" cy="368300"/>
-                <wp:effectExtent l="0" t="0" r="19050" b="12700"/>
+                <wp:extent cx="3416300" cy="368300"/>
+                <wp:effectExtent l="0" t="0" r="0" b="0"/>
                 <wp:wrapNone/>
                 <wp:docPr id="2052960906" name="Text Box 41"/>
                 <wp:cNvGraphicFramePr/>
@@ -17548,7 +21278,7 @@
                       <wps:spPr>
                         <a:xfrm>
                           <a:off x="0" y="0"/>
-                          <a:ext cx="1428750" cy="368300"/>
+                          <a:ext cx="3416300" cy="368300"/>
                         </a:xfrm>
                         <a:prstGeom prst="rect">
                           <a:avLst/>
@@ -17557,16 +21287,90 @@
                           <a:schemeClr val="lt1"/>
                         </a:solidFill>
                         <a:ln w="6350">
-                          <a:solidFill>
-                            <a:prstClr val="black"/>
-                          </a:solidFill>
+                          <a:noFill/>
                         </a:ln>
                       </wps:spPr>
                       <wps:txbx>
                         <w:txbxContent>
                           <w:p>
+                            <w:pPr>
+                              <w:rPr>
+                                <w:rFonts w:ascii="Times New Roman" w:hAnsi="Times New Roman" w:cs="Times New Roman"/>
+                                <w:i/>
+                                <w:iCs/>
+                                <w:sz w:val="20"/>
+                                <w:szCs w:val="20"/>
+                              </w:rPr>
+                            </w:pPr>
                             <w:r>
+                              <w:rPr>
+                                <w:rFonts w:ascii="Times New Roman" w:hAnsi="Times New Roman" w:cs="Times New Roman"/>
+                                <w:i/>
+                                <w:iCs/>
+                                <w:sz w:val="20"/>
+                                <w:szCs w:val="20"/>
+                              </w:rPr>
+                              <w:t>Fig:4.5.7</w:t>
+                            </w:r>
+                            <w:r>
+                              <w:rPr>
+                                <w:rFonts w:ascii="Times New Roman" w:hAnsi="Times New Roman" w:cs="Times New Roman"/>
+                                <w:i/>
+                                <w:iCs/>
+                                <w:sz w:val="20"/>
+                                <w:szCs w:val="20"/>
+                              </w:rPr>
+                              <w:t xml:space="preserve">.1 </w:t>
+                            </w:r>
+                            <w:r>
+                              <w:rPr>
+                                <w:rFonts w:ascii="Times New Roman" w:hAnsi="Times New Roman" w:cs="Times New Roman"/>
+                                <w:i/>
+                                <w:iCs/>
+                                <w:sz w:val="20"/>
+                                <w:szCs w:val="20"/>
+                              </w:rPr>
                               <w:t>Classification Report</w:t>
+                            </w:r>
+                            <w:r>
+                              <w:rPr>
+                                <w:rFonts w:ascii="Times New Roman" w:hAnsi="Times New Roman" w:cs="Times New Roman"/>
+                                <w:i/>
+                                <w:iCs/>
+                                <w:sz w:val="20"/>
+                                <w:szCs w:val="20"/>
+                              </w:rPr>
+                              <w:t xml:space="preserve"> </w:t>
+                            </w:r>
+                            <w:r>
+                              <w:rPr>
+                                <w:rFonts w:ascii="Times New Roman" w:hAnsi="Times New Roman" w:cs="Times New Roman"/>
+                                <w:i/>
+                                <w:iCs/>
+                                <w:sz w:val="20"/>
+                                <w:szCs w:val="20"/>
+                              </w:rPr>
+                              <w:t>(</w:t>
+                            </w:r>
+                            <w:r>
+                              <w:rPr>
+                                <w:rFonts w:ascii="Times New Roman" w:hAnsi="Times New Roman" w:cs="Times New Roman"/>
+                                <w:i/>
+                                <w:iCs/>
+                                <w:sz w:val="20"/>
+                                <w:szCs w:val="20"/>
+                              </w:rPr>
+                              <w:t>Final Ensemble Model</w:t>
+                            </w:r>
+                            <w:r>
+                              <w:rPr>
+                                <w:rFonts w:ascii="Times New Roman" w:hAnsi="Times New Roman" w:cs="Times New Roman"/>
+                                <w:i/>
+                                <w:iCs/>
+                                <w:sz w:val="20"/>
+                                <w:szCs w:val="20"/>
+                              </w:rPr>
+                              <w:t>)</w:t>
                             </w:r>
                           </w:p>
                           <w:p/>
@@ -17592,17 +21396,94 @@
           </mc:Choice>
           <mc:Fallback>
             <w:pict>
-              <v:shape w14:anchorId="1E12C31D" id="Text Box 41" o:spid="_x0000_s1037" type="#_x0000_t202" style="position:absolute;left:0;text-align:left;margin-left:61.5pt;margin-top:111.45pt;width:112.5pt;height:29pt;z-index:251730944;visibility:visible;mso-wrap-style:square;mso-width-percent:0;mso-height-percent:0;mso-wrap-distance-left:9pt;mso-wrap-distance-top:0;mso-wrap-distance-right:9pt;mso-wrap-distance-bottom:0;mso-position-horizontal:absolute;mso-position-horizontal-relative:text;mso-position-vertical:absolute;mso-position-vertical-relative:text;mso-width-percent:0;mso-height-percent:0;mso-width-relative:margin;mso-height-relative:margin;v-text-anchor:top" o:gfxdata="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" fillcolor="white [3201]" strokeweight=".5pt">
+              <v:shape w14:anchorId="1E12C31D" id="Text Box 41" o:spid="_x0000_s1042" type="#_x0000_t202" style="position:absolute;left:0;text-align:left;margin-left:0;margin-top:111.7pt;width:269pt;height:29pt;z-index:251730944;visibility:visible;mso-wrap-style:square;mso-width-percent:0;mso-height-percent:0;mso-wrap-distance-left:9pt;mso-wrap-distance-top:0;mso-wrap-distance-right:9pt;mso-wrap-distance-bottom:0;mso-position-horizontal:left;mso-position-horizontal-relative:margin;mso-position-vertical:absolute;mso-position-vertical-relative:text;mso-width-percent:0;mso-height-percent:0;mso-width-relative:margin;mso-height-relative:margin;v-text-anchor:top" o:gfxdata="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" fillcolor="white [3201]" stroked="f" strokeweight=".5pt">
                 <v:textbox>
                   <w:txbxContent>
                     <w:p>
+                      <w:pPr>
+                        <w:rPr>
+                          <w:rFonts w:ascii="Times New Roman" w:hAnsi="Times New Roman" w:cs="Times New Roman"/>
+                          <w:i/>
+                          <w:iCs/>
+                          <w:sz w:val="20"/>
+                          <w:szCs w:val="20"/>
+                        </w:rPr>
+                      </w:pPr>
                       <w:r>
+                        <w:rPr>
+                          <w:rFonts w:ascii="Times New Roman" w:hAnsi="Times New Roman" w:cs="Times New Roman"/>
+                          <w:i/>
+                          <w:iCs/>
+                          <w:sz w:val="20"/>
+                          <w:szCs w:val="20"/>
+                        </w:rPr>
+                        <w:t>Fig:4.5.7</w:t>
+                      </w:r>
+                      <w:r>
+                        <w:rPr>
+                          <w:rFonts w:ascii="Times New Roman" w:hAnsi="Times New Roman" w:cs="Times New Roman"/>
+                          <w:i/>
+                          <w:iCs/>
+                          <w:sz w:val="20"/>
+                          <w:szCs w:val="20"/>
+                        </w:rPr>
+                        <w:t xml:space="preserve">.1 </w:t>
+                      </w:r>
+                      <w:r>
+                        <w:rPr>
+                          <w:rFonts w:ascii="Times New Roman" w:hAnsi="Times New Roman" w:cs="Times New Roman"/>
+                          <w:i/>
+                          <w:iCs/>
+                          <w:sz w:val="20"/>
+                          <w:szCs w:val="20"/>
+                        </w:rPr>
                         <w:t>Classification Report</w:t>
+                      </w:r>
+                      <w:r>
+                        <w:rPr>
+                          <w:rFonts w:ascii="Times New Roman" w:hAnsi="Times New Roman" w:cs="Times New Roman"/>
+                          <w:i/>
+                          <w:iCs/>
+                          <w:sz w:val="20"/>
+                          <w:szCs w:val="20"/>
+                        </w:rPr>
+                        <w:t xml:space="preserve"> </w:t>
+                      </w:r>
+                      <w:r>
+                        <w:rPr>
+                          <w:rFonts w:ascii="Times New Roman" w:hAnsi="Times New Roman" w:cs="Times New Roman"/>
+                          <w:i/>
+                          <w:iCs/>
+                          <w:sz w:val="20"/>
+                          <w:szCs w:val="20"/>
+                        </w:rPr>
+                        <w:t>(</w:t>
+                      </w:r>
+                      <w:r>
+                        <w:rPr>
+                          <w:rFonts w:ascii="Times New Roman" w:hAnsi="Times New Roman" w:cs="Times New Roman"/>
+                          <w:i/>
+                          <w:iCs/>
+                          <w:sz w:val="20"/>
+                          <w:szCs w:val="20"/>
+                        </w:rPr>
+                        <w:t>Final Ensemble Model</w:t>
+                      </w:r>
+                      <w:r>
+                        <w:rPr>
+                          <w:rFonts w:ascii="Times New Roman" w:hAnsi="Times New Roman" w:cs="Times New Roman"/>
+                          <w:i/>
+                          <w:iCs/>
+                          <w:sz w:val="20"/>
+                          <w:szCs w:val="20"/>
+                        </w:rPr>
+                        <w:t>)</w:t>
                       </w:r>
                     </w:p>
                     <w:p/>
                   </w:txbxContent>
                 </v:textbox>
+                <w10:wrap anchorx="margin"/>
               </v:shape>
             </w:pict>
           </mc:Fallback>
@@ -17617,7 +21498,7 @@
         <mc:AlternateContent>
           <mc:Choice Requires="wps">
             <w:drawing>
-              <wp:anchor distT="0" distB="0" distL="114300" distR="114300" simplePos="0" relativeHeight="251731968" behindDoc="0" locked="0" layoutInCell="1" allowOverlap="1" wp14:anchorId="4CB0BE0D" wp14:editId="4D1AF754">
+              <wp:anchor distT="0" distB="0" distL="114300" distR="114300" simplePos="0" relativeHeight="251731968" behindDoc="0" locked="0" layoutInCell="1" allowOverlap="1" wp14:anchorId="4CB0BE0D" wp14:editId="3D88D2C1">
                 <wp:simplePos x="0" y="0"/>
                 <wp:positionH relativeFrom="margin">
                   <wp:posOffset>4070350</wp:posOffset>
@@ -17626,7 +21507,7 @@
                   <wp:posOffset>1421765</wp:posOffset>
                 </wp:positionV>
                 <wp:extent cx="1644650" cy="260350"/>
-                <wp:effectExtent l="0" t="0" r="12700" b="25400"/>
+                <wp:effectExtent l="0" t="0" r="0" b="6350"/>
                 <wp:wrapNone/>
                 <wp:docPr id="764884613" name="Text Box 42"/>
                 <wp:cNvGraphicFramePr/>
@@ -17646,15 +21527,29 @@
                           <a:schemeClr val="lt1"/>
                         </a:solidFill>
                         <a:ln w="6350">
-                          <a:solidFill>
-                            <a:prstClr val="black"/>
-                          </a:solidFill>
+                          <a:noFill/>
                         </a:ln>
                       </wps:spPr>
                       <wps:txbx>
                         <w:txbxContent>
                           <w:p>
+                            <w:pPr>
+                              <w:rPr>
+                                <w:rFonts w:ascii="Times New Roman" w:hAnsi="Times New Roman" w:cs="Times New Roman"/>
+                                <w:i/>
+                                <w:iCs/>
+                                <w:sz w:val="20"/>
+                                <w:szCs w:val="20"/>
+                              </w:rPr>
+                            </w:pPr>
                             <w:r>
+                              <w:rPr>
+                                <w:rFonts w:ascii="Times New Roman" w:hAnsi="Times New Roman" w:cs="Times New Roman"/>
+                                <w:i/>
+                                <w:iCs/>
+                                <w:sz w:val="20"/>
+                                <w:szCs w:val="20"/>
+                              </w:rPr>
                               <w:t>Overall Performance</w:t>
                             </w:r>
                           </w:p>
@@ -17677,11 +21572,27 @@
           </mc:Choice>
           <mc:Fallback>
             <w:pict>
-              <v:shape w14:anchorId="4CB0BE0D" id="Text Box 42" o:spid="_x0000_s1038" type="#_x0000_t202" style="position:absolute;left:0;text-align:left;margin-left:320.5pt;margin-top:111.95pt;width:129.5pt;height:20.5pt;z-index:251731968;visibility:visible;mso-wrap-style:square;mso-width-percent:0;mso-wrap-distance-left:9pt;mso-wrap-distance-top:0;mso-wrap-distance-right:9pt;mso-wrap-distance-bottom:0;mso-position-horizontal:absolute;mso-position-horizontal-relative:margin;mso-position-vertical:absolute;mso-position-vertical-relative:text;mso-width-percent:0;mso-width-relative:margin;v-text-anchor:top" o:gfxdata="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" fillcolor="white [3201]" strokeweight=".5pt">
+              <v:shape w14:anchorId="4CB0BE0D" id="_x0000_s1043" type="#_x0000_t202" style="position:absolute;left:0;text-align:left;margin-left:320.5pt;margin-top:111.95pt;width:129.5pt;height:20.5pt;z-index:251731968;visibility:visible;mso-wrap-style:square;mso-width-percent:0;mso-wrap-distance-left:9pt;mso-wrap-distance-top:0;mso-wrap-distance-right:9pt;mso-wrap-distance-bottom:0;mso-position-horizontal:absolute;mso-position-horizontal-relative:margin;mso-position-vertical:absolute;mso-position-vertical-relative:text;mso-width-percent:0;mso-width-relative:margin;v-text-anchor:top" o:gfxdata="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" fillcolor="white [3201]" stroked="f" strokeweight=".5pt">
                 <v:textbox>
                   <w:txbxContent>
                     <w:p>
+                      <w:pPr>
+                        <w:rPr>
+                          <w:rFonts w:ascii="Times New Roman" w:hAnsi="Times New Roman" w:cs="Times New Roman"/>
+                          <w:i/>
+                          <w:iCs/>
+                          <w:sz w:val="20"/>
+                          <w:szCs w:val="20"/>
+                        </w:rPr>
+                      </w:pPr>
                       <w:r>
+                        <w:rPr>
+                          <w:rFonts w:ascii="Times New Roman" w:hAnsi="Times New Roman" w:cs="Times New Roman"/>
+                          <w:i/>
+                          <w:iCs/>
+                          <w:sz w:val="20"/>
+                          <w:szCs w:val="20"/>
+                        </w:rPr>
                         <w:t>Overall Performance</w:t>
                       </w:r>
                     </w:p>
@@ -17715,7 +21626,7 @@
                     <pic:cNvPicPr/>
                   </pic:nvPicPr>
                   <pic:blipFill>
-                    <a:blip r:embed="rId45"/>
+                    <a:blip r:embed="rId48"/>
                     <a:stretch>
                       <a:fillRect/>
                     </a:stretch>
@@ -17764,7 +21675,7 @@
                     <pic:cNvPicPr/>
                   </pic:nvPicPr>
                   <pic:blipFill>
-                    <a:blip r:embed="rId46"/>
+                    <a:blip r:embed="rId49"/>
                     <a:stretch>
                       <a:fillRect/>
                     </a:stretch>
@@ -17798,36 +21709,43 @@
       <w:pPr>
         <w:spacing w:line="360" w:lineRule="auto"/>
         <w:jc w:val="both"/>
-        <w:rPr>
-          <w:b/>
-          <w:bCs/>
-        </w:rPr>
-      </w:pPr>
+      </w:pPr>
+      <w:r>
+        <w:t>The final hybrid model achieved near-perfect performance, accurately distinguishing between benign and malicious traffic with extremely high precision and recall. The results demonstrate that combining binary predictions, attack-type intelligence, and clustering-based features significantly improves intrusion detection effectiveness and robustness.</w:t>
+      </w:r>
     </w:p>
     <w:p>
       <w:pPr>
         <w:spacing w:line="360" w:lineRule="auto"/>
         <w:jc w:val="both"/>
-      </w:pPr>
-      <w:r>
-        <w:t>The final hybrid model achieved near-perfect performance, accurately distinguishing between benign and malicious traffic with extremely high precision and recall. The results demonstrate that combining binary predictions, attack-type intelligence, and clustering-based features significantly improves intrusion detection effectiveness and robustness.</w:t>
-      </w:r>
-    </w:p>
-    <w:p>
-      <w:pPr>
-        <w:spacing w:line="360" w:lineRule="auto"/>
-        <w:jc w:val="both"/>
-        <w:rPr>
-          <w:b/>
-          <w:bCs/>
-        </w:rPr>
-      </w:pPr>
-      <w:r>
-        <w:rPr>
-          <w:b/>
-          <w:bCs/>
-        </w:rPr>
-        <w:t>2.  Confusion Matrix Analysis</w:t>
+        <w:rPr>
+          <w:b/>
+          <w:bCs/>
+        </w:rPr>
+      </w:pPr>
+      <w:proofErr w:type="gramStart"/>
+      <w:r>
+        <w:rPr>
+          <w:b/>
+          <w:bCs/>
+        </w:rPr>
+        <w:lastRenderedPageBreak/>
+        <w:t>4.5.7.</w:t>
+      </w:r>
+      <w:r>
+        <w:rPr>
+          <w:b/>
+          <w:bCs/>
+        </w:rPr>
+        <w:t>2  Confusion</w:t>
+      </w:r>
+      <w:proofErr w:type="gramEnd"/>
+      <w:r>
+        <w:rPr>
+          <w:b/>
+          <w:bCs/>
+        </w:rPr>
+        <w:t xml:space="preserve"> Matrix Analysis</w:t>
       </w:r>
     </w:p>
     <w:p>
@@ -17861,7 +21779,7 @@
                     <pic:cNvPicPr/>
                   </pic:nvPicPr>
                   <pic:blipFill>
-                    <a:blip r:embed="rId47"/>
+                    <a:blip r:embed="rId50"/>
                     <a:stretch>
                       <a:fillRect/>
                     </a:stretch>
@@ -17884,13 +21802,81 @@
     </w:p>
     <w:p>
       <w:pPr>
+        <w:rPr>
+          <w:rFonts w:ascii="Times New Roman" w:hAnsi="Times New Roman" w:cs="Times New Roman"/>
+          <w:i/>
+          <w:iCs/>
+          <w:sz w:val="20"/>
+          <w:szCs w:val="20"/>
+        </w:rPr>
+      </w:pPr>
+      <w:r>
+        <w:rPr>
+          <w:rFonts w:ascii="Times New Roman" w:hAnsi="Times New Roman" w:cs="Times New Roman"/>
+          <w:i/>
+          <w:iCs/>
+          <w:sz w:val="20"/>
+          <w:szCs w:val="20"/>
+        </w:rPr>
+        <w:t>Fig:4.5.7</w:t>
+      </w:r>
+      <w:r>
+        <w:rPr>
+          <w:rFonts w:ascii="Times New Roman" w:hAnsi="Times New Roman" w:cs="Times New Roman"/>
+          <w:i/>
+          <w:iCs/>
+          <w:sz w:val="20"/>
+          <w:szCs w:val="20"/>
+        </w:rPr>
+        <w:t>.2</w:t>
+      </w:r>
+      <w:r>
+        <w:rPr>
+          <w:rFonts w:ascii="Times New Roman" w:hAnsi="Times New Roman" w:cs="Times New Roman"/>
+          <w:i/>
+          <w:iCs/>
+          <w:sz w:val="20"/>
+          <w:szCs w:val="20"/>
+        </w:rPr>
+        <w:t xml:space="preserve"> </w:t>
+      </w:r>
+      <w:r>
+        <w:rPr>
+          <w:rFonts w:ascii="Times New Roman" w:hAnsi="Times New Roman" w:cs="Times New Roman"/>
+          <w:i/>
+          <w:iCs/>
+          <w:sz w:val="20"/>
+          <w:szCs w:val="20"/>
+        </w:rPr>
+        <w:t>Confusion Matrix Analysis</w:t>
+      </w:r>
+      <w:r>
+        <w:rPr>
+          <w:rFonts w:ascii="Times New Roman" w:hAnsi="Times New Roman" w:cs="Times New Roman"/>
+          <w:i/>
+          <w:iCs/>
+          <w:sz w:val="20"/>
+          <w:szCs w:val="20"/>
+        </w:rPr>
+        <w:t xml:space="preserve"> </w:t>
+      </w:r>
+      <w:r>
+        <w:rPr>
+          <w:rFonts w:ascii="Times New Roman" w:hAnsi="Times New Roman" w:cs="Times New Roman"/>
+          <w:i/>
+          <w:iCs/>
+          <w:sz w:val="20"/>
+          <w:szCs w:val="20"/>
+        </w:rPr>
+        <w:t>(Final Ensemble Model)</w:t>
+      </w:r>
+    </w:p>
+    <w:p>
+      <w:pPr>
         <w:spacing w:line="360" w:lineRule="auto"/>
         <w:jc w:val="both"/>
       </w:pPr>
       <w:r>
-        <w:t xml:space="preserve">       </w:t>
-      </w:r>
-      <w:r>
         <w:t xml:space="preserve">The confusion matrix demonstrates excellent class separation, with </w:t>
       </w:r>
       <w:r>
@@ -17951,7 +21937,14 @@
           <w:b/>
           <w:bCs/>
         </w:rPr>
-        <w:t>3. ROC-AUC Analysis</w:t>
+        <w:t>4.5.7.</w:t>
+      </w:r>
+      <w:r>
+        <w:rPr>
+          <w:b/>
+          <w:bCs/>
+        </w:rPr>
+        <w:t>3 ROC-AUC Analysis</w:t>
       </w:r>
     </w:p>
     <w:p>
@@ -17978,7 +21971,6 @@
           <w:bCs/>
           <w:noProof/>
         </w:rPr>
-        <w:lastRenderedPageBreak/>
         <w:drawing>
           <wp:inline distT="0" distB="0" distL="0" distR="0" wp14:anchorId="0AE869B1" wp14:editId="33EEAFB3">
             <wp:extent cx="2768600" cy="2121197"/>
@@ -17995,7 +21987,7 @@
                     <pic:cNvPicPr/>
                   </pic:nvPicPr>
                   <pic:blipFill>
-                    <a:blip r:embed="rId48"/>
+                    <a:blip r:embed="rId51"/>
                     <a:stretch>
                       <a:fillRect/>
                     </a:stretch>
@@ -18018,6 +22010,77 @@
     </w:p>
     <w:p>
       <w:pPr>
+        <w:rPr>
+          <w:rFonts w:ascii="Times New Roman" w:hAnsi="Times New Roman" w:cs="Times New Roman"/>
+          <w:i/>
+          <w:iCs/>
+          <w:sz w:val="20"/>
+          <w:szCs w:val="20"/>
+        </w:rPr>
+      </w:pPr>
+      <w:r>
+        <w:rPr>
+          <w:rFonts w:ascii="Times New Roman" w:hAnsi="Times New Roman" w:cs="Times New Roman"/>
+          <w:i/>
+          <w:iCs/>
+          <w:sz w:val="20"/>
+          <w:szCs w:val="20"/>
+        </w:rPr>
+        <w:t>Fig:4.5.7</w:t>
+      </w:r>
+      <w:r>
+        <w:rPr>
+          <w:rFonts w:ascii="Times New Roman" w:hAnsi="Times New Roman" w:cs="Times New Roman"/>
+          <w:i/>
+          <w:iCs/>
+          <w:sz w:val="20"/>
+          <w:szCs w:val="20"/>
+        </w:rPr>
+        <w:t>.3</w:t>
+      </w:r>
+      <w:r>
+        <w:rPr>
+          <w:rFonts w:ascii="Times New Roman" w:hAnsi="Times New Roman" w:cs="Times New Roman"/>
+          <w:i/>
+          <w:iCs/>
+          <w:sz w:val="20"/>
+          <w:szCs w:val="20"/>
+        </w:rPr>
+        <w:t xml:space="preserve"> </w:t>
+      </w:r>
+      <w:r>
+        <w:rPr>
+          <w:rFonts w:ascii="Times New Roman" w:hAnsi="Times New Roman" w:cs="Times New Roman"/>
+          <w:i/>
+          <w:iCs/>
+          <w:sz w:val="20"/>
+          <w:szCs w:val="20"/>
+        </w:rPr>
+        <w:t>ROC- AUC Analysis</w:t>
+      </w:r>
+      <w:r>
+        <w:rPr>
+          <w:rFonts w:ascii="Times New Roman" w:hAnsi="Times New Roman" w:cs="Times New Roman"/>
+          <w:i/>
+          <w:iCs/>
+          <w:sz w:val="20"/>
+          <w:szCs w:val="20"/>
+        </w:rPr>
+        <w:t xml:space="preserve"> </w:t>
+      </w:r>
+      <w:r>
+        <w:rPr>
+          <w:rFonts w:ascii="Times New Roman" w:hAnsi="Times New Roman" w:cs="Times New Roman"/>
+          <w:i/>
+          <w:iCs/>
+          <w:sz w:val="20"/>
+          <w:szCs w:val="20"/>
+        </w:rPr>
+        <w:t>(Final Ensemble Model</w:t>
+      </w:r>
+    </w:p>
+    <w:p>
+      <w:pPr>
         <w:spacing w:line="360" w:lineRule="auto"/>
         <w:jc w:val="both"/>
         <w:rPr>
@@ -18030,7 +22093,22 @@
           <w:b/>
           <w:bCs/>
         </w:rPr>
-        <w:t xml:space="preserve">4. </w:t>
+        <w:lastRenderedPageBreak/>
+        <w:t>4.</w:t>
+      </w:r>
+      <w:r>
+        <w:rPr>
+          <w:b/>
+          <w:bCs/>
+        </w:rPr>
+        <w:t>5.7.4</w:t>
+      </w:r>
+      <w:r>
+        <w:rPr>
+          <w:b/>
+          <w:bCs/>
+        </w:rPr>
+        <w:t xml:space="preserve"> </w:t>
       </w:r>
       <w:r>
         <w:rPr>
@@ -18071,7 +22149,7 @@
                     <pic:cNvPicPr/>
                   </pic:nvPicPr>
                   <pic:blipFill>
-                    <a:blip r:embed="rId49"/>
+                    <a:blip r:embed="rId52"/>
                     <a:stretch>
                       <a:fillRect/>
                     </a:stretch>
@@ -18094,96 +22172,168 @@
     </w:p>
     <w:p>
       <w:pPr>
+        <w:rPr>
+          <w:rFonts w:ascii="Times New Roman" w:hAnsi="Times New Roman" w:cs="Times New Roman"/>
+          <w:i/>
+          <w:iCs/>
+          <w:sz w:val="20"/>
+          <w:szCs w:val="20"/>
+        </w:rPr>
+      </w:pPr>
+      <w:r>
+        <w:rPr>
+          <w:rFonts w:ascii="Times New Roman" w:hAnsi="Times New Roman" w:cs="Times New Roman"/>
+          <w:i/>
+          <w:iCs/>
+          <w:sz w:val="20"/>
+          <w:szCs w:val="20"/>
+        </w:rPr>
+        <w:t>Fig:4.5.7</w:t>
+      </w:r>
+      <w:r>
+        <w:rPr>
+          <w:rFonts w:ascii="Times New Roman" w:hAnsi="Times New Roman" w:cs="Times New Roman"/>
+          <w:i/>
+          <w:iCs/>
+          <w:sz w:val="20"/>
+          <w:szCs w:val="20"/>
+        </w:rPr>
+        <w:t>.4</w:t>
+      </w:r>
+      <w:r>
+        <w:rPr>
+          <w:rFonts w:ascii="Times New Roman" w:hAnsi="Times New Roman" w:cs="Times New Roman"/>
+          <w:i/>
+          <w:iCs/>
+          <w:sz w:val="20"/>
+          <w:szCs w:val="20"/>
+        </w:rPr>
+        <w:t xml:space="preserve"> </w:t>
+      </w:r>
+      <w:r>
+        <w:rPr>
+          <w:rFonts w:ascii="Times New Roman" w:hAnsi="Times New Roman" w:cs="Times New Roman"/>
+          <w:i/>
+          <w:iCs/>
+          <w:sz w:val="20"/>
+          <w:szCs w:val="20"/>
+        </w:rPr>
+        <w:t>Learning Curve Analysis</w:t>
+      </w:r>
+      <w:r>
+        <w:rPr>
+          <w:rFonts w:ascii="Times New Roman" w:hAnsi="Times New Roman" w:cs="Times New Roman"/>
+          <w:i/>
+          <w:iCs/>
+          <w:sz w:val="20"/>
+          <w:szCs w:val="20"/>
+        </w:rPr>
+        <w:t xml:space="preserve"> </w:t>
+      </w:r>
+      <w:r>
+        <w:rPr>
+          <w:rFonts w:ascii="Times New Roman" w:hAnsi="Times New Roman" w:cs="Times New Roman"/>
+          <w:i/>
+          <w:iCs/>
+          <w:sz w:val="20"/>
+          <w:szCs w:val="20"/>
+        </w:rPr>
+        <w:t>(Final Ensemble Model)</w:t>
+      </w:r>
+    </w:p>
+    <w:p>
+      <w:pPr>
         <w:spacing w:line="360" w:lineRule="auto"/>
         <w:jc w:val="both"/>
       </w:pPr>
       <w:r>
-        <w:t xml:space="preserve">The learning curve demonstrates strong and stable model performance, with training F1 scores ranging from 0.9954 to 0.9958 and validation F1 scores ranging from 0.9938 to 0.9952. The small gap between the curves indicates minimal overfitting, while the steady improvement in validation performance with increasing training data suggests good generalization. Overall, the model exhibits stable learning </w:t>
+        <w:t>The learning curve demonstrates strong and stable model performance, with training F1 scores ranging from 0.9954 to 0.9958 and validation F1 scores ranging from 0.9938 to 0.9952. The small gap between the curves indicates minimal overfitting, while the steady improvement in validation performance with increasing training data suggests good generalization. Overall, the model exhibits stable learning behavio</w:t>
+      </w:r>
+      <w:r>
+        <w:t>u</w:t>
+      </w:r>
+      <w:r>
+        <w:t>r and sufficient complexity to effectively capture network intrusion patterns.</w:t>
+      </w:r>
+    </w:p>
+    <w:p>
+      <w:pPr>
+        <w:spacing w:line="360" w:lineRule="auto"/>
+        <w:jc w:val="both"/>
+        <w:rPr>
+          <w:b/>
+          <w:bCs/>
+        </w:rPr>
+      </w:pPr>
+      <w:r>
+        <w:rPr>
+          <w:b/>
+          <w:bCs/>
+        </w:rPr>
+        <w:t>4.5.7.</w:t>
+      </w:r>
+      <w:r>
+        <w:rPr>
+          <w:b/>
+          <w:bCs/>
+        </w:rPr>
+        <w:t xml:space="preserve">5 </w:t>
+      </w:r>
+      <w:r>
+        <w:rPr>
+          <w:b/>
+          <w:bCs/>
+        </w:rPr>
+        <w:t>Feature Importance Analysis</w:t>
+      </w:r>
+    </w:p>
+    <w:p>
+      <w:pPr>
+        <w:spacing w:line="360" w:lineRule="auto"/>
+        <w:jc w:val="both"/>
+      </w:pPr>
+      <w:r>
+        <w:t xml:space="preserve">The feature importance results show that </w:t>
       </w:r>
       <w:proofErr w:type="spellStart"/>
       <w:r>
-        <w:t>behavior</w:t>
+        <w:t>attack_prob_Benign</w:t>
       </w:r>
       <w:proofErr w:type="spellEnd"/>
       <w:r>
-        <w:t xml:space="preserve"> and sufficient complexity to effectively capture network intrusion patterns.</w:t>
-      </w:r>
-    </w:p>
-    <w:p>
-      <w:pPr>
-        <w:spacing w:line="360" w:lineRule="auto"/>
-        <w:jc w:val="both"/>
-        <w:rPr>
-          <w:b/>
-          <w:bCs/>
-        </w:rPr>
-      </w:pPr>
-      <w:r>
-        <w:rPr>
-          <w:b/>
-          <w:bCs/>
-        </w:rPr>
-        <w:t xml:space="preserve">5. </w:t>
-      </w:r>
-      <w:r>
-        <w:rPr>
-          <w:b/>
-          <w:bCs/>
-        </w:rPr>
-        <w:t>Feature Importance Analysis</w:t>
-      </w:r>
-    </w:p>
-    <w:p>
-      <w:pPr>
-        <w:spacing w:line="360" w:lineRule="auto"/>
-        <w:jc w:val="both"/>
-      </w:pPr>
-      <w:r>
-        <w:t xml:space="preserve">The feature importance results show that </w:t>
+        <w:t xml:space="preserve"> and </w:t>
       </w:r>
       <w:proofErr w:type="spellStart"/>
       <w:r>
-        <w:t>attack_prob_Benign</w:t>
+        <w:t>rf_prob</w:t>
       </w:r>
       <w:proofErr w:type="spellEnd"/>
       <w:r>
-        <w:t xml:space="preserve"> and </w:t>
+        <w:t xml:space="preserve"> were the most influential predictors, highlighting the strong contribution of both the attack-type and binary Random Forest models. Clustering features (cluster_dist_0 and cluster_dist_1) also ranked among the important features, demonstrating that the Kernel PCA + K-Means model provided valuable structural information. Additionally, several original network traffic features, including Packet Length Std, Packet Length Mean, Max Packet Length, Average Packet Size, </w:t>
       </w:r>
       <w:proofErr w:type="spellStart"/>
       <w:r>
-        <w:t>rf_prob</w:t>
+        <w:t>Subflow</w:t>
       </w:r>
       <w:proofErr w:type="spellEnd"/>
       <w:r>
-        <w:t xml:space="preserve"> were the most influential predictors, highlighting the strong contribution of both the attack-type and binary Random Forest models. Clustering features (cluster_dist_0 and cluster_dist_1) also ranked among the important features, demonstrating that the Kernel PCA + K-Means model provided valuable structural information. Additionally, several original network traffic features, including Packet Length Std, Packet Length Mean, Max Packet Length, Average Packet Size, </w:t>
+        <w:t xml:space="preserve"> </w:t>
       </w:r>
       <w:proofErr w:type="spellStart"/>
       <w:r>
-        <w:t>Subflow</w:t>
+        <w:t>Fwd</w:t>
       </w:r>
       <w:proofErr w:type="spellEnd"/>
       <w:r>
-        <w:t xml:space="preserve"> </w:t>
+        <w:t xml:space="preserve"> Bytes, and </w:t>
       </w:r>
       <w:proofErr w:type="spellStart"/>
       <w:r>
-        <w:t>Fwd</w:t>
+        <w:t>Bwd</w:t>
       </w:r>
       <w:proofErr w:type="spellEnd"/>
       <w:r>
-        <w:t xml:space="preserve"> Bytes, and </w:t>
-      </w:r>
-      <w:proofErr w:type="spellStart"/>
-      <w:r>
-        <w:t>Bwd</w:t>
-      </w:r>
-      <w:proofErr w:type="spellEnd"/>
-      <w:r>
-        <w:t xml:space="preserve"> Packet Length Std, </w:t>
-      </w:r>
-      <w:r>
-        <w:lastRenderedPageBreak/>
-        <w:t>remained highly relevant, indicating that the ensemble effectively leverages both learned model outputs and raw traffic characteristics.</w:t>
+        <w:t xml:space="preserve"> Packet Length Std, remained highly relevant, indicating that the ensemble effectively leverages both learned model outputs and raw traffic characteristics.</w:t>
       </w:r>
     </w:p>
     <w:p>
@@ -18212,6 +22362,7 @@
           <w:bCs/>
           <w:noProof/>
         </w:rPr>
+        <w:lastRenderedPageBreak/>
         <w:drawing>
           <wp:inline distT="0" distB="0" distL="0" distR="0" wp14:anchorId="7A0B06BC" wp14:editId="3FA456AF">
             <wp:extent cx="5731510" cy="2833370"/>
@@ -18228,7 +22379,7 @@
                     <pic:cNvPicPr/>
                   </pic:nvPicPr>
                   <pic:blipFill>
-                    <a:blip r:embed="rId50"/>
+                    <a:blip r:embed="rId53"/>
                     <a:stretch>
                       <a:fillRect/>
                     </a:stretch>
@@ -18251,19 +22402,110 @@
     </w:p>
     <w:p>
       <w:pPr>
-        <w:spacing w:line="360" w:lineRule="auto"/>
+        <w:rPr>
+          <w:rFonts w:ascii="Times New Roman" w:hAnsi="Times New Roman" w:cs="Times New Roman"/>
+          <w:i/>
+          <w:iCs/>
+          <w:sz w:val="20"/>
+          <w:szCs w:val="20"/>
+        </w:rPr>
+      </w:pPr>
+      <w:r>
+        <w:rPr>
+          <w:rFonts w:ascii="Times New Roman" w:hAnsi="Times New Roman" w:cs="Times New Roman"/>
+          <w:i/>
+          <w:iCs/>
+          <w:sz w:val="20"/>
+          <w:szCs w:val="20"/>
+        </w:rPr>
+        <w:t xml:space="preserve">                                                      </w:t>
+      </w:r>
+      <w:r>
+        <w:rPr>
+          <w:rFonts w:ascii="Times New Roman" w:hAnsi="Times New Roman" w:cs="Times New Roman"/>
+          <w:i/>
+          <w:iCs/>
+          <w:sz w:val="20"/>
+          <w:szCs w:val="20"/>
+        </w:rPr>
+        <w:t>Fig:4.5.7</w:t>
+      </w:r>
+      <w:r>
+        <w:rPr>
+          <w:rFonts w:ascii="Times New Roman" w:hAnsi="Times New Roman" w:cs="Times New Roman"/>
+          <w:i/>
+          <w:iCs/>
+          <w:sz w:val="20"/>
+          <w:szCs w:val="20"/>
+        </w:rPr>
+        <w:t xml:space="preserve">.5 Feature Importance </w:t>
+      </w:r>
+      <w:proofErr w:type="gramStart"/>
+      <w:r>
+        <w:rPr>
+          <w:rFonts w:ascii="Times New Roman" w:hAnsi="Times New Roman" w:cs="Times New Roman"/>
+          <w:i/>
+          <w:iCs/>
+          <w:sz w:val="20"/>
+          <w:szCs w:val="20"/>
+        </w:rPr>
+        <w:t>Analysis</w:t>
+      </w:r>
+      <w:r>
+        <w:rPr>
+          <w:rFonts w:ascii="Times New Roman" w:hAnsi="Times New Roman" w:cs="Times New Roman"/>
+          <w:i/>
+          <w:iCs/>
+          <w:sz w:val="20"/>
+          <w:szCs w:val="20"/>
+        </w:rPr>
+        <w:t>(</w:t>
+      </w:r>
+      <w:proofErr w:type="gramEnd"/>
+      <w:r>
+        <w:rPr>
+          <w:rFonts w:ascii="Times New Roman" w:hAnsi="Times New Roman" w:cs="Times New Roman"/>
+          <w:i/>
+          <w:iCs/>
+          <w:sz w:val="20"/>
+          <w:szCs w:val="20"/>
+        </w:rPr>
+        <w:t>Final Ensemble Model)</w:t>
+      </w:r>
+    </w:p>
+    <w:p>
+      <w:pPr>
+        <w:spacing w:line="360" w:lineRule="auto"/>
+        <w:ind w:left="360"/>
         <w:jc w:val="both"/>
         <w:rPr>
           <w:b/>
           <w:bCs/>
         </w:rPr>
       </w:pPr>
-      <w:r>
-        <w:rPr>
-          <w:b/>
-          <w:bCs/>
-        </w:rPr>
-        <w:t>6.</w:t>
+    </w:p>
+    <w:p>
+      <w:pPr>
+        <w:spacing w:line="360" w:lineRule="auto"/>
+        <w:jc w:val="both"/>
+        <w:rPr>
+          <w:b/>
+          <w:bCs/>
+        </w:rPr>
+      </w:pPr>
+      <w:r>
+        <w:rPr>
+          <w:b/>
+          <w:bCs/>
+        </w:rPr>
+        <w:t>4.5.7.</w:t>
+      </w:r>
+      <w:r>
+        <w:rPr>
+          <w:b/>
+          <w:bCs/>
+        </w:rPr>
+        <w:t>6</w:t>
       </w:r>
       <w:r>
         <w:t xml:space="preserve"> </w:t>
@@ -18482,18 +22724,18 @@
     <w:p>
       <w:pPr>
         <w:spacing w:line="360" w:lineRule="auto"/>
-        <w:jc w:val="both"/>
-        <w:rPr>
-          <w:b/>
-          <w:bCs/>
-        </w:rPr>
-      </w:pPr>
-      <w:r>
-        <w:rPr>
-          <w:b/>
-          <w:bCs/>
-        </w:rPr>
-        <w:t>7</w:t>
+        <w:jc w:val="center"/>
+        <w:rPr>
+          <w:b/>
+          <w:bCs/>
+        </w:rPr>
+      </w:pPr>
+      <w:r>
+        <w:rPr>
+          <w:b/>
+          <w:bCs/>
+        </w:rPr>
+        <w:t>5</w:t>
       </w:r>
       <w:r>
         <w:t>.</w:t>
@@ -18516,7 +22758,7 @@
           <w:b/>
           <w:bCs/>
         </w:rPr>
-        <w:t>Deployment Strategy</w:t>
+        <w:t>DEPLOYMENT STRATEGY</w:t>
       </w:r>
     </w:p>
     <w:p>
@@ -18566,28 +22808,59 @@
           <w:b/>
           <w:bCs/>
         </w:rPr>
-        <w:t>Kernel PCA + K-</w:t>
-      </w:r>
-      <w:r>
-        <w:rPr>
-          <w:b/>
-          <w:bCs/>
-        </w:rPr>
+        <w:t>Kernel PCA + K-Means</w:t>
+      </w:r>
+      <w:r>
+        <w:t xml:space="preserve">, and </w:t>
+      </w:r>
+      <w:r>
+        <w:rPr>
+          <w:b/>
+          <w:bCs/>
+        </w:rPr>
+        <w:t>Multiclass Random Forest</w:t>
+      </w:r>
+      <w:r>
+        <w:t xml:space="preserve"> models. The generated meta-features are then aggregated and processed by the </w:t>
+      </w:r>
+      <w:proofErr w:type="spellStart"/>
+      <w:r>
+        <w:rPr>
+          <w:b/>
+          <w:bCs/>
+        </w:rPr>
+        <w:t>XGBoost</w:t>
+      </w:r>
+      <w:proofErr w:type="spellEnd"/>
+      <w:r>
+        <w:rPr>
+          <w:b/>
+          <w:bCs/>
+        </w:rPr>
+        <w:t xml:space="preserve"> ensemble</w:t>
+      </w:r>
+      <w:r>
+        <w:t xml:space="preserve"> to produce the final intrusion and attack-category prediction.</w:t>
+      </w:r>
+    </w:p>
+    <w:p>
+      <w:pPr>
+        <w:spacing w:line="360" w:lineRule="auto"/>
+        <w:jc w:val="both"/>
+      </w:pPr>
+      <w:r>
         <w:lastRenderedPageBreak/>
-        <w:t>Means</w:t>
-      </w:r>
-      <w:r>
-        <w:t xml:space="preserve">, and </w:t>
-      </w:r>
-      <w:r>
-        <w:rPr>
-          <w:b/>
-          <w:bCs/>
-        </w:rPr>
-        <w:t>Multiclass Random Forest</w:t>
-      </w:r>
-      <w:r>
-        <w:t xml:space="preserve"> models. The generated meta-features are then aggregated and processed by the </w:t>
+        <w:t xml:space="preserve">The system can be deployed as a </w:t>
+      </w:r>
+      <w:r>
+        <w:rPr>
+          <w:b/>
+          <w:bCs/>
+        </w:rPr>
+        <w:t>REST API</w:t>
+      </w:r>
+      <w:r>
+        <w:t xml:space="preserve"> using </w:t>
       </w:r>
       <w:proofErr w:type="spellStart"/>
       <w:r>
@@ -18595,66 +22868,28 @@
           <w:b/>
           <w:bCs/>
         </w:rPr>
+        <w:t>FastAPI</w:t>
+      </w:r>
+      <w:proofErr w:type="spellEnd"/>
+      <w:r>
+        <w:t xml:space="preserve"> or </w:t>
+      </w:r>
+      <w:r>
+        <w:rPr>
+          <w:b/>
+          <w:bCs/>
+        </w:rPr>
+        <w:t>Flask</w:t>
+      </w:r>
+      <w:r>
+        <w:t xml:space="preserve"> on on-premise servers, virtual machines, Docker containers, or cloud platforms such as AWS, Azure, and GCP. Due to the computational efficiency of Random Forest, </w:t>
+      </w:r>
+      <w:proofErr w:type="spellStart"/>
+      <w:r>
         <w:t>XGBoost</w:t>
       </w:r>
       <w:proofErr w:type="spellEnd"/>
       <w:r>
-        <w:rPr>
-          <w:b/>
-          <w:bCs/>
-        </w:rPr>
-        <w:t xml:space="preserve"> ensemble</w:t>
-      </w:r>
-      <w:r>
-        <w:t xml:space="preserve"> to produce the final intrusion and attack-category prediction.</w:t>
-      </w:r>
-    </w:p>
-    <w:p>
-      <w:pPr>
-        <w:spacing w:line="360" w:lineRule="auto"/>
-        <w:jc w:val="both"/>
-      </w:pPr>
-      <w:r>
-        <w:t xml:space="preserve">The system can be deployed as a </w:t>
-      </w:r>
-      <w:r>
-        <w:rPr>
-          <w:b/>
-          <w:bCs/>
-        </w:rPr>
-        <w:t>REST API</w:t>
-      </w:r>
-      <w:r>
-        <w:t xml:space="preserve"> using </w:t>
-      </w:r>
-      <w:proofErr w:type="spellStart"/>
-      <w:r>
-        <w:rPr>
-          <w:b/>
-          <w:bCs/>
-        </w:rPr>
-        <w:t>FastAPI</w:t>
-      </w:r>
-      <w:proofErr w:type="spellEnd"/>
-      <w:r>
-        <w:t xml:space="preserve"> or </w:t>
-      </w:r>
-      <w:r>
-        <w:rPr>
-          <w:b/>
-          <w:bCs/>
-        </w:rPr>
-        <w:t>Flask</w:t>
-      </w:r>
-      <w:r>
-        <w:t xml:space="preserve"> on on-premise servers, virtual machines, Docker containers, or cloud platforms such as AWS, Azure, and GCP. Due to the computational efficiency of Random Forest, </w:t>
-      </w:r>
-      <w:proofErr w:type="spellStart"/>
-      <w:r>
-        <w:t>XGBoost</w:t>
-      </w:r>
-      <w:proofErr w:type="spellEnd"/>
-      <w:r>
         <w:t xml:space="preserve">, and K-Means inference, the solution offers </w:t>
       </w:r>
       <w:r>
@@ -18671,18 +22906,25 @@
     <w:p>
       <w:pPr>
         <w:spacing w:line="360" w:lineRule="auto"/>
-        <w:jc w:val="both"/>
-        <w:rPr>
-          <w:b/>
-          <w:bCs/>
-        </w:rPr>
-      </w:pPr>
-      <w:r>
-        <w:rPr>
-          <w:b/>
-          <w:bCs/>
-        </w:rPr>
-        <w:t>Limitations and Future Scope</w:t>
+        <w:jc w:val="center"/>
+        <w:rPr>
+          <w:b/>
+          <w:bCs/>
+        </w:rPr>
+      </w:pPr>
+      <w:r>
+        <w:rPr>
+          <w:b/>
+          <w:bCs/>
+        </w:rPr>
+        <w:t xml:space="preserve">6. </w:t>
+      </w:r>
+      <w:r>
+        <w:rPr>
+          <w:b/>
+          <w:bCs/>
+        </w:rPr>
+        <w:t>LIMITATIONS AND FUTURE SCOPE</w:t>
       </w:r>
     </w:p>
     <w:p>
@@ -18906,7 +23148,6 @@
         <w:jc w:val="both"/>
       </w:pPr>
       <w:r>
-        <w:lastRenderedPageBreak/>
         <w:t xml:space="preserve">[3] M. Alzahrani, A. </w:t>
       </w:r>
       <w:proofErr w:type="spellStart"/>
@@ -18944,6 +23185,7 @@
         <w:jc w:val="both"/>
       </w:pPr>
       <w:r>
+        <w:lastRenderedPageBreak/>
         <w:t xml:space="preserve">[4] X. Zhang, Y. Wang, and H. Liu, “Network Intrusion Detection Based on </w:t>
       </w:r>
       <w:proofErr w:type="spellStart"/>
@@ -19133,8 +23375,8 @@
       </w:pPr>
     </w:p>
     <w:sectPr>
-      <w:headerReference w:type="default" r:id="rId51"/>
-      <w:footerReference w:type="default" r:id="rId52"/>
+      <w:headerReference w:type="default" r:id="rId54"/>
+      <w:footerReference w:type="default" r:id="rId55"/>
       <w:pgSz w:w="11906" w:h="16838"/>
       <w:pgMar w:top="1440" w:right="1440" w:bottom="1440" w:left="1440" w:header="708" w:footer="708" w:gutter="0"/>
       <w:cols w:space="708"/>
